--- a/8_KI-Aufbaumodule/KI-A1/KI-A1.0_Modulbeschreibung.docx
+++ b/8_KI-Aufbaumodule/KI-A1/KI-A1.0_Modulbeschreibung.docx
@@ -1,6 +1,6 @@
 
 <file path=word/document.xml><?xml version="1.0" encoding="utf-8"?>
-<w:document xmlns:wpc="http://schemas.microsoft.com/office/word/2010/wordprocessingCanvas" xmlns:cx="http://schemas.microsoft.com/office/drawing/2014/chartex" xmlns:cx1="http://schemas.microsoft.com/office/drawing/2015/9/8/chartex" xmlns:cx2="http://schemas.microsoft.com/office/drawing/2015/10/21/chartex" xmlns:cx3="http://schemas.microsoft.com/office/drawing/2016/5/9/chartex" xmlns:cx4="http://schemas.microsoft.com/office/drawing/2016/5/10/chartex" xmlns:cx5="http://schemas.microsoft.com/office/drawing/2016/5/11/chartex" xmlns:cx6="http://schemas.microsoft.com/office/drawing/2016/5/12/chartex" xmlns:cx7="http://schemas.microsoft.com/office/drawing/2016/5/13/chartex" xmlns:cx8="http://schemas.microsoft.com/office/drawing/2016/5/14/chartex" xmlns:mc="http://schemas.openxmlformats.org/markup-compatibility/2006" xmlns:aink="http://schemas.microsoft.com/office/drawing/2016/ink" xmlns:am3d="http://schemas.microsoft.com/office/drawing/2017/model3d" xmlns:o="urn:schemas-microsoft-com:office:office" xmlns:r="http://schemas.openxmlformats.org/officeDocument/2006/relationships" xmlns:m="http://schemas.openxmlformats.org/officeDocument/2006/math" xmlns:v="urn:schemas-microsoft-com:vml" xmlns:wp14="http://schemas.microsoft.com/office/word/2010/wordprocessingDrawing" xmlns:wp="http://schemas.openxmlformats.org/drawingml/2006/wordprocessingDrawing" xmlns:w10="urn:schemas-microsoft-com:office:word" xmlns:w="http://schemas.openxmlformats.org/wordprocessingml/2006/main" xmlns:w14="http://schemas.microsoft.com/office/word/2010/wordml" xmlns:w15="http://schemas.microsoft.com/office/word/2012/wordml" xmlns:w16cex="http://schemas.microsoft.com/office/word/2018/wordml/cex" xmlns:w16cid="http://schemas.microsoft.com/office/word/2016/wordml/cid" xmlns:w16="http://schemas.microsoft.com/office/word/2018/wordml" xmlns:w16sdtdh="http://schemas.microsoft.com/office/word/2020/wordml/sdtdatahash" xmlns:w16se="http://schemas.microsoft.com/office/word/2015/wordml/symex" xmlns:wpg="http://schemas.microsoft.com/office/word/2010/wordprocessingGroup" xmlns:wpi="http://schemas.microsoft.com/office/word/2010/wordprocessingInk" xmlns:wne="http://schemas.microsoft.com/office/word/2006/wordml" xmlns:wps="http://schemas.microsoft.com/office/word/2010/wordprocessingShape" mc:Ignorable="w14 w15 w16se w16cid w16 w16cex w16sdtdh wp14">
+<w:document xmlns:wpc="http://schemas.microsoft.com/office/word/2010/wordprocessingCanvas" xmlns:cx="http://schemas.microsoft.com/office/drawing/2014/chartex" xmlns:cx1="http://schemas.microsoft.com/office/drawing/2015/9/8/chartex" xmlns:cx2="http://schemas.microsoft.com/office/drawing/2015/10/21/chartex" xmlns:cx3="http://schemas.microsoft.com/office/drawing/2016/5/9/chartex" xmlns:cx4="http://schemas.microsoft.com/office/drawing/2016/5/10/chartex" xmlns:cx5="http://schemas.microsoft.com/office/drawing/2016/5/11/chartex" xmlns:cx6="http://schemas.microsoft.com/office/drawing/2016/5/12/chartex" xmlns:cx7="http://schemas.microsoft.com/office/drawing/2016/5/13/chartex" xmlns:cx8="http://schemas.microsoft.com/office/drawing/2016/5/14/chartex" xmlns:mc="http://schemas.openxmlformats.org/markup-compatibility/2006" xmlns:aink="http://schemas.microsoft.com/office/drawing/2016/ink" xmlns:am3d="http://schemas.microsoft.com/office/drawing/2017/model3d" xmlns:o="urn:schemas-microsoft-com:office:office" xmlns:oel="http://schemas.microsoft.com/office/2019/extlst" xmlns:r="http://schemas.openxmlformats.org/officeDocument/2006/relationships" xmlns:m="http://schemas.openxmlformats.org/officeDocument/2006/math" xmlns:v="urn:schemas-microsoft-com:vml" xmlns:wp14="http://schemas.microsoft.com/office/word/2010/wordprocessingDrawing" xmlns:wp="http://schemas.openxmlformats.org/drawingml/2006/wordprocessingDrawing" xmlns:w10="urn:schemas-microsoft-com:office:word" xmlns:w="http://schemas.openxmlformats.org/wordprocessingml/2006/main" xmlns:w14="http://schemas.microsoft.com/office/word/2010/wordml" xmlns:w15="http://schemas.microsoft.com/office/word/2012/wordml" xmlns:w16cex="http://schemas.microsoft.com/office/word/2018/wordml/cex" xmlns:w16cid="http://schemas.microsoft.com/office/word/2016/wordml/cid" xmlns:w16="http://schemas.microsoft.com/office/word/2018/wordml" xmlns:w16sdtdh="http://schemas.microsoft.com/office/word/2020/wordml/sdtdatahash" xmlns:w16se="http://schemas.microsoft.com/office/word/2015/wordml/symex" xmlns:wpg="http://schemas.microsoft.com/office/word/2010/wordprocessingGroup" xmlns:wpi="http://schemas.microsoft.com/office/word/2010/wordprocessingInk" xmlns:wne="http://schemas.microsoft.com/office/word/2006/wordml" xmlns:wps="http://schemas.microsoft.com/office/word/2010/wordprocessingShape" mc:Ignorable="w14 w15 w16se w16cid w16 w16cex w16sdtdh wp14">
   <w:body>
     <w:p>
       <w:pPr>
@@ -553,7 +553,6 @@
           <w:docPartUnique/>
         </w:docPartObj>
       </w:sdtPr>
-      <w:sdtEndPr/>
       <w:sdtContent>
         <w:p>
           <w:pPr>
@@ -951,23 +950,7 @@
                 <w:rFonts w:cstheme="minorHAnsi"/>
                 <w:noProof/>
               </w:rPr>
-              <w:t>Inh</w:t>
-            </w:r>
-            <w:r>
-              <w:rPr>
-                <w:rStyle w:val="Hyperlink"/>
-                <w:rFonts w:cstheme="minorHAnsi"/>
-                <w:noProof/>
-              </w:rPr>
-              <w:t>a</w:t>
-            </w:r>
-            <w:r>
-              <w:rPr>
-                <w:rStyle w:val="Hyperlink"/>
-                <w:rFonts w:cstheme="minorHAnsi"/>
-                <w:noProof/>
-              </w:rPr>
-              <w:t>lte des Moduls</w:t>
+              <w:t>Inhalte des Moduls</w:t>
             </w:r>
             <w:r>
               <w:rPr>
@@ -1593,23 +1576,7 @@
                 <w:rFonts w:cstheme="minorHAnsi"/>
                 <w:noProof/>
               </w:rPr>
-              <w:t>Stunde 1</w:t>
-            </w:r>
-            <w:r>
-              <w:rPr>
-                <w:rStyle w:val="Hyperlink"/>
-                <w:rFonts w:cstheme="minorHAnsi"/>
-                <w:noProof/>
-              </w:rPr>
-              <w:t xml:space="preserve"> </w:t>
-            </w:r>
-            <w:r>
-              <w:rPr>
-                <w:rStyle w:val="Hyperlink"/>
-                <w:rFonts w:cstheme="minorHAnsi"/>
-                <w:noProof/>
-              </w:rPr>
-              <w:t>und 2: Verstärkendes Lernen</w:t>
+              <w:t>Stunde 1 und 2: Verstärkendes Lernen</w:t>
             </w:r>
             <w:r>
               <w:rPr>
@@ -2129,23 +2096,7 @@
                 <w:rFonts w:cstheme="minorHAnsi"/>
                 <w:noProof/>
               </w:rPr>
-              <w:t>Ar</w:t>
-            </w:r>
-            <w:r>
-              <w:rPr>
-                <w:rStyle w:val="Hyperlink"/>
-                <w:rFonts w:cstheme="minorHAnsi"/>
-                <w:noProof/>
-              </w:rPr>
-              <w:t>b</w:t>
-            </w:r>
-            <w:r>
-              <w:rPr>
-                <w:rStyle w:val="Hyperlink"/>
-                <w:rFonts w:cstheme="minorHAnsi"/>
-                <w:noProof/>
-              </w:rPr>
-              <w:t>eitsmaterialien</w:t>
+              <w:t>Arbeitsmaterialien</w:t>
             </w:r>
             <w:r>
               <w:rPr>
@@ -2406,24 +2357,42 @@
           <w:rFonts w:asciiTheme="minorHAnsi" w:hAnsiTheme="minorHAnsi" w:cstheme="minorHAnsi"/>
         </w:rPr>
       </w:pPr>
-      <w:bookmarkStart w:id="1" w:name="_Hlk89960558"/>
-      <w:bookmarkStart w:id="2" w:name="_Toc94805805"/>
+      <w:bookmarkStart w:id="1" w:name="_Toc94805805"/>
+      <w:bookmarkStart w:id="2" w:name="_Hlk89960558"/>
+      <w:r>
+        <w:rPr>
+          <w:rFonts w:asciiTheme="minorHAnsi" w:hAnsiTheme="minorHAnsi" w:cstheme="minorHAnsi"/>
+        </w:rPr>
+        <w:lastRenderedPageBreak/>
+        <w:t>Die Bananenjagd</w:t>
+      </w:r>
+      <w:bookmarkEnd w:id="1"/>
+    </w:p>
+    <w:p>
+      <w:pPr>
+        <w:jc w:val="both"/>
+        <w:rPr>
+          <w:del w:id="3" w:author="Imke Endjer" w:date="2023-02-23T09:02:00Z"/>
+          <w:rFonts w:asciiTheme="minorHAnsi" w:hAnsiTheme="minorHAnsi" w:cstheme="minorHAnsi"/>
+        </w:rPr>
+        <w:pPrChange w:id="4" w:author="Imke Endjer" w:date="2023-02-23T09:02:00Z">
+          <w:pPr/>
+        </w:pPrChange>
+      </w:pPr>
       <w:r>
         <w:rPr>
           <w:rFonts w:asciiTheme="minorHAnsi" w:hAnsiTheme="minorHAnsi" w:cstheme="minorHAnsi"/>
           <w:noProof/>
           <w:sz w:val="22"/>
-          <w:szCs w:val="22"/>
-        </w:rPr>
-        <w:lastRenderedPageBreak/>
+        </w:rPr>
         <w:drawing>
-          <wp:anchor distT="0" distB="0" distL="114300" distR="114300" simplePos="0" relativeHeight="251703296" behindDoc="0" locked="0" layoutInCell="1" allowOverlap="1" wp14:anchorId="29F4CF3D" wp14:editId="2FBF3233">
+          <wp:anchor distT="0" distB="0" distL="114300" distR="114300" simplePos="0" relativeHeight="251703296" behindDoc="0" locked="0" layoutInCell="1" allowOverlap="1" wp14:anchorId="29F4CF3D" wp14:editId="389CDBED">
             <wp:simplePos x="0" y="0"/>
             <wp:positionH relativeFrom="column">
-              <wp:posOffset>3790950</wp:posOffset>
+              <wp:posOffset>3797300</wp:posOffset>
             </wp:positionH>
             <wp:positionV relativeFrom="paragraph">
-              <wp:posOffset>285115</wp:posOffset>
+              <wp:posOffset>55245</wp:posOffset>
             </wp:positionV>
             <wp:extent cx="1876425" cy="1666875"/>
             <wp:effectExtent l="0" t="0" r="9525" b="9525"/>
@@ -2481,50 +2450,40 @@
         <w:rPr>
           <w:rFonts w:asciiTheme="minorHAnsi" w:hAnsiTheme="minorHAnsi" w:cstheme="minorHAnsi"/>
         </w:rPr>
-        <w:t>Die Bananenjagd</w:t>
-      </w:r>
-      <w:bookmarkEnd w:id="2"/>
+        <w:t xml:space="preserve">In diesem Aufbaumodul schlüpfen die Schülerinnen und Schüler selbst in die Rolle von KI-Entwicklern. Im Gegensatz zu vielen anderen Ansätzen wenden sie dabei nicht nur vortrainierte Modelle an oder setzen existierende Bibliotheken ein, um beispielsweise ihre Daten zu klassifizieren. Stattdessen implementieren die Schülerinnen und Schüler den tatsächlichen Algorithmus, der den Computer “lernen” lässt, in einer blockbasierten Programmiersprache selbst. Damit gestalten die Schülerinnen und Schüler selbst KI-Systeme und durch den Blick “hinter die Kulissen” wird die vermeintliche “Magie” solcher Verfahren </w:t>
+      </w:r>
+      <w:proofErr w:type="spellStart"/>
+      <w:r>
+        <w:rPr>
+          <w:rFonts w:asciiTheme="minorHAnsi" w:hAnsiTheme="minorHAnsi" w:cstheme="minorHAnsi"/>
+        </w:rPr>
+        <w:t>demystifiziert</w:t>
+      </w:r>
+      <w:proofErr w:type="spellEnd"/>
+      <w:r>
+        <w:rPr>
+          <w:rFonts w:asciiTheme="minorHAnsi" w:hAnsiTheme="minorHAnsi" w:cstheme="minorHAnsi"/>
+        </w:rPr>
+        <w:t>.</w:t>
+      </w:r>
+      <w:r>
+        <w:rPr>
+          <w:rFonts w:asciiTheme="minorHAnsi" w:hAnsiTheme="minorHAnsi" w:cstheme="minorHAnsi"/>
+          <w:noProof/>
+          <w:sz w:val="22"/>
+        </w:rPr>
+        <w:t xml:space="preserve"> </w:t>
+      </w:r>
     </w:p>
     <w:p>
       <w:pPr>
-        <w:rPr>
-          <w:rFonts w:asciiTheme="minorHAnsi" w:hAnsiTheme="minorHAnsi" w:cstheme="minorHAnsi"/>
-        </w:rPr>
-      </w:pPr>
-      <w:r>
-        <w:rPr>
-          <w:rFonts w:asciiTheme="minorHAnsi" w:hAnsiTheme="minorHAnsi" w:cstheme="minorHAnsi"/>
-        </w:rPr>
-        <w:t xml:space="preserve">In diesem Aufbaumodul schlüpfen die Schülerinnen und Schüler selbst in die Rolle von KI-Entwicklern. Im Gegensatz zu vielen anderen Ansätzen wenden sie dabei nicht nur vortrainierte Modelle an oder setzen existierende Bibliotheken ein, um beispielsweise ihre Daten zu klassifizieren. Stattdessen implementieren die Schülerinnen und Schüler den tatsächlichen Algorithmus, der den Computer “lernen” lässt, in einer blockbasierten Programmiersprache selbst. Damit gestalten die Schülerinnen und Schüler selbst KI-Systeme und durch den Blick “hinter die Kulissen” wird die vermeintliche “Magie” solcher Verfahren </w:t>
-      </w:r>
-      <w:proofErr w:type="spellStart"/>
-      <w:r>
-        <w:rPr>
-          <w:rFonts w:asciiTheme="minorHAnsi" w:hAnsiTheme="minorHAnsi" w:cstheme="minorHAnsi"/>
-        </w:rPr>
-        <w:t>demystifiziert</w:t>
-      </w:r>
-      <w:proofErr w:type="spellEnd"/>
-      <w:r>
-        <w:rPr>
-          <w:rFonts w:asciiTheme="minorHAnsi" w:hAnsiTheme="minorHAnsi" w:cstheme="minorHAnsi"/>
-        </w:rPr>
-        <w:t>.</w:t>
-      </w:r>
-      <w:r>
-        <w:rPr>
-          <w:rFonts w:asciiTheme="minorHAnsi" w:hAnsiTheme="minorHAnsi" w:cstheme="minorHAnsi"/>
-          <w:noProof/>
-          <w:sz w:val="22"/>
-        </w:rPr>
-        <w:t xml:space="preserve"> </w:t>
-      </w:r>
-    </w:p>
-    <w:p>
-      <w:pPr>
-        <w:rPr>
-          <w:rFonts w:asciiTheme="minorHAnsi" w:hAnsiTheme="minorHAnsi" w:cstheme="minorHAnsi"/>
-        </w:rPr>
+        <w:jc w:val="both"/>
+        <w:rPr>
+          <w:rFonts w:asciiTheme="minorHAnsi" w:hAnsiTheme="minorHAnsi" w:cstheme="minorHAnsi"/>
+        </w:rPr>
+        <w:pPrChange w:id="5" w:author="Imke Endjer" w:date="2023-02-23T09:02:00Z">
+          <w:pPr/>
+        </w:pPrChange>
       </w:pPr>
     </w:p>
     <w:tbl>
@@ -2578,11 +2537,23 @@
               <w:cnfStyle w:val="000000000000" w:firstRow="0" w:lastRow="0" w:firstColumn="0" w:lastColumn="0" w:oddVBand="0" w:evenVBand="0" w:oddHBand="0" w:evenHBand="0" w:firstRowFirstColumn="0" w:firstRowLastColumn="0" w:lastRowFirstColumn="0" w:lastRowLastColumn="0"/>
               <w:rPr>
                 <w:rFonts w:asciiTheme="minorHAnsi" w:hAnsiTheme="minorHAnsi" w:cstheme="minorHAnsi"/>
+                <w:color w:val="000000" w:themeColor="text1"/>
+                <w:rPrChange w:id="6" w:author="Imke Endjer" w:date="2023-02-23T09:03:00Z">
+                  <w:rPr>
+                    <w:rFonts w:asciiTheme="minorHAnsi" w:hAnsiTheme="minorHAnsi" w:cstheme="minorHAnsi"/>
+                  </w:rPr>
+                </w:rPrChange>
               </w:rPr>
             </w:pPr>
             <w:r>
               <w:rPr>
                 <w:rFonts w:asciiTheme="minorHAnsi" w:hAnsiTheme="minorHAnsi" w:cstheme="minorHAnsi"/>
+                <w:color w:val="000000" w:themeColor="text1"/>
+                <w:rPrChange w:id="7" w:author="Imke Endjer" w:date="2023-02-23T09:03:00Z">
+                  <w:rPr>
+                    <w:rFonts w:asciiTheme="minorHAnsi" w:hAnsiTheme="minorHAnsi" w:cstheme="minorHAnsi"/>
+                  </w:rPr>
+                </w:rPrChange>
               </w:rPr>
               <w:t>Mit KI gestalten</w:t>
             </w:r>
@@ -2635,11 +2606,23 @@
               <w:cnfStyle w:val="000000000000" w:firstRow="0" w:lastRow="0" w:firstColumn="0" w:lastColumn="0" w:oddVBand="0" w:evenVBand="0" w:oddHBand="0" w:evenHBand="0" w:firstRowFirstColumn="0" w:firstRowLastColumn="0" w:lastRowFirstColumn="0" w:lastRowLastColumn="0"/>
               <w:rPr>
                 <w:rFonts w:asciiTheme="minorHAnsi" w:hAnsiTheme="minorHAnsi" w:cstheme="minorHAnsi"/>
+                <w:color w:val="000000" w:themeColor="text1"/>
+                <w:rPrChange w:id="8" w:author="Imke Endjer" w:date="2023-02-23T09:03:00Z">
+                  <w:rPr>
+                    <w:rFonts w:asciiTheme="minorHAnsi" w:hAnsiTheme="minorHAnsi" w:cstheme="minorHAnsi"/>
+                  </w:rPr>
+                </w:rPrChange>
               </w:rPr>
             </w:pPr>
             <w:r>
               <w:rPr>
                 <w:rFonts w:asciiTheme="minorHAnsi" w:hAnsiTheme="minorHAnsi" w:cstheme="minorHAnsi"/>
+                <w:color w:val="000000" w:themeColor="text1"/>
+                <w:rPrChange w:id="9" w:author="Imke Endjer" w:date="2023-02-23T09:03:00Z">
+                  <w:rPr>
+                    <w:rFonts w:asciiTheme="minorHAnsi" w:hAnsiTheme="minorHAnsi" w:cstheme="minorHAnsi"/>
+                  </w:rPr>
+                </w:rPrChange>
               </w:rPr>
               <w:t xml:space="preserve"> 4. bis 5. Klasse</w:t>
             </w:r>
@@ -2695,11 +2678,23 @@
               <w:cnfStyle w:val="000000000000" w:firstRow="0" w:lastRow="0" w:firstColumn="0" w:lastColumn="0" w:oddVBand="0" w:evenVBand="0" w:oddHBand="0" w:evenHBand="0" w:firstRowFirstColumn="0" w:firstRowLastColumn="0" w:lastRowFirstColumn="0" w:lastRowLastColumn="0"/>
               <w:rPr>
                 <w:rFonts w:asciiTheme="minorHAnsi" w:hAnsiTheme="minorHAnsi" w:cstheme="minorHAnsi"/>
+                <w:color w:val="000000" w:themeColor="text1"/>
+                <w:rPrChange w:id="10" w:author="Imke Endjer" w:date="2023-02-23T09:03:00Z">
+                  <w:rPr>
+                    <w:rFonts w:asciiTheme="minorHAnsi" w:hAnsiTheme="minorHAnsi" w:cstheme="minorHAnsi"/>
+                  </w:rPr>
+                </w:rPrChange>
               </w:rPr>
             </w:pPr>
             <w:r>
               <w:rPr>
                 <w:rFonts w:asciiTheme="minorHAnsi" w:hAnsiTheme="minorHAnsi" w:cstheme="minorHAnsi"/>
+                <w:color w:val="000000" w:themeColor="text1"/>
+                <w:rPrChange w:id="11" w:author="Imke Endjer" w:date="2023-02-23T09:03:00Z">
+                  <w:rPr>
+                    <w:rFonts w:asciiTheme="minorHAnsi" w:hAnsiTheme="minorHAnsi" w:cstheme="minorHAnsi"/>
+                  </w:rPr>
+                </w:rPrChange>
               </w:rPr>
               <w:t xml:space="preserve"> 6. bis 7. Klasse</w:t>
             </w:r>
@@ -2762,11 +2757,23 @@
               <w:cnfStyle w:val="000000000000" w:firstRow="0" w:lastRow="0" w:firstColumn="0" w:lastColumn="0" w:oddVBand="0" w:evenVBand="0" w:oddHBand="0" w:evenHBand="0" w:firstRowFirstColumn="0" w:firstRowLastColumn="0" w:lastRowFirstColumn="0" w:lastRowLastColumn="0"/>
               <w:rPr>
                 <w:rFonts w:asciiTheme="minorHAnsi" w:hAnsiTheme="minorHAnsi" w:cstheme="minorHAnsi"/>
+                <w:color w:val="000000" w:themeColor="text1"/>
+                <w:rPrChange w:id="12" w:author="Imke Endjer" w:date="2023-02-23T09:03:00Z">
+                  <w:rPr>
+                    <w:rFonts w:asciiTheme="minorHAnsi" w:hAnsiTheme="minorHAnsi" w:cstheme="minorHAnsi"/>
+                  </w:rPr>
+                </w:rPrChange>
               </w:rPr>
             </w:pPr>
             <w:r>
               <w:rPr>
                 <w:rFonts w:asciiTheme="minorHAnsi" w:hAnsiTheme="minorHAnsi" w:cstheme="minorHAnsi"/>
+                <w:color w:val="000000" w:themeColor="text1"/>
+                <w:rPrChange w:id="13" w:author="Imke Endjer" w:date="2023-02-23T09:03:00Z">
+                  <w:rPr>
+                    <w:rFonts w:asciiTheme="minorHAnsi" w:hAnsiTheme="minorHAnsi" w:cstheme="minorHAnsi"/>
+                  </w:rPr>
+                </w:rPrChange>
               </w:rPr>
               <w:t xml:space="preserve"> 8. bis 10. Klasse</w:t>
             </w:r>
@@ -2829,11 +2836,23 @@
               <w:cnfStyle w:val="000000000000" w:firstRow="0" w:lastRow="0" w:firstColumn="0" w:lastColumn="0" w:oddVBand="0" w:evenVBand="0" w:oddHBand="0" w:evenHBand="0" w:firstRowFirstColumn="0" w:firstRowLastColumn="0" w:lastRowFirstColumn="0" w:lastRowLastColumn="0"/>
               <w:rPr>
                 <w:rFonts w:asciiTheme="minorHAnsi" w:hAnsiTheme="minorHAnsi" w:cstheme="minorHAnsi"/>
+                <w:color w:val="000000" w:themeColor="text1"/>
+                <w:rPrChange w:id="14" w:author="Imke Endjer" w:date="2023-02-23T09:03:00Z">
+                  <w:rPr>
+                    <w:rFonts w:asciiTheme="minorHAnsi" w:hAnsiTheme="minorHAnsi" w:cstheme="minorHAnsi"/>
+                  </w:rPr>
+                </w:rPrChange>
               </w:rPr>
             </w:pPr>
             <w:r>
               <w:rPr>
                 <w:rFonts w:asciiTheme="minorHAnsi" w:hAnsiTheme="minorHAnsi" w:cstheme="minorHAnsi"/>
+                <w:color w:val="000000" w:themeColor="text1"/>
+                <w:rPrChange w:id="15" w:author="Imke Endjer" w:date="2023-02-23T09:03:00Z">
+                  <w:rPr>
+                    <w:rFonts w:asciiTheme="minorHAnsi" w:hAnsiTheme="minorHAnsi" w:cstheme="minorHAnsi"/>
+                  </w:rPr>
+                </w:rPrChange>
               </w:rPr>
               <w:t>11. bis 12. Klasse</w:t>
             </w:r>
@@ -2870,13 +2889,60 @@
               <w:cnfStyle w:val="000000000000" w:firstRow="0" w:lastRow="0" w:firstColumn="0" w:lastColumn="0" w:oddVBand="0" w:evenVBand="0" w:oddHBand="0" w:evenHBand="0" w:firstRowFirstColumn="0" w:firstRowLastColumn="0" w:lastRowFirstColumn="0" w:lastRowLastColumn="0"/>
               <w:rPr>
                 <w:rFonts w:asciiTheme="minorHAnsi" w:hAnsiTheme="minorHAnsi" w:cstheme="minorHAnsi"/>
+                <w:color w:val="000000" w:themeColor="text1"/>
+                <w:rPrChange w:id="16" w:author="Imke Endjer" w:date="2023-02-23T09:03:00Z">
+                  <w:rPr>
+                    <w:rFonts w:asciiTheme="minorHAnsi" w:hAnsiTheme="minorHAnsi" w:cstheme="minorHAnsi"/>
+                  </w:rPr>
+                </w:rPrChange>
               </w:rPr>
             </w:pPr>
             <w:r>
               <w:rPr>
                 <w:rFonts w:asciiTheme="minorHAnsi" w:hAnsiTheme="minorHAnsi" w:cstheme="minorHAnsi"/>
-              </w:rPr>
-              <w:t>4 Stunden (aufbauend auf Modul 1),</w:t>
+                <w:color w:val="000000" w:themeColor="text1"/>
+                <w:rPrChange w:id="17" w:author="Imke Endjer" w:date="2023-02-23T09:03:00Z">
+                  <w:rPr>
+                    <w:rFonts w:asciiTheme="minorHAnsi" w:hAnsiTheme="minorHAnsi" w:cstheme="minorHAnsi"/>
+                  </w:rPr>
+                </w:rPrChange>
+              </w:rPr>
+              <w:t xml:space="preserve">4 Stunden (aufbauend auf </w:t>
+            </w:r>
+            <w:ins w:id="18" w:author="Imke Endjer" w:date="2023-02-23T09:10:00Z">
+              <w:r>
+                <w:rPr>
+                  <w:rFonts w:asciiTheme="minorHAnsi" w:hAnsiTheme="minorHAnsi" w:cstheme="minorHAnsi"/>
+                  <w:color w:val="000000" w:themeColor="text1"/>
+                </w:rPr>
+                <w:t>KI-B3</w:t>
+              </w:r>
+            </w:ins>
+            <w:del w:id="19" w:author="Imke Endjer" w:date="2023-02-23T09:10:00Z">
+              <w:r>
+                <w:rPr>
+                  <w:rFonts w:asciiTheme="minorHAnsi" w:hAnsiTheme="minorHAnsi" w:cstheme="minorHAnsi"/>
+                  <w:color w:val="000000" w:themeColor="text1"/>
+                  <w:rPrChange w:id="20" w:author="Imke Endjer" w:date="2023-02-23T09:03:00Z">
+                    <w:rPr>
+                      <w:rFonts w:asciiTheme="minorHAnsi" w:hAnsiTheme="minorHAnsi" w:cstheme="minorHAnsi"/>
+                    </w:rPr>
+                  </w:rPrChange>
+                </w:rPr>
+                <w:delText>Modul 1</w:delText>
+              </w:r>
+            </w:del>
+            <w:r>
+              <w:rPr>
+                <w:rFonts w:asciiTheme="minorHAnsi" w:hAnsiTheme="minorHAnsi" w:cstheme="minorHAnsi"/>
+                <w:color w:val="000000" w:themeColor="text1"/>
+                <w:rPrChange w:id="21" w:author="Imke Endjer" w:date="2023-02-23T09:03:00Z">
+                  <w:rPr>
+                    <w:rFonts w:asciiTheme="minorHAnsi" w:hAnsiTheme="minorHAnsi" w:cstheme="minorHAnsi"/>
+                  </w:rPr>
+                </w:rPrChange>
+              </w:rPr>
+              <w:t>),</w:t>
             </w:r>
           </w:p>
           <w:p>
@@ -2884,11 +2950,23 @@
               <w:cnfStyle w:val="000000000000" w:firstRow="0" w:lastRow="0" w:firstColumn="0" w:lastColumn="0" w:oddVBand="0" w:evenVBand="0" w:oddHBand="0" w:evenHBand="0" w:firstRowFirstColumn="0" w:firstRowLastColumn="0" w:lastRowFirstColumn="0" w:lastRowLastColumn="0"/>
               <w:rPr>
                 <w:rFonts w:asciiTheme="minorHAnsi" w:hAnsiTheme="minorHAnsi" w:cstheme="minorHAnsi"/>
+                <w:color w:val="000000" w:themeColor="text1"/>
+                <w:rPrChange w:id="22" w:author="Imke Endjer" w:date="2023-02-23T09:03:00Z">
+                  <w:rPr>
+                    <w:rFonts w:asciiTheme="minorHAnsi" w:hAnsiTheme="minorHAnsi" w:cstheme="minorHAnsi"/>
+                  </w:rPr>
+                </w:rPrChange>
               </w:rPr>
             </w:pPr>
             <w:r>
               <w:rPr>
                 <w:rFonts w:asciiTheme="minorHAnsi" w:hAnsiTheme="minorHAnsi" w:cstheme="minorHAnsi"/>
+                <w:color w:val="000000" w:themeColor="text1"/>
+                <w:rPrChange w:id="23" w:author="Imke Endjer" w:date="2023-02-23T09:03:00Z">
+                  <w:rPr>
+                    <w:rFonts w:asciiTheme="minorHAnsi" w:hAnsiTheme="minorHAnsi" w:cstheme="minorHAnsi"/>
+                  </w:rPr>
+                </w:rPrChange>
               </w:rPr>
               <w:t>alternativ 7 Stunden (alleinstehend)</w:t>
             </w:r>
@@ -3279,36 +3357,33 @@
           <w:rFonts w:asciiTheme="minorHAnsi" w:hAnsiTheme="minorHAnsi" w:cstheme="minorHAnsi"/>
         </w:rPr>
       </w:pPr>
-      <w:bookmarkStart w:id="3" w:name="_heading=h.30j0zll"/>
-      <w:bookmarkStart w:id="4" w:name="_Toc94805806"/>
-      <w:bookmarkEnd w:id="1"/>
-      <w:bookmarkEnd w:id="3"/>
+      <w:bookmarkStart w:id="24" w:name="_heading=h.30j0zll"/>
+      <w:bookmarkStart w:id="25" w:name="_Toc94805806"/>
+      <w:bookmarkEnd w:id="2"/>
+      <w:bookmarkEnd w:id="24"/>
       <w:r>
         <w:rPr>
           <w:rFonts w:asciiTheme="minorHAnsi" w:hAnsiTheme="minorHAnsi" w:cstheme="minorHAnsi"/>
         </w:rPr>
         <w:t>Warum gibt es das Modul?</w:t>
       </w:r>
-      <w:bookmarkEnd w:id="4"/>
+      <w:bookmarkEnd w:id="25"/>
     </w:p>
     <w:p>
       <w:pPr>
-        <w:rPr>
-          <w:rFonts w:asciiTheme="minorHAnsi" w:hAnsiTheme="minorHAnsi" w:cstheme="minorHAnsi"/>
-        </w:rPr>
-      </w:pPr>
-      <w:r>
-        <w:rPr>
-          <w:rFonts w:asciiTheme="minorHAnsi" w:hAnsiTheme="minorHAnsi" w:cstheme="minorHAnsi"/>
-        </w:rPr>
-        <w:t xml:space="preserve">Eine zentrale Rolle in KI-Systemen spielen “KI-Modelle”. Diese repräsentieren das “Erlernte” (oder, im Falle klassischer KI, modellierte) Wissen und stellen somit die Basis für weitere Anwendungen dar. Anstatt, wie in zahlreichen anderen Ansätzen, lediglich auf fertig trainierte Modelle zurückzugreifen implementieren die Schülerinnen und Schüler verschiedene Verfahren des maschinellen Lernens selbst. So wird KI transparent, die Funktionsweise sichtbar und die Schülerinnen und Schüler erleben, dass KI eben kein “Hexenwerk” ist. Das Ziel dieses Moduls </w:t>
-      </w:r>
-      <w:r>
-        <w:rPr>
-          <w:rFonts w:asciiTheme="minorHAnsi" w:hAnsiTheme="minorHAnsi" w:cstheme="minorHAnsi"/>
-        </w:rPr>
-        <w:lastRenderedPageBreak/>
-        <w:t>ist es, ein tatsächliches und vertieftes Verständnis der zugrunde liegenden Prinzipien und Ideen, die es ermöglichen, dass Computer lernen können, zu vermitteln.</w:t>
+        <w:jc w:val="both"/>
+        <w:rPr>
+          <w:rFonts w:asciiTheme="minorHAnsi" w:hAnsiTheme="minorHAnsi" w:cstheme="minorHAnsi"/>
+        </w:rPr>
+        <w:pPrChange w:id="26" w:author="Imke Endjer" w:date="2023-02-23T09:04:00Z">
+          <w:pPr/>
+        </w:pPrChange>
+      </w:pPr>
+      <w:r>
+        <w:rPr>
+          <w:rFonts w:asciiTheme="minorHAnsi" w:hAnsiTheme="minorHAnsi" w:cstheme="minorHAnsi"/>
+        </w:rPr>
+        <w:t>Eine zentrale Rolle in KI-Systemen spielen “KI-Modelle”. Diese repräsentieren das “Erlernte” (oder, im Falle klassischer KI, modellierte) Wissen und stellen somit die Basis für weitere Anwendungen dar. Anstatt, wie in zahlreichen anderen Ansätzen, lediglich auf fertig trainierte Modelle zurückzugreifen implementieren die Schülerinnen und Schüler verschiedene Verfahren des maschinellen Lernens selbst. So wird KI transparent, die Funktionsweise sichtbar und die Schülerinnen und Schüler erleben, dass KI eben kein “Hexenwerk” ist. Das Ziel dieses Moduls ist es, ein tatsächliches und vertieftes Verständnis der zugrunde liegenden Prinzipien und Ideen, die es ermöglichen, dass Computer lernen können, zu vermitteln.</w:t>
       </w:r>
     </w:p>
     <w:p>
@@ -3318,21 +3393,27 @@
           <w:rFonts w:asciiTheme="minorHAnsi" w:hAnsiTheme="minorHAnsi" w:cstheme="minorHAnsi"/>
         </w:rPr>
       </w:pPr>
-      <w:bookmarkStart w:id="5" w:name="_Toc94805807"/>
-      <w:r>
-        <w:rPr>
-          <w:rFonts w:asciiTheme="minorHAnsi" w:hAnsiTheme="minorHAnsi" w:cstheme="minorHAnsi"/>
-        </w:rPr>
+      <w:bookmarkStart w:id="27" w:name="_Toc94805807"/>
+      <w:r>
+        <w:rPr>
+          <w:rFonts w:asciiTheme="minorHAnsi" w:hAnsiTheme="minorHAnsi" w:cstheme="minorHAnsi"/>
+        </w:rPr>
+        <w:lastRenderedPageBreak/>
         <w:t>Ziele des Moduls</w:t>
       </w:r>
-      <w:bookmarkEnd w:id="5"/>
+      <w:bookmarkEnd w:id="27"/>
     </w:p>
     <w:p>
       <w:pPr>
-        <w:rPr>
-          <w:rFonts w:asciiTheme="minorHAnsi" w:hAnsiTheme="minorHAnsi" w:cstheme="minorHAnsi"/>
-        </w:rPr>
-      </w:pPr>
+        <w:jc w:val="both"/>
+        <w:rPr>
+          <w:rFonts w:asciiTheme="minorHAnsi" w:hAnsiTheme="minorHAnsi" w:cstheme="minorHAnsi"/>
+        </w:rPr>
+        <w:pPrChange w:id="28" w:author="Imke Endjer" w:date="2023-02-23T09:05:00Z">
+          <w:pPr/>
+        </w:pPrChange>
+      </w:pPr>
+      <w:commentRangeStart w:id="29"/>
       <w:r>
         <w:rPr>
           <w:rFonts w:asciiTheme="minorHAnsi" w:hAnsiTheme="minorHAnsi" w:cstheme="minorHAnsi"/>
@@ -3390,6 +3471,13 @@
         </w:rPr>
         <w:t>Die Frage, wie KI-Verfahren genutzt werden können, um eigene Ideen umzusetzen und Ziele zu erreichen, wird aus anwendungsorientierter Perspektive u.a. mit selbst erstellten Projekten beantwortet.</w:t>
       </w:r>
+      <w:commentRangeEnd w:id="29"/>
+      <w:r>
+        <w:rPr>
+          <w:rStyle w:val="Kommentarzeichen"/>
+        </w:rPr>
+        <w:commentReference w:id="29"/>
+      </w:r>
     </w:p>
     <w:p>
       <w:pPr>
@@ -3398,8 +3486,8 @@
           <w:rFonts w:asciiTheme="minorHAnsi" w:hAnsiTheme="minorHAnsi" w:cstheme="minorHAnsi"/>
         </w:rPr>
       </w:pPr>
-      <w:bookmarkStart w:id="6" w:name="_Hlk89960618"/>
-      <w:bookmarkStart w:id="7" w:name="_Toc94805808"/>
+      <w:bookmarkStart w:id="30" w:name="_Toc94805808"/>
+      <w:bookmarkStart w:id="31" w:name="_Hlk89960618"/>
       <w:r>
         <w:rPr>
           <w:rFonts w:asciiTheme="minorHAnsi" w:hAnsiTheme="minorHAnsi" w:cstheme="minorHAnsi"/>
@@ -3418,7 +3506,7 @@
         </w:rPr>
         <w:t>des Unternehmensvertreters</w:t>
       </w:r>
-      <w:bookmarkEnd w:id="7"/>
+      <w:bookmarkEnd w:id="30"/>
     </w:p>
     <w:p>
       <w:pPr>
@@ -3426,8 +3514,8 @@
           <w:rFonts w:asciiTheme="minorHAnsi" w:hAnsiTheme="minorHAnsi" w:cstheme="minorHAnsi"/>
         </w:rPr>
       </w:pPr>
-      <w:bookmarkStart w:id="8" w:name="_heading=h.1fob9te"/>
-      <w:bookmarkEnd w:id="8"/>
+      <w:bookmarkStart w:id="32" w:name="_heading=h.1fob9te"/>
+      <w:bookmarkEnd w:id="32"/>
       <w:r>
         <w:rPr>
           <w:rFonts w:asciiTheme="minorHAnsi" w:hAnsiTheme="minorHAnsi" w:cstheme="minorHAnsi"/>
@@ -3590,22 +3678,26 @@
           <w:rFonts w:asciiTheme="minorHAnsi" w:hAnsiTheme="minorHAnsi" w:cstheme="minorHAnsi"/>
         </w:rPr>
       </w:pPr>
-      <w:bookmarkStart w:id="9" w:name="_Hlk89960732"/>
-      <w:bookmarkStart w:id="10" w:name="_Toc94805809"/>
-      <w:bookmarkEnd w:id="6"/>
+      <w:bookmarkStart w:id="33" w:name="_Toc94805809"/>
+      <w:bookmarkStart w:id="34" w:name="_Hlk89960732"/>
+      <w:bookmarkEnd w:id="31"/>
       <w:r>
         <w:rPr>
           <w:rFonts w:asciiTheme="minorHAnsi" w:hAnsiTheme="minorHAnsi" w:cstheme="minorHAnsi"/>
         </w:rPr>
         <w:t>Inhalte des Moduls</w:t>
       </w:r>
-      <w:bookmarkEnd w:id="10"/>
+      <w:bookmarkEnd w:id="33"/>
     </w:p>
     <w:p>
       <w:pPr>
-        <w:rPr>
-          <w:rFonts w:asciiTheme="minorHAnsi" w:hAnsiTheme="minorHAnsi" w:cstheme="minorHAnsi"/>
-        </w:rPr>
+        <w:jc w:val="both"/>
+        <w:rPr>
+          <w:rFonts w:asciiTheme="minorHAnsi" w:hAnsiTheme="minorHAnsi" w:cstheme="minorHAnsi"/>
+        </w:rPr>
+        <w:pPrChange w:id="35" w:author="Imke Endjer" w:date="2023-02-23T09:06:00Z">
+          <w:pPr/>
+        </w:pPrChange>
       </w:pPr>
       <w:r>
         <w:rPr>
@@ -3616,10 +3708,14 @@
     </w:p>
     <w:p>
       <w:pPr>
+        <w:jc w:val="both"/>
         <w:rPr>
           <w:rFonts w:asciiTheme="minorHAnsi" w:hAnsiTheme="minorHAnsi" w:cstheme="minorHAnsi"/>
           <w:b/>
         </w:rPr>
+        <w:pPrChange w:id="36" w:author="Imke Endjer" w:date="2023-02-23T09:06:00Z">
+          <w:pPr/>
+        </w:pPrChange>
       </w:pPr>
       <w:r>
         <w:rPr>
@@ -3632,15 +3728,7 @@
           <w:rFonts w:asciiTheme="minorHAnsi" w:hAnsiTheme="minorHAnsi" w:cstheme="minorHAnsi"/>
           <w:i/>
         </w:rPr>
-        <w:t xml:space="preserve">Schlag den </w:t>
-      </w:r>
-      <w:r>
-        <w:rPr>
-          <w:rFonts w:asciiTheme="minorHAnsi" w:hAnsiTheme="minorHAnsi" w:cstheme="minorHAnsi"/>
-          <w:i/>
-        </w:rPr>
-        <w:lastRenderedPageBreak/>
-        <w:t>Roboter!</w:t>
+        <w:t>Schlag den Roboter!</w:t>
       </w:r>
       <w:r>
         <w:rPr>
@@ -3656,16 +3744,17 @@
           <w:rFonts w:asciiTheme="minorHAnsi" w:hAnsiTheme="minorHAnsi" w:cstheme="minorHAnsi"/>
         </w:rPr>
       </w:pPr>
-      <w:bookmarkStart w:id="11" w:name="_heading=h.3znysh7"/>
-      <w:bookmarkStart w:id="12" w:name="_Toc94805810"/>
-      <w:bookmarkEnd w:id="11"/>
-      <w:r>
-        <w:rPr>
-          <w:rFonts w:asciiTheme="minorHAnsi" w:hAnsiTheme="minorHAnsi" w:cstheme="minorHAnsi"/>
-        </w:rPr>
+      <w:bookmarkStart w:id="37" w:name="_heading=h.3znysh7"/>
+      <w:bookmarkStart w:id="38" w:name="_Toc94805810"/>
+      <w:bookmarkEnd w:id="37"/>
+      <w:r>
+        <w:rPr>
+          <w:rFonts w:asciiTheme="minorHAnsi" w:hAnsiTheme="minorHAnsi" w:cstheme="minorHAnsi"/>
+        </w:rPr>
+        <w:lastRenderedPageBreak/>
         <w:t>Verstärkendes Lernen: Q-Table-Learning</w:t>
       </w:r>
-      <w:bookmarkEnd w:id="12"/>
+      <w:bookmarkEnd w:id="38"/>
     </w:p>
     <w:p>
       <w:pPr>
@@ -3768,7 +3857,7 @@
                     <pic:cNvPicPr/>
                   </pic:nvPicPr>
                   <pic:blipFill>
-                    <a:blip r:embed="rId11"/>
+                    <a:blip r:embed="rId15"/>
                     <a:srcRect l="44165" b="50279"/>
                     <a:stretch/>
                   </pic:blipFill>
@@ -3934,42 +4023,56 @@
               <w:rPr>
                 <w:rFonts w:asciiTheme="minorHAnsi" w:hAnsiTheme="minorHAnsi" w:cstheme="minorHAnsi"/>
               </w:rPr>
-              <w:t xml:space="preserve"> ist dabei ein Wert </w:t>
+              <w:t xml:space="preserve"> ist dabei ein Wert zwischen 0 und 1. Eine </w:t>
+            </w:r>
+            <w:proofErr w:type="spellStart"/>
+            <w:r>
+              <w:rPr>
+                <w:rFonts w:asciiTheme="minorHAnsi" w:hAnsiTheme="minorHAnsi" w:cstheme="minorHAnsi"/>
+              </w:rPr>
+              <w:t>Lernrate</w:t>
+            </w:r>
+            <w:proofErr w:type="spellEnd"/>
+            <w:r>
+              <w:rPr>
+                <w:rFonts w:asciiTheme="minorHAnsi" w:hAnsiTheme="minorHAnsi" w:cstheme="minorHAnsi"/>
+              </w:rPr>
+              <w:t xml:space="preserve"> von 0 führt dazu, dass der Agent überhaupt nichts lernt, weil neu erworbenes Wissen einfach nicht genutzt wird. Eine </w:t>
+            </w:r>
+            <w:proofErr w:type="spellStart"/>
+            <w:r>
+              <w:rPr>
+                <w:rFonts w:asciiTheme="minorHAnsi" w:hAnsiTheme="minorHAnsi" w:cstheme="minorHAnsi"/>
+              </w:rPr>
+              <w:t>Lernrate</w:t>
+            </w:r>
+            <w:proofErr w:type="spellEnd"/>
+            <w:r>
+              <w:rPr>
+                <w:rFonts w:asciiTheme="minorHAnsi" w:hAnsiTheme="minorHAnsi" w:cstheme="minorHAnsi"/>
+              </w:rPr>
+              <w:t xml:space="preserve"> von 1 wiederum bedeutet, </w:t>
             </w:r>
             <w:r>
               <w:rPr>
                 <w:rFonts w:asciiTheme="minorHAnsi" w:hAnsiTheme="minorHAnsi" w:cstheme="minorHAnsi"/>
               </w:rPr>
               <w:lastRenderedPageBreak/>
-              <w:t xml:space="preserve">zwischen 0 und 1. Eine </w:t>
-            </w:r>
-            <w:proofErr w:type="spellStart"/>
-            <w:r>
-              <w:rPr>
-                <w:rFonts w:asciiTheme="minorHAnsi" w:hAnsiTheme="minorHAnsi" w:cstheme="minorHAnsi"/>
-              </w:rPr>
-              <w:t>Lernrate</w:t>
-            </w:r>
-            <w:proofErr w:type="spellEnd"/>
-            <w:r>
-              <w:rPr>
-                <w:rFonts w:asciiTheme="minorHAnsi" w:hAnsiTheme="minorHAnsi" w:cstheme="minorHAnsi"/>
-              </w:rPr>
-              <w:t xml:space="preserve"> von 0 führt dazu, dass der Agent überhaupt nichts lernt, weil neu erworbenes Wissen einfach nicht genutzt wird. Eine </w:t>
-            </w:r>
-            <w:proofErr w:type="spellStart"/>
-            <w:r>
-              <w:rPr>
-                <w:rFonts w:asciiTheme="minorHAnsi" w:hAnsiTheme="minorHAnsi" w:cstheme="minorHAnsi"/>
-              </w:rPr>
-              <w:t>Lernrate</w:t>
-            </w:r>
-            <w:proofErr w:type="spellEnd"/>
-            <w:r>
-              <w:rPr>
-                <w:rFonts w:asciiTheme="minorHAnsi" w:hAnsiTheme="minorHAnsi" w:cstheme="minorHAnsi"/>
-              </w:rPr>
-              <w:t xml:space="preserve"> von 1 wiederum bedeutet, dass nur die aktuellste Information berücksichtigt wird. Normalerweise wird die </w:t>
+              <w:t xml:space="preserve">dass nur die </w:t>
+            </w:r>
+            <w:proofErr w:type="gramStart"/>
+            <w:r>
+              <w:rPr>
+                <w:rFonts w:asciiTheme="minorHAnsi" w:hAnsiTheme="minorHAnsi" w:cstheme="minorHAnsi"/>
+              </w:rPr>
+              <w:t>aktuellste</w:t>
+            </w:r>
+            <w:proofErr w:type="gramEnd"/>
+            <w:r>
+              <w:rPr>
+                <w:rFonts w:asciiTheme="minorHAnsi" w:hAnsiTheme="minorHAnsi" w:cstheme="minorHAnsi"/>
+              </w:rPr>
+              <w:t xml:space="preserve"> Information berücksichtigt wird. Normalerweise wird die </w:t>
             </w:r>
             <w:proofErr w:type="spellStart"/>
             <w:r>
@@ -4469,14 +4572,14 @@
         <w:rPr>
           <w:rFonts w:asciiTheme="minorHAnsi" w:hAnsiTheme="minorHAnsi" w:cstheme="minorHAnsi"/>
         </w:rPr>
-        <w:t xml:space="preserve"> Toe wären bereits 19,683 verschiedene Zustände nötig und bei </w:t>
+        <w:t xml:space="preserve"> Toe wären bereits 19,683 verschiedene Zustände nötig und bei Spielen wie Fifa oder Dota2 würde die Tabelle mehrere Millionen Zeilen enthalten und wäre damit so groß, dass das Training viel zu lange dauern würde. Solche Situationen erfordern ein </w:t>
       </w:r>
       <w:r>
         <w:rPr>
           <w:rFonts w:asciiTheme="minorHAnsi" w:hAnsiTheme="minorHAnsi" w:cstheme="minorHAnsi"/>
         </w:rPr>
         <w:lastRenderedPageBreak/>
-        <w:t>Spielen wie Fifa oder Dota2 würde die Tabelle mehrere Millionen Zeilen enthalten und wäre damit so groß, dass das Training viel zu lange dauern würde. Solche Situationen erfordern ein Verfahren, das in der Lage ist</w:t>
+        <w:t>Verfahren, das in der Lage ist</w:t>
       </w:r>
       <w:r>
         <w:rPr>
@@ -4537,15 +4640,35 @@
         </w:rPr>
         <w:t xml:space="preserve">Google DeepMind's Deep Q-learning playing Atari Breakout (Deep-Q-Learning): </w:t>
       </w:r>
-      <w:hyperlink r:id="rId12" w:history="1">
-        <w:r>
-          <w:rPr>
-            <w:rStyle w:val="Hyperlink"/>
-            <w:lang w:val="en-US"/>
-          </w:rPr>
-          <w:t>https://www.youtube.com/watch?v=V1eYniJ0Rnk</w:t>
-        </w:r>
-      </w:hyperlink>
+      <w:r>
+        <w:fldChar w:fldCharType="begin"/>
+      </w:r>
+      <w:r>
+        <w:rPr>
+          <w:lang w:val="en-GB"/>
+          <w:rPrChange w:id="39" w:author="Imke Endjer" w:date="2023-02-23T09:02:00Z">
+            <w:rPr/>
+          </w:rPrChange>
+        </w:rPr>
+        <w:instrText>HYPERLINK "https://www.youtube.com/watch?v=V1eYniJ0Rnk"</w:instrText>
+      </w:r>
+      <w:r>
+        <w:fldChar w:fldCharType="separate"/>
+      </w:r>
+      <w:r>
+        <w:rPr>
+          <w:rStyle w:val="Hyperlink"/>
+          <w:lang w:val="en-US"/>
+        </w:rPr>
+        <w:t>https://www.youtube.com/watch?v=V1eYniJ0Rnk</w:t>
+      </w:r>
+      <w:r>
+        <w:rPr>
+          <w:rStyle w:val="Hyperlink"/>
+          <w:lang w:val="en-US"/>
+        </w:rPr>
+        <w:fldChar w:fldCharType="end"/>
+      </w:r>
     </w:p>
     <w:p>
       <w:pPr>
@@ -4565,15 +4688,35 @@
         </w:rPr>
         <w:t xml:space="preserve">AI playing Super Mario World with Deep Reinforcement Learning (Deep Reinforcement Learning): </w:t>
       </w:r>
-      <w:hyperlink r:id="rId13" w:history="1">
-        <w:r>
-          <w:rPr>
-            <w:rStyle w:val="Hyperlink"/>
-            <w:lang w:val="en-US"/>
-          </w:rPr>
-          <w:t>https://www.youtube.com/watch?v=L4KBBAwF_bE</w:t>
-        </w:r>
-      </w:hyperlink>
+      <w:r>
+        <w:fldChar w:fldCharType="begin"/>
+      </w:r>
+      <w:r>
+        <w:rPr>
+          <w:lang w:val="en-GB"/>
+          <w:rPrChange w:id="40" w:author="Imke Endjer" w:date="2023-02-23T09:02:00Z">
+            <w:rPr/>
+          </w:rPrChange>
+        </w:rPr>
+        <w:instrText>HYPERLINK "https://www.youtube.com/watch?v=L4KBBAwF_bE"</w:instrText>
+      </w:r>
+      <w:r>
+        <w:fldChar w:fldCharType="separate"/>
+      </w:r>
+      <w:r>
+        <w:rPr>
+          <w:rStyle w:val="Hyperlink"/>
+          <w:lang w:val="en-US"/>
+        </w:rPr>
+        <w:t>https://www.youtube.com/watch?v=L4KBBAwF_bE</w:t>
+      </w:r>
+      <w:r>
+        <w:rPr>
+          <w:rStyle w:val="Hyperlink"/>
+          <w:lang w:val="en-US"/>
+        </w:rPr>
+        <w:fldChar w:fldCharType="end"/>
+      </w:r>
     </w:p>
     <w:p>
       <w:pPr>
@@ -4593,15 +4736,35 @@
         </w:rPr>
         <w:t xml:space="preserve">StarCraft II Deep Reinforcement Learning Agent (Deep Reinforcement Learning): </w:t>
       </w:r>
-      <w:hyperlink r:id="rId14" w:history="1">
-        <w:r>
-          <w:rPr>
-            <w:rStyle w:val="Hyperlink"/>
-            <w:lang w:val="en-US"/>
-          </w:rPr>
-          <w:t>https://www.youtube.com/watch?v=gEyBzcPU5-w</w:t>
-        </w:r>
-      </w:hyperlink>
+      <w:r>
+        <w:fldChar w:fldCharType="begin"/>
+      </w:r>
+      <w:r>
+        <w:rPr>
+          <w:lang w:val="en-GB"/>
+          <w:rPrChange w:id="41" w:author="Imke Endjer" w:date="2023-02-23T09:02:00Z">
+            <w:rPr/>
+          </w:rPrChange>
+        </w:rPr>
+        <w:instrText>HYPERLINK "https://www.youtube.com/watch?v=gEyBzcPU5-w"</w:instrText>
+      </w:r>
+      <w:r>
+        <w:fldChar w:fldCharType="separate"/>
+      </w:r>
+      <w:r>
+        <w:rPr>
+          <w:rStyle w:val="Hyperlink"/>
+          <w:lang w:val="en-US"/>
+        </w:rPr>
+        <w:t>https://www.youtube.com/watch?v=gEyBzcPU5-w</w:t>
+      </w:r>
+      <w:r>
+        <w:rPr>
+          <w:rStyle w:val="Hyperlink"/>
+          <w:lang w:val="en-US"/>
+        </w:rPr>
+        <w:fldChar w:fldCharType="end"/>
+      </w:r>
     </w:p>
     <w:p>
       <w:pPr>
@@ -4634,15 +4797,35 @@
         </w:rPr>
         <w:t xml:space="preserve"> Mario Kart: </w:t>
       </w:r>
-      <w:hyperlink r:id="rId15" w:history="1">
-        <w:r>
-          <w:rPr>
-            <w:rStyle w:val="Hyperlink"/>
-            <w:lang w:val="en-US"/>
-          </w:rPr>
-          <w:t>https://www.youtube.com/watch?v=Tnu4O_xEmVk</w:t>
-        </w:r>
-      </w:hyperlink>
+      <w:r>
+        <w:fldChar w:fldCharType="begin"/>
+      </w:r>
+      <w:r>
+        <w:rPr>
+          <w:lang w:val="en-GB"/>
+          <w:rPrChange w:id="42" w:author="Imke Endjer" w:date="2023-02-23T09:02:00Z">
+            <w:rPr/>
+          </w:rPrChange>
+        </w:rPr>
+        <w:instrText>HYPERLINK "https://www.youtube.com/watch?v=Tnu4O_xEmVk"</w:instrText>
+      </w:r>
+      <w:r>
+        <w:fldChar w:fldCharType="separate"/>
+      </w:r>
+      <w:r>
+        <w:rPr>
+          <w:rStyle w:val="Hyperlink"/>
+          <w:lang w:val="en-US"/>
+        </w:rPr>
+        <w:t>https://www.youtube.com/watch?v=Tnu4O_xEmVk</w:t>
+      </w:r>
+      <w:r>
+        <w:rPr>
+          <w:rStyle w:val="Hyperlink"/>
+          <w:lang w:val="en-US"/>
+        </w:rPr>
+        <w:fldChar w:fldCharType="end"/>
+      </w:r>
       <w:r>
         <w:rPr>
           <w:lang w:val="en-US"/>
@@ -4687,21 +4870,7 @@
         <w:rPr>
           <w:rFonts w:asciiTheme="minorHAnsi" w:hAnsiTheme="minorHAnsi" w:cstheme="minorHAnsi"/>
         </w:rPr>
-        <w:t xml:space="preserve">Der Vorteil von Q-Table-Learning ist vor allem, dass das Training bei wenigen möglichen Zuständen sehr schnell gehen kann: Je nach gewählter Zustandsbeschreibung sind Effekte in unter drei Minuten sichtbar. Zudem kann der Q-Learning Algorithmus durch Nutzung einer Tabelle, in der Zustände und die Q-Werte für die jeweiligen Aktionen gespeichert sind, nicht nur leicht verstanden und visualisiert, sondern auch von Schülerinnen und Schülern selbst implementiert werden. Natürlich ist Q-Table-Learning nicht auf Snap! beschränkt. Das Prinzip eignet sich auch, um auf Processing, Java oder </w:t>
-      </w:r>
-      <w:proofErr w:type="spellStart"/>
-      <w:r>
-        <w:rPr>
-          <w:rFonts w:asciiTheme="minorHAnsi" w:hAnsiTheme="minorHAnsi" w:cstheme="minorHAnsi"/>
-        </w:rPr>
-        <w:t>Stride</w:t>
-      </w:r>
-      <w:proofErr w:type="spellEnd"/>
-      <w:r>
-        <w:rPr>
-          <w:rFonts w:asciiTheme="minorHAnsi" w:hAnsiTheme="minorHAnsi" w:cstheme="minorHAnsi"/>
-        </w:rPr>
-        <w:t xml:space="preserve"> übertragen zu werden.</w:t>
+        <w:t>Der Vorteil von Q-Table-Learning ist vor allem, dass das Training bei wenigen möglichen Zuständen sehr schnell gehen kann: Je nach gewählter Zustandsbeschreibung sind Effekte in unter drei Minuten sichtbar. Zudem kann der Q-Learning Algorithmus durch Nutzung einer Tabelle, in der Zustände und die Q-Werte für die jeweiligen Aktionen gespeichert sind, nicht nur leicht verstanden und visualisiert, sondern auch von Schülerinnen und Schülern selbst implementiert werden. Natürlich ist Q-Table-Learning nicht auf Snap! beschränkt. Das Prinzip eignet sich auch, um auf Processing, Java oder Stride übertragen zu werden.</w:t>
       </w:r>
     </w:p>
     <w:p>
@@ -4770,16 +4939,16 @@
           <w:rFonts w:asciiTheme="minorHAnsi" w:hAnsiTheme="minorHAnsi" w:cstheme="minorHAnsi"/>
         </w:rPr>
       </w:pPr>
-      <w:bookmarkStart w:id="13" w:name="_heading=h.2et92p0"/>
-      <w:bookmarkStart w:id="14" w:name="_Toc94805811"/>
-      <w:bookmarkEnd w:id="13"/>
+      <w:bookmarkStart w:id="43" w:name="_heading=h.2et92p0"/>
+      <w:bookmarkStart w:id="44" w:name="_Toc94805811"/>
+      <w:bookmarkEnd w:id="43"/>
       <w:r>
         <w:rPr>
           <w:rFonts w:asciiTheme="minorHAnsi" w:hAnsiTheme="minorHAnsi" w:cstheme="minorHAnsi"/>
         </w:rPr>
         <w:t>Überwachtes Lernen: Lineare Regression</w:t>
       </w:r>
-      <w:bookmarkEnd w:id="14"/>
+      <w:bookmarkEnd w:id="44"/>
     </w:p>
     <w:p>
       <w:pPr>
@@ -4817,14 +4986,7 @@
         <w:rPr>
           <w:rFonts w:asciiTheme="minorHAnsi" w:eastAsia="Roboto" w:hAnsiTheme="minorHAnsi" w:cstheme="minorHAnsi"/>
         </w:rPr>
-        <w:t xml:space="preserve">. Für einen </w:t>
-      </w:r>
-      <w:r>
-        <w:rPr>
-          <w:rFonts w:asciiTheme="minorHAnsi" w:eastAsia="Roboto" w:hAnsiTheme="minorHAnsi" w:cstheme="minorHAnsi"/>
-        </w:rPr>
-        <w:lastRenderedPageBreak/>
-        <w:t>Datensatz mit gegebenem Eingabemerkmal lässt sich das Zielmerkmal, dann mithilfe der Gerade vorhersagen (vgl. Abb. 2)</w:t>
+        <w:t>. Für einen Datensatz mit gegebenem Eingabemerkmal lässt sich das Zielmerkmal, dann mithilfe der Gerade vorhersagen (vgl. Abb. 2)</w:t>
       </w:r>
       <w:r>
         <w:rPr>
@@ -4848,6 +5010,7 @@
           <w:noProof/>
           <w:sz w:val="22"/>
         </w:rPr>
+        <w:lastRenderedPageBreak/>
         <w:drawing>
           <wp:inline distT="0" distB="0" distL="0" distR="0" wp14:anchorId="69D156F4" wp14:editId="1F01ABEE">
             <wp:extent cx="5731200" cy="3962400"/>
@@ -4936,7 +5099,23 @@
           <w:rFonts w:asciiTheme="minorHAnsi" w:hAnsiTheme="minorHAnsi" w:cstheme="minorHAnsi"/>
           <w:sz w:val="22"/>
         </w:rPr>
-        <w:t xml:space="preserve">Dazu verbessert der Algorithmus beginnend mit a = 0  und  b = 0 </w:t>
+        <w:t xml:space="preserve">Dazu verbessert der Algorithmus beginnend mit a = </w:t>
+      </w:r>
+      <w:proofErr w:type="gramStart"/>
+      <w:r>
+        <w:rPr>
+          <w:rFonts w:asciiTheme="minorHAnsi" w:hAnsiTheme="minorHAnsi" w:cstheme="minorHAnsi"/>
+          <w:sz w:val="22"/>
+        </w:rPr>
+        <w:t>0  und</w:t>
+      </w:r>
+      <w:proofErr w:type="gramEnd"/>
+      <w:r>
+        <w:rPr>
+          <w:rFonts w:asciiTheme="minorHAnsi" w:hAnsiTheme="minorHAnsi" w:cstheme="minorHAnsi"/>
+          <w:sz w:val="22"/>
+        </w:rPr>
+        <w:t xml:space="preserve">  b = 0 </w:t>
       </w:r>
       <w:r>
         <w:rPr>
@@ -5081,9 +5260,9 @@
           <w:rFonts w:asciiTheme="minorHAnsi" w:hAnsiTheme="minorHAnsi" w:cstheme="minorHAnsi"/>
         </w:rPr>
       </w:pPr>
-      <w:bookmarkStart w:id="15" w:name="_heading=h.mddb658cvq0n"/>
-      <w:bookmarkStart w:id="16" w:name="_Toc94805812"/>
-      <w:bookmarkEnd w:id="15"/>
+      <w:bookmarkStart w:id="45" w:name="_heading=h.mddb658cvq0n"/>
+      <w:bookmarkStart w:id="46" w:name="_Toc94805812"/>
+      <w:bookmarkEnd w:id="45"/>
       <w:r>
         <w:rPr>
           <w:rFonts w:asciiTheme="minorHAnsi" w:hAnsiTheme="minorHAnsi" w:cstheme="minorHAnsi"/>
@@ -5098,7 +5277,7 @@
         </w:rPr>
         <w:t>Vektorquantisierung</w:t>
       </w:r>
-      <w:bookmarkEnd w:id="16"/>
+      <w:bookmarkEnd w:id="46"/>
       <w:proofErr w:type="spellEnd"/>
     </w:p>
     <w:p>
@@ -5456,13 +5635,21 @@
           <w:rFonts w:asciiTheme="minorHAnsi" w:hAnsiTheme="minorHAnsi" w:cstheme="minorHAnsi"/>
           <w:sz w:val="22"/>
         </w:rPr>
-        <w:t xml:space="preserve">Der Vorteil des VQ-Algorithmus für den Einsatz im Unterricht ist die einfache Umsetzung, gerade für zweidimensionale Räume. Gleichzeitig ist der Algorithmus durchaus </w:t>
-      </w:r>
+        <w:t xml:space="preserve">Der Vorteil des VQ-Algorithmus für den Einsatz im Unterricht ist die einfache Umsetzung, gerade für zweidimensionale Räume. Gleichzeitig ist der Algorithmus </w:t>
+      </w:r>
+      <w:proofErr w:type="gramStart"/>
       <w:r>
         <w:rPr>
           <w:rFonts w:asciiTheme="minorHAnsi" w:hAnsiTheme="minorHAnsi" w:cstheme="minorHAnsi"/>
           <w:sz w:val="22"/>
         </w:rPr>
+        <w:t xml:space="preserve">durchaus </w:t>
+      </w:r>
+      <w:r>
+        <w:rPr>
+          <w:rFonts w:asciiTheme="minorHAnsi" w:hAnsiTheme="minorHAnsi" w:cstheme="minorHAnsi"/>
+          <w:sz w:val="22"/>
+        </w:rPr>
         <w:t>a</w:t>
       </w:r>
       <w:r>
@@ -5470,7 +5657,15 @@
           <w:rFonts w:asciiTheme="minorHAnsi" w:hAnsiTheme="minorHAnsi" w:cstheme="minorHAnsi"/>
           <w:sz w:val="22"/>
         </w:rPr>
-        <w:t>nschlussfähig, nachdem er konzeptionell sehr ähnlich zu bekannten unüberwachten Lernverfahren wie k-</w:t>
+        <w:t>nschlussfähig</w:t>
+      </w:r>
+      <w:proofErr w:type="gramEnd"/>
+      <w:r>
+        <w:rPr>
+          <w:rFonts w:asciiTheme="minorHAnsi" w:hAnsiTheme="minorHAnsi" w:cstheme="minorHAnsi"/>
+          <w:sz w:val="22"/>
+        </w:rPr>
+        <w:t>, nachdem er konzeptionell sehr ähnlich zu bekannten unüberwachten Lernverfahren wie k-</w:t>
       </w:r>
       <w:proofErr w:type="spellStart"/>
       <w:r>
@@ -5488,7 +5683,7 @@
         </w:rPr>
         <w:t xml:space="preserve"> ist.</w:t>
       </w:r>
-      <w:bookmarkEnd w:id="9"/>
+      <w:bookmarkEnd w:id="34"/>
     </w:p>
     <w:p>
       <w:pPr>
@@ -5497,15 +5692,15 @@
           <w:rFonts w:asciiTheme="minorHAnsi" w:hAnsiTheme="minorHAnsi" w:cstheme="minorHAnsi"/>
         </w:rPr>
       </w:pPr>
-      <w:bookmarkStart w:id="17" w:name="_Hlk89960755"/>
-      <w:bookmarkStart w:id="18" w:name="_Toc94805813"/>
+      <w:bookmarkStart w:id="47" w:name="_Toc94805813"/>
+      <w:bookmarkStart w:id="48" w:name="_Hlk89960755"/>
       <w:r>
         <w:rPr>
           <w:rFonts w:asciiTheme="minorHAnsi" w:hAnsiTheme="minorHAnsi" w:cstheme="minorHAnsi"/>
         </w:rPr>
         <w:t>Unterrichtliche Umsetzung</w:t>
       </w:r>
-      <w:bookmarkEnd w:id="18"/>
+      <w:bookmarkEnd w:id="47"/>
     </w:p>
     <w:p>
       <w:pPr>
@@ -5542,15 +5737,15 @@
           <w:bCs/>
         </w:rPr>
       </w:pPr>
-      <w:bookmarkStart w:id="19" w:name="_Toc94805814"/>
-      <w:bookmarkEnd w:id="17"/>
+      <w:bookmarkStart w:id="49" w:name="_Toc94805814"/>
+      <w:bookmarkEnd w:id="48"/>
       <w:r>
         <w:rPr>
           <w:rFonts w:asciiTheme="minorHAnsi" w:hAnsiTheme="minorHAnsi" w:cstheme="minorHAnsi"/>
         </w:rPr>
         <w:t>Grober Unterrichtsplan</w:t>
       </w:r>
-      <w:bookmarkEnd w:id="19"/>
+      <w:bookmarkEnd w:id="49"/>
     </w:p>
     <w:p>
       <w:pPr>
@@ -6009,6 +6204,7 @@
     </w:p>
     <w:p>
       <w:pPr>
+        <w:spacing w:after="40"/>
         <w:jc w:val="both"/>
         <w:rPr>
           <w:rFonts w:asciiTheme="minorHAnsi" w:hAnsiTheme="minorHAnsi" w:cstheme="minorHAnsi"/>
@@ -6018,6 +6214,11 @@
           <w:sz w:val="20"/>
           <w:szCs w:val="20"/>
         </w:rPr>
+        <w:pPrChange w:id="50" w:author="Imke Endjer" w:date="2023-02-23T09:11:00Z">
+          <w:pPr>
+            <w:jc w:val="both"/>
+          </w:pPr>
+        </w:pPrChange>
       </w:pPr>
       <w:r>
         <w:rPr>
@@ -6600,7 +6801,7 @@
           <w:rFonts w:asciiTheme="minorHAnsi" w:hAnsiTheme="minorHAnsi" w:cstheme="minorHAnsi"/>
         </w:rPr>
       </w:pPr>
-      <w:bookmarkStart w:id="24" w:name="_Toc94805815"/>
+      <w:bookmarkStart w:id="55" w:name="_Toc94805815"/>
       <w:r>
         <w:rPr>
           <w:rFonts w:asciiTheme="minorHAnsi" w:hAnsiTheme="minorHAnsi" w:cstheme="minorHAnsi"/>
@@ -6608,7 +6809,7 @@
         <w:lastRenderedPageBreak/>
         <w:t>Stundenverlaufsskizzen</w:t>
       </w:r>
-      <w:bookmarkEnd w:id="24"/>
+      <w:bookmarkEnd w:id="55"/>
     </w:p>
     <w:p>
       <w:pPr>
@@ -6617,14 +6818,14 @@
           <w:rFonts w:asciiTheme="minorHAnsi" w:hAnsiTheme="minorHAnsi" w:cstheme="minorHAnsi"/>
         </w:rPr>
       </w:pPr>
-      <w:bookmarkStart w:id="25" w:name="_Toc94805816"/>
+      <w:bookmarkStart w:id="56" w:name="_Toc94805816"/>
       <w:r>
         <w:rPr>
           <w:rFonts w:asciiTheme="minorHAnsi" w:hAnsiTheme="minorHAnsi" w:cstheme="minorHAnsi"/>
         </w:rPr>
         <w:t>Stunde 1 und 2: Verstärkendes Lernen</w:t>
       </w:r>
-      <w:bookmarkEnd w:id="25"/>
+      <w:bookmarkEnd w:id="56"/>
     </w:p>
     <w:p>
       <w:pPr>
@@ -6637,8 +6838,17 @@
           <w:rFonts w:asciiTheme="minorHAnsi" w:hAnsiTheme="minorHAnsi" w:cstheme="minorHAnsi"/>
           <w:i/>
         </w:rPr>
-        <w:t>In der ersten Einheit implementieren die Schülerinnen und Schüler selbst einen lernenden Agenten für zwei Spiele in Snap!.</w:t>
-      </w:r>
+        <w:t xml:space="preserve">In der ersten Einheit implementieren die Schülerinnen und Schüler selbst einen lernenden Agenten für zwei Spiele in </w:t>
+      </w:r>
+      <w:proofErr w:type="gramStart"/>
+      <w:r>
+        <w:rPr>
+          <w:rFonts w:asciiTheme="minorHAnsi" w:hAnsiTheme="minorHAnsi" w:cstheme="minorHAnsi"/>
+          <w:i/>
+        </w:rPr>
+        <w:t>Snap!.</w:t>
+      </w:r>
+      <w:proofErr w:type="gramEnd"/>
     </w:p>
     <w:tbl>
       <w:tblPr>
@@ -7530,8 +7740,8 @@
           <w:docGrid w:linePitch="360"/>
         </w:sectPr>
       </w:pPr>
-      <w:bookmarkStart w:id="26" w:name="_heading=h.lnxbz9"/>
-      <w:bookmarkEnd w:id="26"/>
+      <w:bookmarkStart w:id="57" w:name="_heading=h.lnxbz9"/>
+      <w:bookmarkEnd w:id="57"/>
     </w:p>
     <w:p>
       <w:pPr>
@@ -7553,9 +7763,15 @@
     <w:p>
       <w:pPr>
         <w:spacing w:after="240" w:line="276" w:lineRule="auto"/>
-        <w:rPr>
-          <w:rFonts w:asciiTheme="minorHAnsi" w:hAnsiTheme="minorHAnsi" w:cstheme="minorHAnsi"/>
-        </w:rPr>
+        <w:jc w:val="both"/>
+        <w:rPr>
+          <w:rFonts w:asciiTheme="minorHAnsi" w:hAnsiTheme="minorHAnsi" w:cstheme="minorHAnsi"/>
+        </w:rPr>
+        <w:pPrChange w:id="58" w:author="Imke Endjer" w:date="2023-02-23T09:11:00Z">
+          <w:pPr>
+            <w:spacing w:after="240" w:line="276" w:lineRule="auto"/>
+          </w:pPr>
+        </w:pPrChange>
       </w:pPr>
       <w:r>
         <w:rPr>
@@ -7679,9 +7895,15 @@
     <w:p>
       <w:pPr>
         <w:spacing w:after="240" w:line="276" w:lineRule="auto"/>
-        <w:rPr>
-          <w:rFonts w:asciiTheme="minorHAnsi" w:hAnsiTheme="minorHAnsi" w:cstheme="minorHAnsi"/>
-        </w:rPr>
+        <w:jc w:val="both"/>
+        <w:rPr>
+          <w:rFonts w:asciiTheme="minorHAnsi" w:hAnsiTheme="minorHAnsi" w:cstheme="minorHAnsi"/>
+        </w:rPr>
+        <w:pPrChange w:id="59" w:author="Imke Endjer" w:date="2023-02-23T09:11:00Z">
+          <w:pPr>
+            <w:spacing w:after="240" w:line="276" w:lineRule="auto"/>
+          </w:pPr>
+        </w:pPrChange>
       </w:pPr>
       <w:r>
         <w:rPr>
@@ -7755,9 +7977,15 @@
     <w:p>
       <w:pPr>
         <w:spacing w:after="240" w:line="276" w:lineRule="auto"/>
-        <w:rPr>
-          <w:rFonts w:asciiTheme="minorHAnsi" w:hAnsiTheme="minorHAnsi" w:cstheme="minorHAnsi"/>
-        </w:rPr>
+        <w:jc w:val="both"/>
+        <w:rPr>
+          <w:rFonts w:asciiTheme="minorHAnsi" w:hAnsiTheme="minorHAnsi" w:cstheme="minorHAnsi"/>
+        </w:rPr>
+        <w:pPrChange w:id="60" w:author="Imke Endjer" w:date="2023-02-23T09:11:00Z">
+          <w:pPr>
+            <w:spacing w:after="240" w:line="276" w:lineRule="auto"/>
+          </w:pPr>
+        </w:pPrChange>
       </w:pPr>
       <w:r>
         <w:rPr>
@@ -8304,7 +8532,21 @@
               <w:rPr>
                 <w:rFonts w:asciiTheme="minorHAnsi" w:hAnsiTheme="minorHAnsi" w:cstheme="minorHAnsi"/>
               </w:rPr>
-              <w:t>Im Idealfall hat ein Beispiel von vornherein eine relativ begrenzte Anzahl an Zuständen, wie etwa Pong oder die Bananenjagd (1). Für komplexere Beispiele, wie etwa Space Invaders, sollte versucht werden, die Anzahl an Zuständen “von Hand” zu begrenzen – das könnte hier etwa bedeuten, dass die Koordinaten der Aliens nur in Bereichen abgefragt werden (2). Treffen auf ein Beispiel weder 1) noch 2) zu, d.h. es gibt zu viele mögliche Zustände, die nicht sinnvoll zu begrenzen sind, ist das Beispiel für den Unterrichtseinsatz nicht geeignet, da der Lernvorgang zu lange andauern würde.</w:t>
+              <w:t xml:space="preserve">Im Idealfall hat ein Beispiel von vornherein </w:t>
+            </w:r>
+            <w:proofErr w:type="gramStart"/>
+            <w:r>
+              <w:rPr>
+                <w:rFonts w:asciiTheme="minorHAnsi" w:hAnsiTheme="minorHAnsi" w:cstheme="minorHAnsi"/>
+              </w:rPr>
+              <w:t>eine relativ</w:t>
+            </w:r>
+            <w:proofErr w:type="gramEnd"/>
+            <w:r>
+              <w:rPr>
+                <w:rFonts w:asciiTheme="minorHAnsi" w:hAnsiTheme="minorHAnsi" w:cstheme="minorHAnsi"/>
+              </w:rPr>
+              <w:t xml:space="preserve"> begrenzte Anzahl an Zuständen, wie etwa Pong oder die Bananenjagd (1). Für komplexere Beispiele, wie etwa Space Invaders, sollte versucht werden, die Anzahl an Zuständen “von Hand” zu begrenzen – das könnte hier etwa bedeuten, dass die Koordinaten der Aliens nur in Bereichen abgefragt werden (2). Treffen auf ein Beispiel weder 1) noch 2) zu, d.h. es gibt zu viele mögliche Zustände, die nicht sinnvoll zu begrenzen sind, ist das Beispiel für den Unterrichtseinsatz nicht geeignet, da der Lernvorgang zu lange andauern würde.</w:t>
             </w:r>
           </w:p>
         </w:tc>
@@ -8471,7 +8713,7 @@
           <w:rFonts w:asciiTheme="minorHAnsi" w:hAnsiTheme="minorHAnsi" w:cstheme="minorHAnsi"/>
         </w:rPr>
       </w:pPr>
-      <w:bookmarkStart w:id="27" w:name="_Toc94805817"/>
+      <w:bookmarkStart w:id="61" w:name="_Toc94805817"/>
       <w:r>
         <w:rPr>
           <w:rFonts w:asciiTheme="minorHAnsi" w:hAnsiTheme="minorHAnsi" w:cstheme="minorHAnsi"/>
@@ -8479,7 +8721,7 @@
         <w:lastRenderedPageBreak/>
         <w:t>Stunde 3: Überwachtes Lernen</w:t>
       </w:r>
-      <w:bookmarkEnd w:id="27"/>
+      <w:bookmarkEnd w:id="61"/>
     </w:p>
     <w:p>
       <w:pPr>
@@ -8494,7 +8736,23 @@
           <w:rFonts w:asciiTheme="minorHAnsi" w:hAnsiTheme="minorHAnsi" w:cstheme="minorHAnsi"/>
           <w:i/>
         </w:rPr>
-        <w:t>In dieser Stunde implementieren die Schülerinnen und Schüler mit der linearen Regression selbst ein überwachtes Lernverfahren und nutzen es, um Hauspreise vorherzusagen.</w:t>
+        <w:t xml:space="preserve">In dieser Stunde implementieren die Schülerinnen und Schüler mit der linearen Regression selbst </w:t>
+      </w:r>
+      <w:proofErr w:type="gramStart"/>
+      <w:r>
+        <w:rPr>
+          <w:rFonts w:asciiTheme="minorHAnsi" w:hAnsiTheme="minorHAnsi" w:cstheme="minorHAnsi"/>
+          <w:i/>
+        </w:rPr>
+        <w:t>ein überwachtes Lernverfahren und nutzen</w:t>
+      </w:r>
+      <w:proofErr w:type="gramEnd"/>
+      <w:r>
+        <w:rPr>
+          <w:rFonts w:asciiTheme="minorHAnsi" w:hAnsiTheme="minorHAnsi" w:cstheme="minorHAnsi"/>
+          <w:i/>
+        </w:rPr>
+        <w:t xml:space="preserve"> es, um Hauspreise vorherzusagen.</w:t>
       </w:r>
     </w:p>
     <w:tbl>
@@ -9009,6 +9267,28 @@
                 <w:rFonts w:asciiTheme="minorHAnsi" w:hAnsiTheme="minorHAnsi" w:cstheme="minorHAnsi"/>
               </w:rPr>
             </w:pPr>
+            <w:ins w:id="62" w:author="Imke Endjer" w:date="2023-02-23T09:13:00Z">
+              <w:r>
+                <w:rPr>
+                  <w:rFonts w:asciiTheme="minorHAnsi" w:hAnsiTheme="minorHAnsi" w:cstheme="minorHAnsi"/>
+                </w:rPr>
+                <w:t xml:space="preserve">Vergleichen der </w:t>
+              </w:r>
+              <w:proofErr w:type="spellStart"/>
+              <w:r>
+                <w:rPr>
+                  <w:rFonts w:asciiTheme="minorHAnsi" w:hAnsiTheme="minorHAnsi" w:cstheme="minorHAnsi"/>
+                </w:rPr>
+                <w:t>SuS</w:t>
+              </w:r>
+              <w:proofErr w:type="spellEnd"/>
+              <w:r>
+                <w:rPr>
+                  <w:rFonts w:asciiTheme="minorHAnsi" w:hAnsiTheme="minorHAnsi" w:cstheme="minorHAnsi"/>
+                </w:rPr>
+                <w:t xml:space="preserve"> Lösungen</w:t>
+              </w:r>
+            </w:ins>
           </w:p>
         </w:tc>
         <w:tc>
@@ -9098,6 +9378,22 @@
                 <w:rFonts w:asciiTheme="minorHAnsi" w:hAnsiTheme="minorHAnsi" w:cstheme="minorHAnsi"/>
               </w:rPr>
             </w:pPr>
+            <w:ins w:id="63" w:author="Imke Endjer" w:date="2023-02-23T09:13:00Z">
+              <w:r>
+                <w:rPr>
+                  <w:rFonts w:asciiTheme="minorHAnsi" w:hAnsiTheme="minorHAnsi" w:cstheme="minorHAnsi"/>
+                </w:rPr>
+                <w:t>Diskutieren v</w:t>
+              </w:r>
+            </w:ins>
+            <w:ins w:id="64" w:author="Imke Endjer" w:date="2023-02-23T09:14:00Z">
+              <w:r>
+                <w:rPr>
+                  <w:rFonts w:asciiTheme="minorHAnsi" w:hAnsiTheme="minorHAnsi" w:cstheme="minorHAnsi"/>
+                </w:rPr>
+                <w:t>on Aufgabe 4</w:t>
+              </w:r>
+            </w:ins>
           </w:p>
           <w:p>
             <w:pPr>
@@ -9119,6 +9415,14 @@
                 <w:rFonts w:asciiTheme="minorHAnsi" w:hAnsiTheme="minorHAnsi" w:cstheme="minorHAnsi"/>
               </w:rPr>
             </w:pPr>
+            <w:ins w:id="65" w:author="Imke Endjer" w:date="2023-02-23T09:14:00Z">
+              <w:r>
+                <w:rPr>
+                  <w:rFonts w:asciiTheme="minorHAnsi" w:hAnsiTheme="minorHAnsi" w:cstheme="minorHAnsi"/>
+                </w:rPr>
+                <w:t>KI-A1.2</w:t>
+              </w:r>
+            </w:ins>
           </w:p>
         </w:tc>
       </w:tr>
@@ -9182,7 +9486,21 @@
         <w:rPr>
           <w:rFonts w:asciiTheme="minorHAnsi" w:hAnsiTheme="minorHAnsi" w:cstheme="minorHAnsi"/>
         </w:rPr>
-        <w:t xml:space="preserve">Aufbauend auf die Unplugged-Aktivität aus Modul KI-B3 wird das dort erarbeitete Prinzip überwachten Lernens statt für ein Klassifikations- für ein Regressionsproblem verwendet. Die Schülerinnen und Schüler wenden lineare Regression auf dem Arbeitsblatt KI-A1.2 zunächst händisch an, um den Preis einer Immobilie in Abhängigkeit ihrer Wohnfläche vorherzusagen. Anschließend implementieren sie das Verfahren schrittweise in Snap!, um ein Modell für zur Vorhersage der Hauspreise zu trainieren. </w:t>
+        <w:t xml:space="preserve">Aufbauend auf die Unplugged-Aktivität aus Modul KI-B3 wird das dort erarbeitete Prinzip überwachten Lernens statt für ein Klassifikations- für ein Regressionsproblem verwendet. Die Schülerinnen und Schüler wenden lineare Regression auf dem Arbeitsblatt KI-A1.2 zunächst händisch an, um den Preis einer Immobilie in Abhängigkeit ihrer Wohnfläche vorherzusagen. Anschließend implementieren sie das Verfahren schrittweise in </w:t>
+      </w:r>
+      <w:proofErr w:type="gramStart"/>
+      <w:r>
+        <w:rPr>
+          <w:rFonts w:asciiTheme="minorHAnsi" w:hAnsiTheme="minorHAnsi" w:cstheme="minorHAnsi"/>
+        </w:rPr>
+        <w:t>Snap!,</w:t>
+      </w:r>
+      <w:proofErr w:type="gramEnd"/>
+      <w:r>
+        <w:rPr>
+          <w:rFonts w:asciiTheme="minorHAnsi" w:hAnsiTheme="minorHAnsi" w:cstheme="minorHAnsi"/>
+        </w:rPr>
+        <w:t xml:space="preserve"> um ein Modell für zur Vorhersage der Hauspreise zu trainieren. </w:t>
       </w:r>
     </w:p>
     <w:p>
@@ -9335,7 +9653,7 @@
           <w:bCs/>
         </w:rPr>
       </w:pPr>
-      <w:bookmarkStart w:id="28" w:name="_Toc94805818"/>
+      <w:bookmarkStart w:id="66" w:name="_Toc94805818"/>
       <w:r>
         <w:rPr>
           <w:rFonts w:asciiTheme="minorHAnsi" w:hAnsiTheme="minorHAnsi" w:cstheme="minorHAnsi"/>
@@ -9343,7 +9661,7 @@
         <w:lastRenderedPageBreak/>
         <w:t>Stunde 4: Unüberwachtes Lernen</w:t>
       </w:r>
-      <w:bookmarkEnd w:id="28"/>
+      <w:bookmarkEnd w:id="66"/>
     </w:p>
     <w:p>
       <w:pPr>
@@ -9925,7 +10243,25 @@
                 <w:bCs w:val="0"/>
                 <w:sz w:val="20"/>
               </w:rPr>
-              <w:t>Die Schülerinnen und Schüler setzen selbst ein unüberwachtes Lernverfahren im realweltlichen Beispiel “Kundendaten” mit Snap! um, indem sie das Sprite “Prototyp” um die Umsetzung des Algorithmus aus der Unplugged Aktivität ergänzen.</w:t>
+              <w:t xml:space="preserve">Die Schülerinnen und Schüler setzen selbst ein unüberwachtes Lernverfahren im realweltlichen Beispiel “Kundendaten” mit Snap! um, indem sie das Sprite “Prototyp” um die Umsetzung des Algorithmus aus der </w:t>
+            </w:r>
+            <w:proofErr w:type="gramStart"/>
+            <w:r>
+              <w:rPr>
+                <w:rFonts w:asciiTheme="minorHAnsi" w:hAnsiTheme="minorHAnsi" w:cstheme="minorHAnsi"/>
+                <w:bCs w:val="0"/>
+                <w:sz w:val="20"/>
+              </w:rPr>
+              <w:t>Unplugged</w:t>
+            </w:r>
+            <w:proofErr w:type="gramEnd"/>
+            <w:r>
+              <w:rPr>
+                <w:rFonts w:asciiTheme="minorHAnsi" w:hAnsiTheme="minorHAnsi" w:cstheme="minorHAnsi"/>
+                <w:bCs w:val="0"/>
+                <w:sz w:val="20"/>
+              </w:rPr>
+              <w:t xml:space="preserve"> Aktivität ergänzen.</w:t>
             </w:r>
           </w:p>
         </w:tc>
@@ -10509,9 +10845,13 @@
     </w:p>
     <w:p>
       <w:pPr>
-        <w:rPr>
-          <w:rFonts w:asciiTheme="minorHAnsi" w:hAnsiTheme="minorHAnsi" w:cstheme="minorHAnsi"/>
-        </w:rPr>
+        <w:jc w:val="both"/>
+        <w:rPr>
+          <w:rFonts w:asciiTheme="minorHAnsi" w:hAnsiTheme="minorHAnsi" w:cstheme="minorHAnsi"/>
+        </w:rPr>
+        <w:pPrChange w:id="67" w:author="Imke Endjer" w:date="2023-02-23T09:14:00Z">
+          <w:pPr/>
+        </w:pPrChange>
       </w:pPr>
       <w:r>
         <w:rPr>
@@ -10529,11 +10869,19 @@
         </w:rPr>
         <w:br/>
       </w:r>
-      <w:r>
-        <w:rPr>
-          <w:rFonts w:asciiTheme="minorHAnsi" w:hAnsiTheme="minorHAnsi" w:cstheme="minorHAnsi"/>
-        </w:rPr>
-        <w:t xml:space="preserve">Aufbauend auf der Unplugged-Aktivität aus Modul 1 wird der dort entwickelte Algorithmus mithilfe des Arbeitsblattes KI-A1.3 nun in Snap! umgesetzt. Anstatt von Goldfunden werden hier nun Kundendaten analysiert. In der Vorlage werden bereits zufällige Cluster von Kundendaten erzeugt </w:t>
+      <w:proofErr w:type="gramStart"/>
+      <w:r>
+        <w:rPr>
+          <w:rFonts w:asciiTheme="minorHAnsi" w:hAnsiTheme="minorHAnsi" w:cstheme="minorHAnsi"/>
+        </w:rPr>
+        <w:t>Aufbauend</w:t>
+      </w:r>
+      <w:proofErr w:type="gramEnd"/>
+      <w:r>
+        <w:rPr>
+          <w:rFonts w:asciiTheme="minorHAnsi" w:hAnsiTheme="minorHAnsi" w:cstheme="minorHAnsi"/>
+        </w:rPr>
+        <w:t xml:space="preserve"> auf der Unplugged-Aktivität aus Modul 1 wird der dort entwickelte Algorithmus mithilfe des Arbeitsblattes KI-A1.3 nun in Snap! umgesetzt. Anstatt von Goldfunden werden hier nun Kundendaten analysiert. In der Vorlage werden bereits zufällige Cluster von Kundendaten erzeugt </w:t>
       </w:r>
       <w:r>
         <w:rPr>
@@ -10577,15 +10925,35 @@
         <w:rPr>
           <w:rFonts w:asciiTheme="minorHAnsi" w:hAnsiTheme="minorHAnsi" w:cstheme="minorHAnsi"/>
         </w:rPr>
-        <w:t>. Die Schülerinnen und Schüler ergänzen nun das Sprite “Prototyp” um die Umsetzung des VQ-Algorithmus entsprechend der Regeln aus der Unplugged Aktivität:</w:t>
+        <w:t xml:space="preserve">. Die Schülerinnen und Schüler ergänzen nun </w:t>
+      </w:r>
+      <w:proofErr w:type="gramStart"/>
+      <w:r>
+        <w:rPr>
+          <w:rFonts w:asciiTheme="minorHAnsi" w:hAnsiTheme="minorHAnsi" w:cstheme="minorHAnsi"/>
+        </w:rPr>
+        <w:t>das Sprite</w:t>
+      </w:r>
+      <w:proofErr w:type="gramEnd"/>
+      <w:r>
+        <w:rPr>
+          <w:rFonts w:asciiTheme="minorHAnsi" w:hAnsiTheme="minorHAnsi" w:cstheme="minorHAnsi"/>
+        </w:rPr>
+        <w:t xml:space="preserve"> “Prototyp” um die Umsetzung des VQ-Algorithmus entsprechend der Regeln aus der Unplugged Aktivität:</w:t>
       </w:r>
     </w:p>
     <w:p>
       <w:pPr>
         <w:spacing w:before="240" w:after="240" w:line="276" w:lineRule="auto"/>
-        <w:rPr>
-          <w:rFonts w:asciiTheme="minorHAnsi" w:hAnsiTheme="minorHAnsi" w:cstheme="minorHAnsi"/>
-        </w:rPr>
+        <w:jc w:val="both"/>
+        <w:rPr>
+          <w:rFonts w:asciiTheme="minorHAnsi" w:hAnsiTheme="minorHAnsi" w:cstheme="minorHAnsi"/>
+        </w:rPr>
+        <w:pPrChange w:id="68" w:author="Imke Endjer" w:date="2023-02-23T09:14:00Z">
+          <w:pPr>
+            <w:spacing w:before="240" w:after="240" w:line="276" w:lineRule="auto"/>
+          </w:pPr>
+        </w:pPrChange>
       </w:pPr>
       <w:r>
         <w:rPr>
@@ -11076,7 +11444,21 @@
               <w:rPr>
                 <w:rFonts w:asciiTheme="minorHAnsi" w:hAnsiTheme="minorHAnsi" w:cstheme="minorHAnsi"/>
               </w:rPr>
-              <w:t>-Datei in Snap! zu importieren. Diese können nun mit Hilfe der Snap!-Bibliothek “</w:t>
+              <w:t xml:space="preserve">-Datei in Snap! zu importieren. Diese können nun mit Hilfe der </w:t>
+            </w:r>
+            <w:proofErr w:type="gramStart"/>
+            <w:r>
+              <w:rPr>
+                <w:rFonts w:asciiTheme="minorHAnsi" w:hAnsiTheme="minorHAnsi" w:cstheme="minorHAnsi"/>
+              </w:rPr>
+              <w:t>Snap!-</w:t>
+            </w:r>
+            <w:proofErr w:type="gramEnd"/>
+            <w:r>
+              <w:rPr>
+                <w:rFonts w:asciiTheme="minorHAnsi" w:hAnsiTheme="minorHAnsi" w:cstheme="minorHAnsi"/>
+              </w:rPr>
+              <w:t>Bibliothek “</w:t>
             </w:r>
             <w:proofErr w:type="spellStart"/>
             <w:r>
@@ -11471,7 +11853,21 @@
         <w:rPr>
           <w:rFonts w:asciiTheme="minorHAnsi" w:hAnsiTheme="minorHAnsi" w:cstheme="minorHAnsi"/>
         </w:rPr>
-        <w:t>Greifen Sie zum Abschluss der Stunde auf, das wir bisher lediglich in zwei Dimensionen gearbeitet haben. Nur so ist eine Visualisierung des Algorithmus möglich. Natürlich ist der VQ-Algorithmus bzw. Unüberwachtes Lernen nicht auf zwei Dimensionen beschränkt. Im Gegenteil, die Suche nach Clustern oder Ausreißern wird vorwiegend für Probleme mit mehr Variablen eingesetzt. Ein mögliches Beispiel in drei Dimensionen (und damit immer noch visualisierbar) stellt die Bildkompression dar:</w:t>
+        <w:t xml:space="preserve">Greifen Sie zum Abschluss der Stunde auf, </w:t>
+      </w:r>
+      <w:proofErr w:type="gramStart"/>
+      <w:r>
+        <w:rPr>
+          <w:rFonts w:asciiTheme="minorHAnsi" w:hAnsiTheme="minorHAnsi" w:cstheme="minorHAnsi"/>
+        </w:rPr>
+        <w:t>das</w:t>
+      </w:r>
+      <w:proofErr w:type="gramEnd"/>
+      <w:r>
+        <w:rPr>
+          <w:rFonts w:asciiTheme="minorHAnsi" w:hAnsiTheme="minorHAnsi" w:cstheme="minorHAnsi"/>
+        </w:rPr>
+        <w:t xml:space="preserve"> wir bisher lediglich in zwei Dimensionen gearbeitet haben. Nur so ist eine Visualisierung des Algorithmus möglich. Natürlich ist der VQ-Algorithmus bzw. Unüberwachtes Lernen nicht auf zwei Dimensionen beschränkt. Im Gegenteil, die Suche nach Clustern oder Ausreißern wird vorwiegend für Probleme mit mehr Variablen eingesetzt. Ein mögliches Beispiel in drei Dimensionen (und damit immer noch visualisierbar) stellt die Bildkompression dar:</w:t>
       </w:r>
     </w:p>
     <w:p>
@@ -11565,16 +11961,16 @@
       <w:pPr>
         <w:pStyle w:val="berschrift1"/>
       </w:pPr>
-      <w:bookmarkStart w:id="29" w:name="_heading=h.35nkun2"/>
-      <w:bookmarkStart w:id="30" w:name="_Toc92285502"/>
-      <w:bookmarkStart w:id="31" w:name="_Toc94805819"/>
-      <w:bookmarkEnd w:id="29"/>
+      <w:bookmarkStart w:id="69" w:name="_heading=h.35nkun2"/>
+      <w:bookmarkStart w:id="70" w:name="_Toc92285502"/>
+      <w:bookmarkStart w:id="71" w:name="_Toc94805819"/>
+      <w:bookmarkEnd w:id="69"/>
       <w:r>
         <w:lastRenderedPageBreak/>
         <w:t>Einbettung in verschiedene Fächer und Themen</w:t>
       </w:r>
-      <w:bookmarkEnd w:id="30"/>
-      <w:bookmarkEnd w:id="31"/>
+      <w:bookmarkEnd w:id="70"/>
+      <w:bookmarkEnd w:id="71"/>
     </w:p>
     <w:p>
       <w:r>
@@ -11596,20 +11992,28 @@
         <w:t>n</w:t>
       </w:r>
       <w:r>
-        <w:t xml:space="preserve"> fächerübergreifenden Unterricht mit Mathematik, Geographie / Erdkunde oder Wirtschaft an. Weitere Kombinationen sind denkbar und der Kreativität keine Grenzen gesetzt.</w:t>
+        <w:t xml:space="preserve"> fächerübergreifenden Unterricht mit Mathematik, </w:t>
+      </w:r>
+      <w:proofErr w:type="gramStart"/>
+      <w:r>
+        <w:t>Geographie</w:t>
+      </w:r>
+      <w:proofErr w:type="gramEnd"/>
+      <w:r>
+        <w:t xml:space="preserve"> / Erdkunde oder Wirtschaft an. Weitere Kombinationen sind denkbar und der Kreativität keine Grenzen gesetzt.</w:t>
       </w:r>
     </w:p>
     <w:p>
       <w:pPr>
         <w:pStyle w:val="berschrift1"/>
       </w:pPr>
-      <w:bookmarkStart w:id="32" w:name="_Toc92285503"/>
-      <w:bookmarkStart w:id="33" w:name="_Toc94805820"/>
+      <w:bookmarkStart w:id="72" w:name="_Toc92285503"/>
+      <w:bookmarkStart w:id="73" w:name="_Toc94805820"/>
       <w:r>
         <w:t>Anschlussthemen</w:t>
       </w:r>
-      <w:bookmarkEnd w:id="32"/>
-      <w:bookmarkEnd w:id="33"/>
+      <w:bookmarkEnd w:id="72"/>
+      <w:bookmarkEnd w:id="73"/>
     </w:p>
     <w:p>
       <w:r>
@@ -11639,8 +12043,22 @@
       </w:r>
     </w:p>
     <w:p>
-      <w:r>
-        <w:t xml:space="preserve">Möchten Sie sich aufbauend auf die Entwicklung von KI-Algorithmen maschinelles Lernen als Werkzeug zur Analyse großer Datenmengen beschäftigen, empfehlen wir das Modul </w:t>
+      <w:pPr>
+        <w:jc w:val="both"/>
+        <w:pPrChange w:id="74" w:author="Imke Endjer" w:date="2023-02-23T09:15:00Z">
+          <w:pPr/>
+        </w:pPrChange>
+      </w:pPr>
+      <w:r>
+        <w:t>Möchten Sie sich aufbauend auf die Entwicklung von KI-Algorithmen maschinelles Lernen als Werkzeug zur Analyse großer Datenmengen beschäftigen, empfehlen wir das Modul</w:t>
+      </w:r>
+      <w:ins w:id="75" w:author="Imke Endjer" w:date="2023-02-23T09:14:00Z">
+        <w:r>
+          <w:t xml:space="preserve"> KI-B4</w:t>
+        </w:r>
+      </w:ins>
+      <w:r>
+        <w:t xml:space="preserve"> </w:t>
       </w:r>
       <w:r>
         <w:rPr>
@@ -11655,6 +12073,9 @@
     <w:p>
       <w:pPr>
         <w:jc w:val="center"/>
+        <w:rPr>
+          <w:ins w:id="76" w:author="Imke Endjer" w:date="2023-02-23T09:15:00Z"/>
+        </w:rPr>
       </w:pPr>
       <w:r>
         <w:rPr>
@@ -11712,21 +12133,35 @@
     </w:p>
     <w:p>
       <w:pPr>
+        <w:pPrChange w:id="77" w:author="Imke Endjer" w:date="2023-02-23T09:15:00Z">
+          <w:pPr>
+            <w:jc w:val="center"/>
+          </w:pPr>
+        </w:pPrChange>
+      </w:pPr>
+      <w:ins w:id="78" w:author="Imke Endjer" w:date="2023-02-23T09:15:00Z">
+        <w:r>
+          <w:t>KI-A2, KI-A3?</w:t>
+        </w:r>
+      </w:ins>
+    </w:p>
+    <w:p>
+      <w:pPr>
         <w:pStyle w:val="berschrift1"/>
         <w:rPr>
           <w:rFonts w:asciiTheme="minorHAnsi" w:hAnsiTheme="minorHAnsi" w:cstheme="minorHAnsi"/>
         </w:rPr>
       </w:pPr>
-      <w:bookmarkStart w:id="34" w:name="_heading=h.1ksv4uv"/>
-      <w:bookmarkStart w:id="35" w:name="_Toc94805821"/>
-      <w:bookmarkEnd w:id="34"/>
+      <w:bookmarkStart w:id="79" w:name="_heading=h.1ksv4uv"/>
+      <w:bookmarkStart w:id="80" w:name="_Toc94805821"/>
+      <w:bookmarkEnd w:id="79"/>
       <w:r>
         <w:rPr>
           <w:rFonts w:asciiTheme="minorHAnsi" w:hAnsiTheme="minorHAnsi" w:cstheme="minorHAnsi"/>
         </w:rPr>
         <w:t>Literatur und Links</w:t>
       </w:r>
-      <w:bookmarkEnd w:id="35"/>
+      <w:bookmarkEnd w:id="80"/>
     </w:p>
     <w:p>
       <w:pPr>
@@ -11739,8 +12174,8 @@
           <w:rFonts w:asciiTheme="minorHAnsi" w:hAnsiTheme="minorHAnsi" w:cstheme="minorHAnsi"/>
         </w:rPr>
       </w:pPr>
-      <w:bookmarkStart w:id="36" w:name="_heading=h.44sinio"/>
-      <w:bookmarkEnd w:id="36"/>
+      <w:bookmarkStart w:id="81" w:name="_heading=h.44sinio"/>
+      <w:bookmarkEnd w:id="81"/>
       <w:r>
         <w:rPr>
           <w:rFonts w:asciiTheme="minorHAnsi" w:eastAsia="Roboto" w:hAnsiTheme="minorHAnsi" w:cstheme="minorHAnsi"/>
@@ -11909,7 +12344,7 @@
           <w:rFonts w:asciiTheme="minorHAnsi" w:hAnsiTheme="minorHAnsi" w:cstheme="minorHAnsi"/>
         </w:rPr>
       </w:pPr>
-      <w:bookmarkStart w:id="37" w:name="_Toc94805822"/>
+      <w:bookmarkStart w:id="82" w:name="_Toc94805822"/>
       <w:r>
         <w:rPr>
           <w:rFonts w:asciiTheme="minorHAnsi" w:hAnsiTheme="minorHAnsi" w:cstheme="minorHAnsi"/>
@@ -11917,12 +12352,20 @@
         <w:lastRenderedPageBreak/>
         <w:t>Arbeitsmaterialien</w:t>
       </w:r>
-      <w:bookmarkEnd w:id="37"/>
+      <w:bookmarkEnd w:id="82"/>
     </w:p>
     <w:p>
-      <w:bookmarkStart w:id="38" w:name="_Hlk94795539"/>
-      <w:r>
-        <w:t xml:space="preserve">Das Modul besteht aus folgenden Materialien. Zu allen Arbeitsblättern gibt es auch Musterlösungen. </w:t>
+      <w:bookmarkStart w:id="83" w:name="_Hlk94795539"/>
+      <w:r>
+        <w:t xml:space="preserve">Das Modul besteht </w:t>
+      </w:r>
+      <w:proofErr w:type="gramStart"/>
+      <w:r>
+        <w:t>aus folgenden</w:t>
+      </w:r>
+      <w:proofErr w:type="gramEnd"/>
+      <w:r>
+        <w:t xml:space="preserve"> Materialien. Zu allen Arbeitsblättern gibt es auch Musterlösungen. </w:t>
       </w:r>
     </w:p>
     <w:tbl>
@@ -11955,7 +12398,7 @@
             <w:cnfStyle w:val="001000000000" w:firstRow="0" w:lastRow="0" w:firstColumn="1" w:lastColumn="0" w:oddVBand="0" w:evenVBand="0" w:oddHBand="0" w:evenHBand="0" w:firstRowFirstColumn="0" w:firstRowLastColumn="0" w:lastRowFirstColumn="0" w:lastRowLastColumn="0"/>
             <w:tcW w:w="1555" w:type="dxa"/>
           </w:tcPr>
-          <w:bookmarkEnd w:id="38"/>
+          <w:bookmarkEnd w:id="83"/>
           <w:p>
             <w:pPr>
               <w:rPr>
@@ -12540,8 +12983,8 @@
           <w:rFonts w:asciiTheme="minorHAnsi" w:hAnsiTheme="minorHAnsi" w:cstheme="minorHAnsi"/>
         </w:rPr>
       </w:pPr>
-      <w:bookmarkStart w:id="39" w:name="_heading=h.2jxsxqh"/>
-      <w:bookmarkEnd w:id="39"/>
+      <w:bookmarkStart w:id="84" w:name="_heading=h.2jxsxqh"/>
+      <w:bookmarkEnd w:id="84"/>
       <w:r>
         <w:rPr>
           <w:rFonts w:asciiTheme="minorHAnsi" w:eastAsia="arimo" w:hAnsiTheme="minorHAnsi" w:cstheme="minorHAnsi"/>
@@ -12611,16 +13054,16 @@
           <w:rFonts w:asciiTheme="minorHAnsi" w:hAnsiTheme="minorHAnsi" w:cstheme="minorHAnsi"/>
         </w:rPr>
       </w:pPr>
-      <w:bookmarkStart w:id="40" w:name="_heading=h.z337ya"/>
-      <w:bookmarkStart w:id="41" w:name="_Toc94805823"/>
-      <w:bookmarkEnd w:id="40"/>
+      <w:bookmarkStart w:id="85" w:name="_heading=h.z337ya"/>
+      <w:bookmarkStart w:id="86" w:name="_Toc94805823"/>
+      <w:bookmarkEnd w:id="85"/>
       <w:r>
         <w:rPr>
           <w:rFonts w:asciiTheme="minorHAnsi" w:hAnsiTheme="minorHAnsi" w:cstheme="minorHAnsi"/>
         </w:rPr>
         <w:t>Glossar</w:t>
       </w:r>
-      <w:bookmarkEnd w:id="41"/>
+      <w:bookmarkEnd w:id="86"/>
     </w:p>
     <w:tbl>
       <w:tblPr>
@@ -13168,7 +13611,21 @@
               <w:rPr>
                 <w:rFonts w:asciiTheme="minorHAnsi" w:hAnsiTheme="minorHAnsi" w:cstheme="minorHAnsi"/>
               </w:rPr>
-              <w:t xml:space="preserve"> legt fest, wie stark neue Erfahrungen bei der Anpassung des Modells berücksichtigt werden. Bei der linearen Regression sind dies die Parameter a und b, bei Q-Learning die  Bewertungen der Zustände. Die </w:t>
+              <w:t xml:space="preserve"> legt fest, wie stark neue Erfahrungen bei der Anpassung des Modells berücksichtigt werden. Bei der linearen Regression sind dies die Parameter a und b, bei Q-Learning </w:t>
+            </w:r>
+            <w:proofErr w:type="gramStart"/>
+            <w:r>
+              <w:rPr>
+                <w:rFonts w:asciiTheme="minorHAnsi" w:hAnsiTheme="minorHAnsi" w:cstheme="minorHAnsi"/>
+              </w:rPr>
+              <w:t>die  Bewertungen</w:t>
+            </w:r>
+            <w:proofErr w:type="gramEnd"/>
+            <w:r>
+              <w:rPr>
+                <w:rFonts w:asciiTheme="minorHAnsi" w:hAnsiTheme="minorHAnsi" w:cstheme="minorHAnsi"/>
+              </w:rPr>
+              <w:t xml:space="preserve"> der Zustände. Die </w:t>
             </w:r>
             <w:proofErr w:type="spellStart"/>
             <w:r>
@@ -13210,7 +13667,21 @@
               <w:rPr>
                 <w:rFonts w:asciiTheme="minorHAnsi" w:hAnsiTheme="minorHAnsi" w:cstheme="minorHAnsi"/>
               </w:rPr>
-              <w:t xml:space="preserve"> von 1 wiederum bedeutet, dass nur die aktuellste Information berücksichtigt wird. Normalerweise wird die </w:t>
+              <w:t xml:space="preserve"> von 1 wiederum bedeutet, dass nur die </w:t>
+            </w:r>
+            <w:proofErr w:type="gramStart"/>
+            <w:r>
+              <w:rPr>
+                <w:rFonts w:asciiTheme="minorHAnsi" w:hAnsiTheme="minorHAnsi" w:cstheme="minorHAnsi"/>
+              </w:rPr>
+              <w:t>aktuellste</w:t>
+            </w:r>
+            <w:proofErr w:type="gramEnd"/>
+            <w:r>
+              <w:rPr>
+                <w:rFonts w:asciiTheme="minorHAnsi" w:hAnsiTheme="minorHAnsi" w:cstheme="minorHAnsi"/>
+              </w:rPr>
+              <w:t xml:space="preserve"> Information berücksichtigt wird. Normalerweise wird die </w:t>
             </w:r>
             <w:proofErr w:type="spellStart"/>
             <w:r>
@@ -13412,12 +13883,12 @@
           <w:lang w:eastAsia="zh-CN"/>
         </w:rPr>
       </w:pPr>
-      <w:bookmarkStart w:id="42" w:name="_heading=h.3j2qqm3"/>
-      <w:bookmarkStart w:id="43" w:name="_Toc24112811"/>
-      <w:bookmarkStart w:id="44" w:name="_Toc88152159"/>
-      <w:bookmarkStart w:id="45" w:name="_Toc90281164"/>
-      <w:bookmarkStart w:id="46" w:name="_Toc90283705"/>
-      <w:bookmarkEnd w:id="42"/>
+      <w:bookmarkStart w:id="87" w:name="_heading=h.3j2qqm3"/>
+      <w:bookmarkStart w:id="88" w:name="_Toc24112811"/>
+      <w:bookmarkStart w:id="89" w:name="_Toc88152159"/>
+      <w:bookmarkStart w:id="90" w:name="_Toc90281164"/>
+      <w:bookmarkStart w:id="91" w:name="_Toc90283705"/>
+      <w:bookmarkEnd w:id="87"/>
     </w:p>
     <w:p>
       <w:pPr>
@@ -13452,7 +13923,7 @@
           <w:lang w:eastAsia="zh-CN"/>
         </w:rPr>
       </w:pPr>
-      <w:bookmarkStart w:id="47" w:name="_Toc94805824"/>
+      <w:bookmarkStart w:id="92" w:name="_Toc94805824"/>
       <w:r>
         <w:rPr>
           <w:rFonts w:asciiTheme="minorHAnsi" w:eastAsia="helvetica neue" w:hAnsiTheme="minorHAnsi" w:cstheme="minorHAnsi"/>
@@ -13465,7 +13936,7 @@
         <w:lastRenderedPageBreak/>
         <w:t>F</w:t>
       </w:r>
-      <w:bookmarkEnd w:id="43"/>
+      <w:bookmarkEnd w:id="88"/>
       <w:r>
         <w:rPr>
           <w:rFonts w:asciiTheme="minorHAnsi" w:eastAsia="helvetica neue" w:hAnsiTheme="minorHAnsi" w:cstheme="minorHAnsi"/>
@@ -13477,29 +13948,280 @@
         </w:rPr>
         <w:t>ragen, Feedback, Anregungen</w:t>
       </w:r>
-      <w:bookmarkEnd w:id="44"/>
-      <w:bookmarkEnd w:id="45"/>
-      <w:bookmarkEnd w:id="46"/>
-      <w:bookmarkEnd w:id="47"/>
+      <w:bookmarkEnd w:id="89"/>
+      <w:bookmarkEnd w:id="90"/>
+      <w:bookmarkEnd w:id="91"/>
+      <w:bookmarkEnd w:id="92"/>
     </w:p>
     <w:p>
       <w:pPr>
         <w:spacing w:before="240"/>
         <w:rPr>
+          <w:rFonts w:asciiTheme="minorHAnsi" w:eastAsia="helvetica neue" w:hAnsiTheme="minorHAnsi" w:cstheme="minorHAnsi"/>
+          <w:bCs w:val="0"/>
+          <w:szCs w:val="21"/>
+          <w:lang w:eastAsia="zh-CN"/>
+          <w:rPrChange w:id="93" w:author="Imke Endjer" w:date="2023-02-23T09:03:00Z">
+            <w:rPr>
+              <w:rFonts w:asciiTheme="minorHAnsi" w:eastAsia="helvetica neue" w:hAnsiTheme="minorHAnsi" w:cstheme="minorHAnsi"/>
+              <w:bCs w:val="0"/>
+              <w:szCs w:val="21"/>
+              <w:lang w:val="en-US" w:eastAsia="zh-CN"/>
+            </w:rPr>
+          </w:rPrChange>
+        </w:rPr>
+      </w:pPr>
+      <w:r>
+        <w:rPr>
+          <w:rFonts w:asciiTheme="minorHAnsi" w:eastAsia="helvetica neue" w:hAnsiTheme="minorHAnsi" w:cstheme="minorHAnsi"/>
+          <w:bCs w:val="0"/>
+          <w:szCs w:val="21"/>
+          <w:lang w:eastAsia="zh-CN"/>
+          <w:rPrChange w:id="94" w:author="Imke Endjer" w:date="2023-02-23T09:03:00Z">
+            <w:rPr>
+              <w:rFonts w:asciiTheme="minorHAnsi" w:eastAsia="helvetica neue" w:hAnsiTheme="minorHAnsi" w:cstheme="minorHAnsi"/>
+              <w:bCs w:val="0"/>
+              <w:szCs w:val="21"/>
+              <w:lang w:val="en-US" w:eastAsia="zh-CN"/>
+            </w:rPr>
+          </w:rPrChange>
+        </w:rPr>
+        <w:t>Sie haben das Modul ausprobiert und nun Fragen, Anregungen oder Feedback für uns? Darüber freuen wir uns, denn mit Ihren Erfahrungen können wir Schritt für Schritt einen FAQ (</w:t>
+      </w:r>
+      <w:proofErr w:type="spellStart"/>
+      <w:r>
+        <w:rPr>
+          <w:rFonts w:asciiTheme="minorHAnsi" w:eastAsia="helvetica neue" w:hAnsiTheme="minorHAnsi" w:cstheme="minorHAnsi"/>
+          <w:bCs w:val="0"/>
+          <w:szCs w:val="21"/>
+          <w:lang w:eastAsia="zh-CN"/>
+          <w:rPrChange w:id="95" w:author="Imke Endjer" w:date="2023-02-23T09:03:00Z">
+            <w:rPr>
+              <w:rFonts w:asciiTheme="minorHAnsi" w:eastAsia="helvetica neue" w:hAnsiTheme="minorHAnsi" w:cstheme="minorHAnsi"/>
+              <w:bCs w:val="0"/>
+              <w:szCs w:val="21"/>
+              <w:lang w:val="en-US" w:eastAsia="zh-CN"/>
+            </w:rPr>
+          </w:rPrChange>
+        </w:rPr>
+        <w:t>Frequently</w:t>
+      </w:r>
+      <w:proofErr w:type="spellEnd"/>
+      <w:r>
+        <w:rPr>
+          <w:rFonts w:asciiTheme="minorHAnsi" w:eastAsia="helvetica neue" w:hAnsiTheme="minorHAnsi" w:cstheme="minorHAnsi"/>
+          <w:bCs w:val="0"/>
+          <w:szCs w:val="21"/>
+          <w:lang w:eastAsia="zh-CN"/>
+          <w:rPrChange w:id="96" w:author="Imke Endjer" w:date="2023-02-23T09:03:00Z">
+            <w:rPr>
+              <w:rFonts w:asciiTheme="minorHAnsi" w:eastAsia="helvetica neue" w:hAnsiTheme="minorHAnsi" w:cstheme="minorHAnsi"/>
+              <w:bCs w:val="0"/>
+              <w:szCs w:val="21"/>
+              <w:lang w:val="en-US" w:eastAsia="zh-CN"/>
+            </w:rPr>
+          </w:rPrChange>
+        </w:rPr>
+        <w:t xml:space="preserve"> </w:t>
+      </w:r>
+      <w:proofErr w:type="spellStart"/>
+      <w:r>
+        <w:rPr>
+          <w:rFonts w:asciiTheme="minorHAnsi" w:eastAsia="helvetica neue" w:hAnsiTheme="minorHAnsi" w:cstheme="minorHAnsi"/>
+          <w:bCs w:val="0"/>
+          <w:szCs w:val="21"/>
+          <w:lang w:eastAsia="zh-CN"/>
+          <w:rPrChange w:id="97" w:author="Imke Endjer" w:date="2023-02-23T09:03:00Z">
+            <w:rPr>
+              <w:rFonts w:asciiTheme="minorHAnsi" w:eastAsia="helvetica neue" w:hAnsiTheme="minorHAnsi" w:cstheme="minorHAnsi"/>
+              <w:bCs w:val="0"/>
+              <w:szCs w:val="21"/>
+              <w:lang w:val="en-US" w:eastAsia="zh-CN"/>
+            </w:rPr>
+          </w:rPrChange>
+        </w:rPr>
+        <w:t>Asked</w:t>
+      </w:r>
+      <w:proofErr w:type="spellEnd"/>
+      <w:r>
+        <w:rPr>
+          <w:rFonts w:asciiTheme="minorHAnsi" w:eastAsia="helvetica neue" w:hAnsiTheme="minorHAnsi" w:cstheme="minorHAnsi"/>
+          <w:bCs w:val="0"/>
+          <w:szCs w:val="21"/>
+          <w:lang w:eastAsia="zh-CN"/>
+          <w:rPrChange w:id="98" w:author="Imke Endjer" w:date="2023-02-23T09:03:00Z">
+            <w:rPr>
+              <w:rFonts w:asciiTheme="minorHAnsi" w:eastAsia="helvetica neue" w:hAnsiTheme="minorHAnsi" w:cstheme="minorHAnsi"/>
+              <w:bCs w:val="0"/>
+              <w:szCs w:val="21"/>
+              <w:lang w:val="en-US" w:eastAsia="zh-CN"/>
+            </w:rPr>
+          </w:rPrChange>
+        </w:rPr>
+        <w:t xml:space="preserve"> Questions) für die neuen KI-Module aufbauen oder die Module </w:t>
+      </w:r>
+      <w:proofErr w:type="gramStart"/>
+      <w:r>
+        <w:rPr>
+          <w:rFonts w:asciiTheme="minorHAnsi" w:eastAsia="helvetica neue" w:hAnsiTheme="minorHAnsi" w:cstheme="minorHAnsi"/>
+          <w:bCs w:val="0"/>
+          <w:szCs w:val="21"/>
+          <w:lang w:eastAsia="zh-CN"/>
+          <w:rPrChange w:id="99" w:author="Imke Endjer" w:date="2023-02-23T09:03:00Z">
+            <w:rPr>
+              <w:rFonts w:asciiTheme="minorHAnsi" w:eastAsia="helvetica neue" w:hAnsiTheme="minorHAnsi" w:cstheme="minorHAnsi"/>
+              <w:bCs w:val="0"/>
+              <w:szCs w:val="21"/>
+              <w:lang w:val="en-US" w:eastAsia="zh-CN"/>
+            </w:rPr>
+          </w:rPrChange>
+        </w:rPr>
+        <w:t>weiter entwickeln</w:t>
+      </w:r>
+      <w:proofErr w:type="gramEnd"/>
+      <w:r>
+        <w:rPr>
+          <w:rFonts w:asciiTheme="minorHAnsi" w:eastAsia="helvetica neue" w:hAnsiTheme="minorHAnsi" w:cstheme="minorHAnsi"/>
+          <w:bCs w:val="0"/>
+          <w:szCs w:val="21"/>
+          <w:lang w:eastAsia="zh-CN"/>
+          <w:rPrChange w:id="100" w:author="Imke Endjer" w:date="2023-02-23T09:03:00Z">
+            <w:rPr>
+              <w:rFonts w:asciiTheme="minorHAnsi" w:eastAsia="helvetica neue" w:hAnsiTheme="minorHAnsi" w:cstheme="minorHAnsi"/>
+              <w:bCs w:val="0"/>
+              <w:szCs w:val="21"/>
+              <w:lang w:val="en-US" w:eastAsia="zh-CN"/>
+            </w:rPr>
+          </w:rPrChange>
+        </w:rPr>
+        <w:t xml:space="preserve">. </w:t>
+      </w:r>
+    </w:p>
+    <w:p>
+      <w:pPr>
+        <w:spacing w:before="240"/>
+        <w:rPr>
+          <w:rFonts w:asciiTheme="minorHAnsi" w:eastAsia="helvetica neue" w:hAnsiTheme="minorHAnsi" w:cstheme="minorHAnsi"/>
+          <w:bCs w:val="0"/>
+          <w:szCs w:val="21"/>
+          <w:lang w:eastAsia="zh-CN"/>
+          <w:rPrChange w:id="101" w:author="Imke Endjer" w:date="2023-02-23T09:03:00Z">
+            <w:rPr>
+              <w:rFonts w:asciiTheme="minorHAnsi" w:eastAsia="helvetica neue" w:hAnsiTheme="minorHAnsi" w:cstheme="minorHAnsi"/>
+              <w:bCs w:val="0"/>
+              <w:szCs w:val="21"/>
+              <w:lang w:val="en-US" w:eastAsia="zh-CN"/>
+            </w:rPr>
+          </w:rPrChange>
+        </w:rPr>
+      </w:pPr>
+      <w:r>
+        <w:rPr>
+          <w:rFonts w:asciiTheme="minorHAnsi" w:eastAsia="helvetica neue" w:hAnsiTheme="minorHAnsi" w:cstheme="minorHAnsi"/>
+          <w:bCs w:val="0"/>
+          <w:szCs w:val="21"/>
+          <w:lang w:eastAsia="zh-CN"/>
+          <w:rPrChange w:id="102" w:author="Imke Endjer" w:date="2023-02-23T09:03:00Z">
+            <w:rPr>
+              <w:rFonts w:asciiTheme="minorHAnsi" w:eastAsia="helvetica neue" w:hAnsiTheme="minorHAnsi" w:cstheme="minorHAnsi"/>
+              <w:bCs w:val="0"/>
+              <w:szCs w:val="21"/>
+              <w:lang w:val="en-US" w:eastAsia="zh-CN"/>
+            </w:rPr>
+          </w:rPrChange>
+        </w:rPr>
+        <w:t xml:space="preserve">Bitte füllen Sie folgende Umfrage über </w:t>
+      </w:r>
+      <w:proofErr w:type="spellStart"/>
+      <w:r>
+        <w:rPr>
+          <w:rFonts w:asciiTheme="minorHAnsi" w:eastAsia="helvetica neue" w:hAnsiTheme="minorHAnsi" w:cstheme="minorHAnsi"/>
+          <w:bCs w:val="0"/>
+          <w:szCs w:val="21"/>
+          <w:lang w:eastAsia="zh-CN"/>
+          <w:rPrChange w:id="103" w:author="Imke Endjer" w:date="2023-02-23T09:03:00Z">
+            <w:rPr>
+              <w:rFonts w:asciiTheme="minorHAnsi" w:eastAsia="helvetica neue" w:hAnsiTheme="minorHAnsi" w:cstheme="minorHAnsi"/>
+              <w:bCs w:val="0"/>
+              <w:szCs w:val="21"/>
+              <w:lang w:val="en-US" w:eastAsia="zh-CN"/>
+            </w:rPr>
+          </w:rPrChange>
+        </w:rPr>
+        <w:t>Surveymonkey</w:t>
+      </w:r>
+      <w:proofErr w:type="spellEnd"/>
+      <w:r>
+        <w:rPr>
+          <w:rFonts w:asciiTheme="minorHAnsi" w:eastAsia="helvetica neue" w:hAnsiTheme="minorHAnsi" w:cstheme="minorHAnsi"/>
+          <w:bCs w:val="0"/>
+          <w:szCs w:val="21"/>
+          <w:lang w:eastAsia="zh-CN"/>
+          <w:rPrChange w:id="104" w:author="Imke Endjer" w:date="2023-02-23T09:03:00Z">
+            <w:rPr>
+              <w:rFonts w:asciiTheme="minorHAnsi" w:eastAsia="helvetica neue" w:hAnsiTheme="minorHAnsi" w:cstheme="minorHAnsi"/>
+              <w:bCs w:val="0"/>
+              <w:szCs w:val="21"/>
+              <w:lang w:val="en-US" w:eastAsia="zh-CN"/>
+            </w:rPr>
+          </w:rPrChange>
+        </w:rPr>
+        <w:t xml:space="preserve"> aus: </w:t>
+      </w:r>
+      <w:r>
+        <w:fldChar w:fldCharType="begin"/>
+      </w:r>
+      <w:r>
+        <w:instrText>HYPERLINK "https://bit.ly/3DWXMZq"</w:instrText>
+      </w:r>
+      <w:r>
+        <w:fldChar w:fldCharType="separate"/>
+      </w:r>
+      <w:r>
+        <w:rPr>
+          <w:rStyle w:val="Hyperlink"/>
+          <w:rFonts w:asciiTheme="minorHAnsi" w:eastAsia="helvetica neue" w:hAnsiTheme="minorHAnsi" w:cstheme="minorHAnsi"/>
+          <w:bCs w:val="0"/>
+          <w:szCs w:val="21"/>
+          <w:lang w:eastAsia="zh-CN"/>
+          <w:rPrChange w:id="105" w:author="Imke Endjer" w:date="2023-02-23T09:03:00Z">
+            <w:rPr>
+              <w:rStyle w:val="Hyperlink"/>
+              <w:rFonts w:asciiTheme="minorHAnsi" w:eastAsia="helvetica neue" w:hAnsiTheme="minorHAnsi" w:cstheme="minorHAnsi"/>
+              <w:bCs w:val="0"/>
+              <w:szCs w:val="21"/>
+              <w:lang w:val="en-US" w:eastAsia="zh-CN"/>
+            </w:rPr>
+          </w:rPrChange>
+        </w:rPr>
+        <w:t>https://bit.ly/3DWXMZq</w:t>
+      </w:r>
+      <w:r>
+        <w:rPr>
+          <w:rStyle w:val="Hyperlink"/>
           <w:rFonts w:asciiTheme="minorHAnsi" w:eastAsia="helvetica neue" w:hAnsiTheme="minorHAnsi" w:cstheme="minorHAnsi"/>
           <w:bCs w:val="0"/>
           <w:szCs w:val="21"/>
           <w:lang w:val="en-US" w:eastAsia="zh-CN"/>
         </w:rPr>
-      </w:pPr>
+        <w:fldChar w:fldCharType="end"/>
+      </w:r>
       <w:r>
         <w:rPr>
           <w:rFonts w:asciiTheme="minorHAnsi" w:eastAsia="helvetica neue" w:hAnsiTheme="minorHAnsi" w:cstheme="minorHAnsi"/>
           <w:bCs w:val="0"/>
           <w:szCs w:val="21"/>
-          <w:lang w:val="en-US" w:eastAsia="zh-CN"/>
-        </w:rPr>
-        <w:t xml:space="preserve">Sie </w:t>
+          <w:lang w:eastAsia="zh-CN"/>
+          <w:rPrChange w:id="106" w:author="Imke Endjer" w:date="2023-02-23T09:03:00Z">
+            <w:rPr>
+              <w:rFonts w:asciiTheme="minorHAnsi" w:eastAsia="helvetica neue" w:hAnsiTheme="minorHAnsi" w:cstheme="minorHAnsi"/>
+              <w:bCs w:val="0"/>
+              <w:szCs w:val="21"/>
+              <w:lang w:val="en-US" w:eastAsia="zh-CN"/>
+            </w:rPr>
+          </w:rPrChange>
+        </w:rPr>
+        <w:t xml:space="preserve"> über den folgenden QR-Code kommen Sie ebenfalls zur </w:t>
       </w:r>
       <w:proofErr w:type="spellStart"/>
       <w:r>
@@ -13507,9 +14229,17 @@
           <w:rFonts w:asciiTheme="minorHAnsi" w:eastAsia="helvetica neue" w:hAnsiTheme="minorHAnsi" w:cstheme="minorHAnsi"/>
           <w:bCs w:val="0"/>
           <w:szCs w:val="21"/>
-          <w:lang w:val="en-US" w:eastAsia="zh-CN"/>
-        </w:rPr>
-        <w:t>haben</w:t>
+          <w:lang w:eastAsia="zh-CN"/>
+          <w:rPrChange w:id="107" w:author="Imke Endjer" w:date="2023-02-23T09:03:00Z">
+            <w:rPr>
+              <w:rFonts w:asciiTheme="minorHAnsi" w:eastAsia="helvetica neue" w:hAnsiTheme="minorHAnsi" w:cstheme="minorHAnsi"/>
+              <w:bCs w:val="0"/>
+              <w:szCs w:val="21"/>
+              <w:lang w:val="en-US" w:eastAsia="zh-CN"/>
+            </w:rPr>
+          </w:rPrChange>
+        </w:rPr>
+        <w:t>Surveymonkey</w:t>
       </w:r>
       <w:proofErr w:type="spellEnd"/>
       <w:r>
@@ -13517,650 +14247,17 @@
           <w:rFonts w:asciiTheme="minorHAnsi" w:eastAsia="helvetica neue" w:hAnsiTheme="minorHAnsi" w:cstheme="minorHAnsi"/>
           <w:bCs w:val="0"/>
           <w:szCs w:val="21"/>
-          <w:lang w:val="en-US" w:eastAsia="zh-CN"/>
-        </w:rPr>
-        <w:t xml:space="preserve"> das Modul </w:t>
-      </w:r>
-      <w:proofErr w:type="spellStart"/>
-      <w:r>
-        <w:rPr>
-          <w:rFonts w:asciiTheme="minorHAnsi" w:eastAsia="helvetica neue" w:hAnsiTheme="minorHAnsi" w:cstheme="minorHAnsi"/>
-          <w:bCs w:val="0"/>
-          <w:szCs w:val="21"/>
-          <w:lang w:val="en-US" w:eastAsia="zh-CN"/>
-        </w:rPr>
-        <w:t>ausprobiert</w:t>
-      </w:r>
-      <w:proofErr w:type="spellEnd"/>
-      <w:r>
-        <w:rPr>
-          <w:rFonts w:asciiTheme="minorHAnsi" w:eastAsia="helvetica neue" w:hAnsiTheme="minorHAnsi" w:cstheme="minorHAnsi"/>
-          <w:bCs w:val="0"/>
-          <w:szCs w:val="21"/>
-          <w:lang w:val="en-US" w:eastAsia="zh-CN"/>
-        </w:rPr>
-        <w:t xml:space="preserve"> und nun </w:t>
-      </w:r>
-      <w:proofErr w:type="spellStart"/>
-      <w:r>
-        <w:rPr>
-          <w:rFonts w:asciiTheme="minorHAnsi" w:eastAsia="helvetica neue" w:hAnsiTheme="minorHAnsi" w:cstheme="minorHAnsi"/>
-          <w:bCs w:val="0"/>
-          <w:szCs w:val="21"/>
-          <w:lang w:val="en-US" w:eastAsia="zh-CN"/>
-        </w:rPr>
-        <w:t>Fragen</w:t>
-      </w:r>
-      <w:proofErr w:type="spellEnd"/>
-      <w:r>
-        <w:rPr>
-          <w:rFonts w:asciiTheme="minorHAnsi" w:eastAsia="helvetica neue" w:hAnsiTheme="minorHAnsi" w:cstheme="minorHAnsi"/>
-          <w:bCs w:val="0"/>
-          <w:szCs w:val="21"/>
-          <w:lang w:val="en-US" w:eastAsia="zh-CN"/>
-        </w:rPr>
-        <w:t xml:space="preserve">, </w:t>
-      </w:r>
-      <w:proofErr w:type="spellStart"/>
-      <w:r>
-        <w:rPr>
-          <w:rFonts w:asciiTheme="minorHAnsi" w:eastAsia="helvetica neue" w:hAnsiTheme="minorHAnsi" w:cstheme="minorHAnsi"/>
-          <w:bCs w:val="0"/>
-          <w:szCs w:val="21"/>
-          <w:lang w:val="en-US" w:eastAsia="zh-CN"/>
-        </w:rPr>
-        <w:t>Anregungen</w:t>
-      </w:r>
-      <w:proofErr w:type="spellEnd"/>
-      <w:r>
-        <w:rPr>
-          <w:rFonts w:asciiTheme="minorHAnsi" w:eastAsia="helvetica neue" w:hAnsiTheme="minorHAnsi" w:cstheme="minorHAnsi"/>
-          <w:bCs w:val="0"/>
-          <w:szCs w:val="21"/>
-          <w:lang w:val="en-US" w:eastAsia="zh-CN"/>
-        </w:rPr>
-        <w:t xml:space="preserve"> </w:t>
-      </w:r>
-      <w:proofErr w:type="spellStart"/>
-      <w:r>
-        <w:rPr>
-          <w:rFonts w:asciiTheme="minorHAnsi" w:eastAsia="helvetica neue" w:hAnsiTheme="minorHAnsi" w:cstheme="minorHAnsi"/>
-          <w:bCs w:val="0"/>
-          <w:szCs w:val="21"/>
-          <w:lang w:val="en-US" w:eastAsia="zh-CN"/>
-        </w:rPr>
-        <w:t>oder</w:t>
-      </w:r>
-      <w:proofErr w:type="spellEnd"/>
-      <w:r>
-        <w:rPr>
-          <w:rFonts w:asciiTheme="minorHAnsi" w:eastAsia="helvetica neue" w:hAnsiTheme="minorHAnsi" w:cstheme="minorHAnsi"/>
-          <w:bCs w:val="0"/>
-          <w:szCs w:val="21"/>
-          <w:lang w:val="en-US" w:eastAsia="zh-CN"/>
-        </w:rPr>
-        <w:t xml:space="preserve"> Feedback für </w:t>
-      </w:r>
-      <w:proofErr w:type="spellStart"/>
-      <w:r>
-        <w:rPr>
-          <w:rFonts w:asciiTheme="minorHAnsi" w:eastAsia="helvetica neue" w:hAnsiTheme="minorHAnsi" w:cstheme="minorHAnsi"/>
-          <w:bCs w:val="0"/>
-          <w:szCs w:val="21"/>
-          <w:lang w:val="en-US" w:eastAsia="zh-CN"/>
-        </w:rPr>
-        <w:t>uns</w:t>
-      </w:r>
-      <w:proofErr w:type="spellEnd"/>
-      <w:r>
-        <w:rPr>
-          <w:rFonts w:asciiTheme="minorHAnsi" w:eastAsia="helvetica neue" w:hAnsiTheme="minorHAnsi" w:cstheme="minorHAnsi"/>
-          <w:bCs w:val="0"/>
-          <w:szCs w:val="21"/>
-          <w:lang w:val="en-US" w:eastAsia="zh-CN"/>
-        </w:rPr>
-        <w:t xml:space="preserve">? </w:t>
-      </w:r>
-      <w:proofErr w:type="spellStart"/>
-      <w:r>
-        <w:rPr>
-          <w:rFonts w:asciiTheme="minorHAnsi" w:eastAsia="helvetica neue" w:hAnsiTheme="minorHAnsi" w:cstheme="minorHAnsi"/>
-          <w:bCs w:val="0"/>
-          <w:szCs w:val="21"/>
-          <w:lang w:val="en-US" w:eastAsia="zh-CN"/>
-        </w:rPr>
-        <w:t>Darüber</w:t>
-      </w:r>
-      <w:proofErr w:type="spellEnd"/>
-      <w:r>
-        <w:rPr>
-          <w:rFonts w:asciiTheme="minorHAnsi" w:eastAsia="helvetica neue" w:hAnsiTheme="minorHAnsi" w:cstheme="minorHAnsi"/>
-          <w:bCs w:val="0"/>
-          <w:szCs w:val="21"/>
-          <w:lang w:val="en-US" w:eastAsia="zh-CN"/>
-        </w:rPr>
-        <w:t xml:space="preserve"> </w:t>
-      </w:r>
-      <w:proofErr w:type="spellStart"/>
-      <w:r>
-        <w:rPr>
-          <w:rFonts w:asciiTheme="minorHAnsi" w:eastAsia="helvetica neue" w:hAnsiTheme="minorHAnsi" w:cstheme="minorHAnsi"/>
-          <w:bCs w:val="0"/>
-          <w:szCs w:val="21"/>
-          <w:lang w:val="en-US" w:eastAsia="zh-CN"/>
-        </w:rPr>
-        <w:t>freuen</w:t>
-      </w:r>
-      <w:proofErr w:type="spellEnd"/>
-      <w:r>
-        <w:rPr>
-          <w:rFonts w:asciiTheme="minorHAnsi" w:eastAsia="helvetica neue" w:hAnsiTheme="minorHAnsi" w:cstheme="minorHAnsi"/>
-          <w:bCs w:val="0"/>
-          <w:szCs w:val="21"/>
-          <w:lang w:val="en-US" w:eastAsia="zh-CN"/>
-        </w:rPr>
-        <w:t xml:space="preserve"> </w:t>
-      </w:r>
-      <w:proofErr w:type="spellStart"/>
-      <w:r>
-        <w:rPr>
-          <w:rFonts w:asciiTheme="minorHAnsi" w:eastAsia="helvetica neue" w:hAnsiTheme="minorHAnsi" w:cstheme="minorHAnsi"/>
-          <w:bCs w:val="0"/>
-          <w:szCs w:val="21"/>
-          <w:lang w:val="en-US" w:eastAsia="zh-CN"/>
-        </w:rPr>
-        <w:t>wir</w:t>
-      </w:r>
-      <w:proofErr w:type="spellEnd"/>
-      <w:r>
-        <w:rPr>
-          <w:rFonts w:asciiTheme="minorHAnsi" w:eastAsia="helvetica neue" w:hAnsiTheme="minorHAnsi" w:cstheme="minorHAnsi"/>
-          <w:bCs w:val="0"/>
-          <w:szCs w:val="21"/>
-          <w:lang w:val="en-US" w:eastAsia="zh-CN"/>
-        </w:rPr>
-        <w:t xml:space="preserve"> </w:t>
-      </w:r>
-      <w:proofErr w:type="spellStart"/>
-      <w:r>
-        <w:rPr>
-          <w:rFonts w:asciiTheme="minorHAnsi" w:eastAsia="helvetica neue" w:hAnsiTheme="minorHAnsi" w:cstheme="minorHAnsi"/>
-          <w:bCs w:val="0"/>
-          <w:szCs w:val="21"/>
-          <w:lang w:val="en-US" w:eastAsia="zh-CN"/>
-        </w:rPr>
-        <w:t>uns</w:t>
-      </w:r>
-      <w:proofErr w:type="spellEnd"/>
-      <w:r>
-        <w:rPr>
-          <w:rFonts w:asciiTheme="minorHAnsi" w:eastAsia="helvetica neue" w:hAnsiTheme="minorHAnsi" w:cstheme="minorHAnsi"/>
-          <w:bCs w:val="0"/>
-          <w:szCs w:val="21"/>
-          <w:lang w:val="en-US" w:eastAsia="zh-CN"/>
-        </w:rPr>
-        <w:t xml:space="preserve">, </w:t>
-      </w:r>
-      <w:proofErr w:type="spellStart"/>
-      <w:r>
-        <w:rPr>
-          <w:rFonts w:asciiTheme="minorHAnsi" w:eastAsia="helvetica neue" w:hAnsiTheme="minorHAnsi" w:cstheme="minorHAnsi"/>
-          <w:bCs w:val="0"/>
-          <w:szCs w:val="21"/>
-          <w:lang w:val="en-US" w:eastAsia="zh-CN"/>
-        </w:rPr>
-        <w:t>denn</w:t>
-      </w:r>
-      <w:proofErr w:type="spellEnd"/>
-      <w:r>
-        <w:rPr>
-          <w:rFonts w:asciiTheme="minorHAnsi" w:eastAsia="helvetica neue" w:hAnsiTheme="minorHAnsi" w:cstheme="minorHAnsi"/>
-          <w:bCs w:val="0"/>
-          <w:szCs w:val="21"/>
-          <w:lang w:val="en-US" w:eastAsia="zh-CN"/>
-        </w:rPr>
-        <w:t xml:space="preserve"> </w:t>
-      </w:r>
-      <w:proofErr w:type="spellStart"/>
-      <w:r>
-        <w:rPr>
-          <w:rFonts w:asciiTheme="minorHAnsi" w:eastAsia="helvetica neue" w:hAnsiTheme="minorHAnsi" w:cstheme="minorHAnsi"/>
-          <w:bCs w:val="0"/>
-          <w:szCs w:val="21"/>
-          <w:lang w:val="en-US" w:eastAsia="zh-CN"/>
-        </w:rPr>
-        <w:t>mit</w:t>
-      </w:r>
-      <w:proofErr w:type="spellEnd"/>
-      <w:r>
-        <w:rPr>
-          <w:rFonts w:asciiTheme="minorHAnsi" w:eastAsia="helvetica neue" w:hAnsiTheme="minorHAnsi" w:cstheme="minorHAnsi"/>
-          <w:bCs w:val="0"/>
-          <w:szCs w:val="21"/>
-          <w:lang w:val="en-US" w:eastAsia="zh-CN"/>
-        </w:rPr>
-        <w:t xml:space="preserve"> </w:t>
-      </w:r>
-      <w:proofErr w:type="spellStart"/>
-      <w:r>
-        <w:rPr>
-          <w:rFonts w:asciiTheme="minorHAnsi" w:eastAsia="helvetica neue" w:hAnsiTheme="minorHAnsi" w:cstheme="minorHAnsi"/>
-          <w:bCs w:val="0"/>
-          <w:szCs w:val="21"/>
-          <w:lang w:val="en-US" w:eastAsia="zh-CN"/>
-        </w:rPr>
-        <w:t>Ihren</w:t>
-      </w:r>
-      <w:proofErr w:type="spellEnd"/>
-      <w:r>
-        <w:rPr>
-          <w:rFonts w:asciiTheme="minorHAnsi" w:eastAsia="helvetica neue" w:hAnsiTheme="minorHAnsi" w:cstheme="minorHAnsi"/>
-          <w:bCs w:val="0"/>
-          <w:szCs w:val="21"/>
-          <w:lang w:val="en-US" w:eastAsia="zh-CN"/>
-        </w:rPr>
-        <w:t xml:space="preserve"> </w:t>
-      </w:r>
-      <w:proofErr w:type="spellStart"/>
-      <w:r>
-        <w:rPr>
-          <w:rFonts w:asciiTheme="minorHAnsi" w:eastAsia="helvetica neue" w:hAnsiTheme="minorHAnsi" w:cstheme="minorHAnsi"/>
-          <w:bCs w:val="0"/>
-          <w:szCs w:val="21"/>
-          <w:lang w:val="en-US" w:eastAsia="zh-CN"/>
-        </w:rPr>
-        <w:t>Erfahrungen</w:t>
-      </w:r>
-      <w:proofErr w:type="spellEnd"/>
-      <w:r>
-        <w:rPr>
-          <w:rFonts w:asciiTheme="minorHAnsi" w:eastAsia="helvetica neue" w:hAnsiTheme="minorHAnsi" w:cstheme="minorHAnsi"/>
-          <w:bCs w:val="0"/>
-          <w:szCs w:val="21"/>
-          <w:lang w:val="en-US" w:eastAsia="zh-CN"/>
-        </w:rPr>
-        <w:t xml:space="preserve"> </w:t>
-      </w:r>
-      <w:proofErr w:type="spellStart"/>
-      <w:r>
-        <w:rPr>
-          <w:rFonts w:asciiTheme="minorHAnsi" w:eastAsia="helvetica neue" w:hAnsiTheme="minorHAnsi" w:cstheme="minorHAnsi"/>
-          <w:bCs w:val="0"/>
-          <w:szCs w:val="21"/>
-          <w:lang w:val="en-US" w:eastAsia="zh-CN"/>
-        </w:rPr>
-        <w:t>können</w:t>
-      </w:r>
-      <w:proofErr w:type="spellEnd"/>
-      <w:r>
-        <w:rPr>
-          <w:rFonts w:asciiTheme="minorHAnsi" w:eastAsia="helvetica neue" w:hAnsiTheme="minorHAnsi" w:cstheme="minorHAnsi"/>
-          <w:bCs w:val="0"/>
-          <w:szCs w:val="21"/>
-          <w:lang w:val="en-US" w:eastAsia="zh-CN"/>
-        </w:rPr>
-        <w:t xml:space="preserve"> </w:t>
-      </w:r>
-      <w:proofErr w:type="spellStart"/>
-      <w:r>
-        <w:rPr>
-          <w:rFonts w:asciiTheme="minorHAnsi" w:eastAsia="helvetica neue" w:hAnsiTheme="minorHAnsi" w:cstheme="minorHAnsi"/>
-          <w:bCs w:val="0"/>
-          <w:szCs w:val="21"/>
-          <w:lang w:val="en-US" w:eastAsia="zh-CN"/>
-        </w:rPr>
-        <w:t>wir</w:t>
-      </w:r>
-      <w:proofErr w:type="spellEnd"/>
-      <w:r>
-        <w:rPr>
-          <w:rFonts w:asciiTheme="minorHAnsi" w:eastAsia="helvetica neue" w:hAnsiTheme="minorHAnsi" w:cstheme="minorHAnsi"/>
-          <w:bCs w:val="0"/>
-          <w:szCs w:val="21"/>
-          <w:lang w:val="en-US" w:eastAsia="zh-CN"/>
-        </w:rPr>
-        <w:t xml:space="preserve"> Schritt für Schritt </w:t>
-      </w:r>
-      <w:proofErr w:type="spellStart"/>
-      <w:r>
-        <w:rPr>
-          <w:rFonts w:asciiTheme="minorHAnsi" w:eastAsia="helvetica neue" w:hAnsiTheme="minorHAnsi" w:cstheme="minorHAnsi"/>
-          <w:bCs w:val="0"/>
-          <w:szCs w:val="21"/>
-          <w:lang w:val="en-US" w:eastAsia="zh-CN"/>
-        </w:rPr>
-        <w:t>einen</w:t>
-      </w:r>
-      <w:proofErr w:type="spellEnd"/>
-      <w:r>
-        <w:rPr>
-          <w:rFonts w:asciiTheme="minorHAnsi" w:eastAsia="helvetica neue" w:hAnsiTheme="minorHAnsi" w:cstheme="minorHAnsi"/>
-          <w:bCs w:val="0"/>
-          <w:szCs w:val="21"/>
-          <w:lang w:val="en-US" w:eastAsia="zh-CN"/>
-        </w:rPr>
-        <w:t xml:space="preserve"> FAQ (Frequently Asked Questions) für die </w:t>
-      </w:r>
-      <w:proofErr w:type="spellStart"/>
-      <w:r>
-        <w:rPr>
-          <w:rFonts w:asciiTheme="minorHAnsi" w:eastAsia="helvetica neue" w:hAnsiTheme="minorHAnsi" w:cstheme="minorHAnsi"/>
-          <w:bCs w:val="0"/>
-          <w:szCs w:val="21"/>
-          <w:lang w:val="en-US" w:eastAsia="zh-CN"/>
-        </w:rPr>
-        <w:t>neuen</w:t>
-      </w:r>
-      <w:proofErr w:type="spellEnd"/>
-      <w:r>
-        <w:rPr>
-          <w:rFonts w:asciiTheme="minorHAnsi" w:eastAsia="helvetica neue" w:hAnsiTheme="minorHAnsi" w:cstheme="minorHAnsi"/>
-          <w:bCs w:val="0"/>
-          <w:szCs w:val="21"/>
-          <w:lang w:val="en-US" w:eastAsia="zh-CN"/>
-        </w:rPr>
-        <w:t xml:space="preserve"> KI-Module </w:t>
-      </w:r>
-      <w:proofErr w:type="spellStart"/>
-      <w:r>
-        <w:rPr>
-          <w:rFonts w:asciiTheme="minorHAnsi" w:eastAsia="helvetica neue" w:hAnsiTheme="minorHAnsi" w:cstheme="minorHAnsi"/>
-          <w:bCs w:val="0"/>
-          <w:szCs w:val="21"/>
-          <w:lang w:val="en-US" w:eastAsia="zh-CN"/>
-        </w:rPr>
-        <w:t>aufbauen</w:t>
-      </w:r>
-      <w:proofErr w:type="spellEnd"/>
-      <w:r>
-        <w:rPr>
-          <w:rFonts w:asciiTheme="minorHAnsi" w:eastAsia="helvetica neue" w:hAnsiTheme="minorHAnsi" w:cstheme="minorHAnsi"/>
-          <w:bCs w:val="0"/>
-          <w:szCs w:val="21"/>
-          <w:lang w:val="en-US" w:eastAsia="zh-CN"/>
-        </w:rPr>
-        <w:t xml:space="preserve"> </w:t>
-      </w:r>
-      <w:proofErr w:type="spellStart"/>
-      <w:r>
-        <w:rPr>
-          <w:rFonts w:asciiTheme="minorHAnsi" w:eastAsia="helvetica neue" w:hAnsiTheme="minorHAnsi" w:cstheme="minorHAnsi"/>
-          <w:bCs w:val="0"/>
-          <w:szCs w:val="21"/>
-          <w:lang w:val="en-US" w:eastAsia="zh-CN"/>
-        </w:rPr>
-        <w:t>oder</w:t>
-      </w:r>
-      <w:proofErr w:type="spellEnd"/>
-      <w:r>
-        <w:rPr>
-          <w:rFonts w:asciiTheme="minorHAnsi" w:eastAsia="helvetica neue" w:hAnsiTheme="minorHAnsi" w:cstheme="minorHAnsi"/>
-          <w:bCs w:val="0"/>
-          <w:szCs w:val="21"/>
-          <w:lang w:val="en-US" w:eastAsia="zh-CN"/>
-        </w:rPr>
-        <w:t xml:space="preserve"> die Module </w:t>
-      </w:r>
-      <w:proofErr w:type="spellStart"/>
-      <w:r>
-        <w:rPr>
-          <w:rFonts w:asciiTheme="minorHAnsi" w:eastAsia="helvetica neue" w:hAnsiTheme="minorHAnsi" w:cstheme="minorHAnsi"/>
-          <w:bCs w:val="0"/>
-          <w:szCs w:val="21"/>
-          <w:lang w:val="en-US" w:eastAsia="zh-CN"/>
-        </w:rPr>
-        <w:t>weiter</w:t>
-      </w:r>
-      <w:proofErr w:type="spellEnd"/>
-      <w:r>
-        <w:rPr>
-          <w:rFonts w:asciiTheme="minorHAnsi" w:eastAsia="helvetica neue" w:hAnsiTheme="minorHAnsi" w:cstheme="minorHAnsi"/>
-          <w:bCs w:val="0"/>
-          <w:szCs w:val="21"/>
-          <w:lang w:val="en-US" w:eastAsia="zh-CN"/>
-        </w:rPr>
-        <w:t xml:space="preserve"> </w:t>
-      </w:r>
-      <w:proofErr w:type="spellStart"/>
-      <w:r>
-        <w:rPr>
-          <w:rFonts w:asciiTheme="minorHAnsi" w:eastAsia="helvetica neue" w:hAnsiTheme="minorHAnsi" w:cstheme="minorHAnsi"/>
-          <w:bCs w:val="0"/>
-          <w:szCs w:val="21"/>
-          <w:lang w:val="en-US" w:eastAsia="zh-CN"/>
-        </w:rPr>
-        <w:t>entwickeln</w:t>
-      </w:r>
-      <w:proofErr w:type="spellEnd"/>
-      <w:r>
-        <w:rPr>
-          <w:rFonts w:asciiTheme="minorHAnsi" w:eastAsia="helvetica neue" w:hAnsiTheme="minorHAnsi" w:cstheme="minorHAnsi"/>
-          <w:bCs w:val="0"/>
-          <w:szCs w:val="21"/>
-          <w:lang w:val="en-US" w:eastAsia="zh-CN"/>
-        </w:rPr>
-        <w:t xml:space="preserve">. </w:t>
-      </w:r>
-    </w:p>
-    <w:p>
-      <w:pPr>
-        <w:spacing w:before="240"/>
-        <w:rPr>
-          <w:rFonts w:asciiTheme="minorHAnsi" w:eastAsia="helvetica neue" w:hAnsiTheme="minorHAnsi" w:cstheme="minorHAnsi"/>
-          <w:bCs w:val="0"/>
-          <w:szCs w:val="21"/>
-          <w:lang w:val="en-US" w:eastAsia="zh-CN"/>
-        </w:rPr>
-      </w:pPr>
-      <w:r>
-        <w:rPr>
-          <w:rFonts w:asciiTheme="minorHAnsi" w:eastAsia="helvetica neue" w:hAnsiTheme="minorHAnsi" w:cstheme="minorHAnsi"/>
-          <w:bCs w:val="0"/>
-          <w:szCs w:val="21"/>
-          <w:lang w:val="en-US" w:eastAsia="zh-CN"/>
-        </w:rPr>
-        <w:t xml:space="preserve">Bitte </w:t>
-      </w:r>
-      <w:proofErr w:type="spellStart"/>
-      <w:r>
-        <w:rPr>
-          <w:rFonts w:asciiTheme="minorHAnsi" w:eastAsia="helvetica neue" w:hAnsiTheme="minorHAnsi" w:cstheme="minorHAnsi"/>
-          <w:bCs w:val="0"/>
-          <w:szCs w:val="21"/>
-          <w:lang w:val="en-US" w:eastAsia="zh-CN"/>
-        </w:rPr>
-        <w:t>füllen</w:t>
-      </w:r>
-      <w:proofErr w:type="spellEnd"/>
-      <w:r>
-        <w:rPr>
-          <w:rFonts w:asciiTheme="minorHAnsi" w:eastAsia="helvetica neue" w:hAnsiTheme="minorHAnsi" w:cstheme="minorHAnsi"/>
-          <w:bCs w:val="0"/>
-          <w:szCs w:val="21"/>
-          <w:lang w:val="en-US" w:eastAsia="zh-CN"/>
-        </w:rPr>
-        <w:t xml:space="preserve"> Sie </w:t>
-      </w:r>
-      <w:proofErr w:type="spellStart"/>
-      <w:r>
-        <w:rPr>
-          <w:rFonts w:asciiTheme="minorHAnsi" w:eastAsia="helvetica neue" w:hAnsiTheme="minorHAnsi" w:cstheme="minorHAnsi"/>
-          <w:bCs w:val="0"/>
-          <w:szCs w:val="21"/>
-          <w:lang w:val="en-US" w:eastAsia="zh-CN"/>
-        </w:rPr>
-        <w:t>folgende</w:t>
-      </w:r>
-      <w:proofErr w:type="spellEnd"/>
-      <w:r>
-        <w:rPr>
-          <w:rFonts w:asciiTheme="minorHAnsi" w:eastAsia="helvetica neue" w:hAnsiTheme="minorHAnsi" w:cstheme="minorHAnsi"/>
-          <w:bCs w:val="0"/>
-          <w:szCs w:val="21"/>
-          <w:lang w:val="en-US" w:eastAsia="zh-CN"/>
-        </w:rPr>
-        <w:t xml:space="preserve"> </w:t>
-      </w:r>
-      <w:proofErr w:type="spellStart"/>
-      <w:r>
-        <w:rPr>
-          <w:rFonts w:asciiTheme="minorHAnsi" w:eastAsia="helvetica neue" w:hAnsiTheme="minorHAnsi" w:cstheme="minorHAnsi"/>
-          <w:bCs w:val="0"/>
-          <w:szCs w:val="21"/>
-          <w:lang w:val="en-US" w:eastAsia="zh-CN"/>
-        </w:rPr>
-        <w:t>Umfrage</w:t>
-      </w:r>
-      <w:proofErr w:type="spellEnd"/>
-      <w:r>
-        <w:rPr>
-          <w:rFonts w:asciiTheme="minorHAnsi" w:eastAsia="helvetica neue" w:hAnsiTheme="minorHAnsi" w:cstheme="minorHAnsi"/>
-          <w:bCs w:val="0"/>
-          <w:szCs w:val="21"/>
-          <w:lang w:val="en-US" w:eastAsia="zh-CN"/>
-        </w:rPr>
-        <w:t xml:space="preserve"> über </w:t>
-      </w:r>
-      <w:proofErr w:type="spellStart"/>
-      <w:r>
-        <w:rPr>
-          <w:rFonts w:asciiTheme="minorHAnsi" w:eastAsia="helvetica neue" w:hAnsiTheme="minorHAnsi" w:cstheme="minorHAnsi"/>
-          <w:bCs w:val="0"/>
-          <w:szCs w:val="21"/>
-          <w:lang w:val="en-US" w:eastAsia="zh-CN"/>
-        </w:rPr>
-        <w:t>Surveymonkey</w:t>
-      </w:r>
-      <w:proofErr w:type="spellEnd"/>
-      <w:r>
-        <w:rPr>
-          <w:rFonts w:asciiTheme="minorHAnsi" w:eastAsia="helvetica neue" w:hAnsiTheme="minorHAnsi" w:cstheme="minorHAnsi"/>
-          <w:bCs w:val="0"/>
-          <w:szCs w:val="21"/>
-          <w:lang w:val="en-US" w:eastAsia="zh-CN"/>
-        </w:rPr>
-        <w:t xml:space="preserve"> </w:t>
-      </w:r>
-      <w:proofErr w:type="spellStart"/>
-      <w:r>
-        <w:rPr>
-          <w:rFonts w:asciiTheme="minorHAnsi" w:eastAsia="helvetica neue" w:hAnsiTheme="minorHAnsi" w:cstheme="minorHAnsi"/>
-          <w:bCs w:val="0"/>
-          <w:szCs w:val="21"/>
-          <w:lang w:val="en-US" w:eastAsia="zh-CN"/>
-        </w:rPr>
-        <w:t>aus</w:t>
-      </w:r>
-      <w:proofErr w:type="spellEnd"/>
-      <w:r>
-        <w:rPr>
-          <w:rFonts w:asciiTheme="minorHAnsi" w:eastAsia="helvetica neue" w:hAnsiTheme="minorHAnsi" w:cstheme="minorHAnsi"/>
-          <w:bCs w:val="0"/>
-          <w:szCs w:val="21"/>
-          <w:lang w:val="en-US" w:eastAsia="zh-CN"/>
-        </w:rPr>
-        <w:t xml:space="preserve">: </w:t>
-      </w:r>
-      <w:hyperlink r:id="rId58" w:history="1">
-        <w:r>
-          <w:rPr>
-            <w:rStyle w:val="Hyperlink"/>
-            <w:rFonts w:asciiTheme="minorHAnsi" w:eastAsia="helvetica neue" w:hAnsiTheme="minorHAnsi" w:cstheme="minorHAnsi"/>
-            <w:bCs w:val="0"/>
-            <w:szCs w:val="21"/>
-            <w:lang w:val="en-US" w:eastAsia="zh-CN"/>
-          </w:rPr>
-          <w:t>https://bit.ly/3DWXMZq</w:t>
-        </w:r>
-      </w:hyperlink>
-      <w:r>
-        <w:rPr>
-          <w:rFonts w:asciiTheme="minorHAnsi" w:eastAsia="helvetica neue" w:hAnsiTheme="minorHAnsi" w:cstheme="minorHAnsi"/>
-          <w:bCs w:val="0"/>
-          <w:szCs w:val="21"/>
-          <w:lang w:val="en-US" w:eastAsia="zh-CN"/>
-        </w:rPr>
-        <w:t xml:space="preserve"> über den </w:t>
-      </w:r>
-      <w:proofErr w:type="spellStart"/>
-      <w:r>
-        <w:rPr>
-          <w:rFonts w:asciiTheme="minorHAnsi" w:eastAsia="helvetica neue" w:hAnsiTheme="minorHAnsi" w:cstheme="minorHAnsi"/>
-          <w:bCs w:val="0"/>
-          <w:szCs w:val="21"/>
-          <w:lang w:val="en-US" w:eastAsia="zh-CN"/>
-        </w:rPr>
-        <w:t>folgenden</w:t>
-      </w:r>
-      <w:proofErr w:type="spellEnd"/>
-      <w:r>
-        <w:rPr>
-          <w:rFonts w:asciiTheme="minorHAnsi" w:eastAsia="helvetica neue" w:hAnsiTheme="minorHAnsi" w:cstheme="minorHAnsi"/>
-          <w:bCs w:val="0"/>
-          <w:szCs w:val="21"/>
-          <w:lang w:val="en-US" w:eastAsia="zh-CN"/>
-        </w:rPr>
-        <w:t xml:space="preserve"> QR-Code </w:t>
-      </w:r>
-      <w:proofErr w:type="spellStart"/>
-      <w:r>
-        <w:rPr>
-          <w:rFonts w:asciiTheme="minorHAnsi" w:eastAsia="helvetica neue" w:hAnsiTheme="minorHAnsi" w:cstheme="minorHAnsi"/>
-          <w:bCs w:val="0"/>
-          <w:szCs w:val="21"/>
-          <w:lang w:val="en-US" w:eastAsia="zh-CN"/>
-        </w:rPr>
-        <w:t>kommen</w:t>
-      </w:r>
-      <w:proofErr w:type="spellEnd"/>
-      <w:r>
-        <w:rPr>
-          <w:rFonts w:asciiTheme="minorHAnsi" w:eastAsia="helvetica neue" w:hAnsiTheme="minorHAnsi" w:cstheme="minorHAnsi"/>
-          <w:bCs w:val="0"/>
-          <w:szCs w:val="21"/>
-          <w:lang w:val="en-US" w:eastAsia="zh-CN"/>
-        </w:rPr>
-        <w:t xml:space="preserve"> Sie </w:t>
-      </w:r>
-      <w:proofErr w:type="spellStart"/>
-      <w:r>
-        <w:rPr>
-          <w:rFonts w:asciiTheme="minorHAnsi" w:eastAsia="helvetica neue" w:hAnsiTheme="minorHAnsi" w:cstheme="minorHAnsi"/>
-          <w:bCs w:val="0"/>
-          <w:szCs w:val="21"/>
-          <w:lang w:val="en-US" w:eastAsia="zh-CN"/>
-        </w:rPr>
-        <w:t>ebenfalls</w:t>
-      </w:r>
-      <w:proofErr w:type="spellEnd"/>
-      <w:r>
-        <w:rPr>
-          <w:rFonts w:asciiTheme="minorHAnsi" w:eastAsia="helvetica neue" w:hAnsiTheme="minorHAnsi" w:cstheme="minorHAnsi"/>
-          <w:bCs w:val="0"/>
-          <w:szCs w:val="21"/>
-          <w:lang w:val="en-US" w:eastAsia="zh-CN"/>
-        </w:rPr>
-        <w:t xml:space="preserve"> zur </w:t>
-      </w:r>
-      <w:proofErr w:type="spellStart"/>
-      <w:r>
-        <w:rPr>
-          <w:rFonts w:asciiTheme="minorHAnsi" w:eastAsia="helvetica neue" w:hAnsiTheme="minorHAnsi" w:cstheme="minorHAnsi"/>
-          <w:bCs w:val="0"/>
-          <w:szCs w:val="21"/>
-          <w:lang w:val="en-US" w:eastAsia="zh-CN"/>
-        </w:rPr>
-        <w:t>Surveymonkey-Umfrage</w:t>
-      </w:r>
-      <w:proofErr w:type="spellEnd"/>
-      <w:r>
-        <w:rPr>
-          <w:rFonts w:asciiTheme="minorHAnsi" w:eastAsia="helvetica neue" w:hAnsiTheme="minorHAnsi" w:cstheme="minorHAnsi"/>
-          <w:bCs w:val="0"/>
-          <w:szCs w:val="21"/>
-          <w:lang w:val="en-US" w:eastAsia="zh-CN"/>
-        </w:rPr>
-        <w:t>:</w:t>
+          <w:lang w:eastAsia="zh-CN"/>
+          <w:rPrChange w:id="108" w:author="Imke Endjer" w:date="2023-02-23T09:03:00Z">
+            <w:rPr>
+              <w:rFonts w:asciiTheme="minorHAnsi" w:eastAsia="helvetica neue" w:hAnsiTheme="minorHAnsi" w:cstheme="minorHAnsi"/>
+              <w:bCs w:val="0"/>
+              <w:szCs w:val="21"/>
+              <w:lang w:val="en-US" w:eastAsia="zh-CN"/>
+            </w:rPr>
+          </w:rPrChange>
+        </w:rPr>
+        <w:t>-Umfrage:</w:t>
       </w:r>
     </w:p>
     <w:p>
@@ -14198,7 +14295,7 @@
                     <pic:cNvPicPr/>
                   </pic:nvPicPr>
                   <pic:blipFill>
-                    <a:blip r:embed="rId59">
+                    <a:blip r:embed="rId58">
                       <a:extLst>
                         <a:ext uri="{28A0092B-C50C-407E-A947-70E740481C1C}">
                           <a14:useLocalDpi xmlns:a14="http://schemas.microsoft.com/office/drawing/2010/main" val="0"/>
@@ -14242,131 +14339,75 @@
           <w:rFonts w:asciiTheme="minorHAnsi" w:eastAsia="helvetica neue" w:hAnsiTheme="minorHAnsi" w:cstheme="minorHAnsi"/>
           <w:bCs w:val="0"/>
           <w:szCs w:val="21"/>
+          <w:lang w:eastAsia="zh-CN"/>
+          <w:rPrChange w:id="109" w:author="Imke Endjer" w:date="2023-02-23T09:03:00Z">
+            <w:rPr>
+              <w:rFonts w:asciiTheme="minorHAnsi" w:eastAsia="helvetica neue" w:hAnsiTheme="minorHAnsi" w:cstheme="minorHAnsi"/>
+              <w:bCs w:val="0"/>
+              <w:szCs w:val="21"/>
+              <w:lang w:val="en-US" w:eastAsia="zh-CN"/>
+            </w:rPr>
+          </w:rPrChange>
+        </w:rPr>
+        <w:t xml:space="preserve">Sie können sich auch gerne unter </w:t>
+      </w:r>
+      <w:r>
+        <w:fldChar w:fldCharType="begin"/>
+      </w:r>
+      <w:r>
+        <w:instrText>HYPERLINK "mailto:bildung@wissensfabrik.de"</w:instrText>
+      </w:r>
+      <w:r>
+        <w:fldChar w:fldCharType="separate"/>
+      </w:r>
+      <w:r>
+        <w:rPr>
+          <w:rFonts w:asciiTheme="minorHAnsi" w:eastAsia="helvetica neue" w:hAnsiTheme="minorHAnsi" w:cstheme="minorHAnsi"/>
+          <w:bCs w:val="0"/>
+          <w:color w:val="0000FF"/>
+          <w:szCs w:val="21"/>
+          <w:u w:val="single"/>
+          <w:lang w:eastAsia="zh-CN"/>
+          <w:rPrChange w:id="110" w:author="Imke Endjer" w:date="2023-02-23T09:03:00Z">
+            <w:rPr>
+              <w:rFonts w:asciiTheme="minorHAnsi" w:eastAsia="helvetica neue" w:hAnsiTheme="minorHAnsi" w:cstheme="minorHAnsi"/>
+              <w:bCs w:val="0"/>
+              <w:color w:val="0000FF"/>
+              <w:szCs w:val="21"/>
+              <w:u w:val="single"/>
+              <w:lang w:val="en-US" w:eastAsia="zh-CN"/>
+            </w:rPr>
+          </w:rPrChange>
+        </w:rPr>
+        <w:t>bildung@wissensfabrik.de</w:t>
+      </w:r>
+      <w:r>
+        <w:rPr>
+          <w:rFonts w:asciiTheme="minorHAnsi" w:eastAsia="helvetica neue" w:hAnsiTheme="minorHAnsi" w:cstheme="minorHAnsi"/>
+          <w:bCs w:val="0"/>
+          <w:color w:val="0000FF"/>
+          <w:szCs w:val="21"/>
+          <w:u w:val="single"/>
           <w:lang w:val="en-US" w:eastAsia="zh-CN"/>
         </w:rPr>
-        <w:t xml:space="preserve">Sie </w:t>
-      </w:r>
-      <w:proofErr w:type="spellStart"/>
+        <w:fldChar w:fldCharType="end"/>
+      </w:r>
       <w:r>
         <w:rPr>
           <w:rFonts w:asciiTheme="minorHAnsi" w:eastAsia="helvetica neue" w:hAnsiTheme="minorHAnsi" w:cstheme="minorHAnsi"/>
           <w:bCs w:val="0"/>
           <w:szCs w:val="21"/>
-          <w:lang w:val="en-US" w:eastAsia="zh-CN"/>
-        </w:rPr>
-        <w:t>können</w:t>
-      </w:r>
-      <w:proofErr w:type="spellEnd"/>
-      <w:r>
-        <w:rPr>
-          <w:rFonts w:asciiTheme="minorHAnsi" w:eastAsia="helvetica neue" w:hAnsiTheme="minorHAnsi" w:cstheme="minorHAnsi"/>
-          <w:bCs w:val="0"/>
-          <w:szCs w:val="21"/>
-          <w:lang w:val="en-US" w:eastAsia="zh-CN"/>
-        </w:rPr>
-        <w:t xml:space="preserve"> </w:t>
-      </w:r>
-      <w:proofErr w:type="spellStart"/>
-      <w:r>
-        <w:rPr>
-          <w:rFonts w:asciiTheme="minorHAnsi" w:eastAsia="helvetica neue" w:hAnsiTheme="minorHAnsi" w:cstheme="minorHAnsi"/>
-          <w:bCs w:val="0"/>
-          <w:szCs w:val="21"/>
-          <w:lang w:val="en-US" w:eastAsia="zh-CN"/>
-        </w:rPr>
-        <w:t>sich</w:t>
-      </w:r>
-      <w:proofErr w:type="spellEnd"/>
-      <w:r>
-        <w:rPr>
-          <w:rFonts w:asciiTheme="minorHAnsi" w:eastAsia="helvetica neue" w:hAnsiTheme="minorHAnsi" w:cstheme="minorHAnsi"/>
-          <w:bCs w:val="0"/>
-          <w:szCs w:val="21"/>
-          <w:lang w:val="en-US" w:eastAsia="zh-CN"/>
-        </w:rPr>
-        <w:t xml:space="preserve"> </w:t>
-      </w:r>
-      <w:proofErr w:type="spellStart"/>
-      <w:r>
-        <w:rPr>
-          <w:rFonts w:asciiTheme="minorHAnsi" w:eastAsia="helvetica neue" w:hAnsiTheme="minorHAnsi" w:cstheme="minorHAnsi"/>
-          <w:bCs w:val="0"/>
-          <w:szCs w:val="21"/>
-          <w:lang w:val="en-US" w:eastAsia="zh-CN"/>
-        </w:rPr>
-        <w:t>auch</w:t>
-      </w:r>
-      <w:proofErr w:type="spellEnd"/>
-      <w:r>
-        <w:rPr>
-          <w:rFonts w:asciiTheme="minorHAnsi" w:eastAsia="helvetica neue" w:hAnsiTheme="minorHAnsi" w:cstheme="minorHAnsi"/>
-          <w:bCs w:val="0"/>
-          <w:szCs w:val="21"/>
-          <w:lang w:val="en-US" w:eastAsia="zh-CN"/>
-        </w:rPr>
-        <w:t xml:space="preserve"> gerne </w:t>
-      </w:r>
-      <w:proofErr w:type="spellStart"/>
-      <w:r>
-        <w:rPr>
-          <w:rFonts w:asciiTheme="minorHAnsi" w:eastAsia="helvetica neue" w:hAnsiTheme="minorHAnsi" w:cstheme="minorHAnsi"/>
-          <w:bCs w:val="0"/>
-          <w:szCs w:val="21"/>
-          <w:lang w:val="en-US" w:eastAsia="zh-CN"/>
-        </w:rPr>
-        <w:t>unter</w:t>
-      </w:r>
-      <w:proofErr w:type="spellEnd"/>
-      <w:r>
-        <w:rPr>
-          <w:rFonts w:asciiTheme="minorHAnsi" w:eastAsia="helvetica neue" w:hAnsiTheme="minorHAnsi" w:cstheme="minorHAnsi"/>
-          <w:bCs w:val="0"/>
-          <w:szCs w:val="21"/>
-          <w:lang w:val="en-US" w:eastAsia="zh-CN"/>
-        </w:rPr>
-        <w:t xml:space="preserve"> </w:t>
-      </w:r>
-      <w:hyperlink r:id="rId60" w:history="1">
-        <w:r>
-          <w:rPr>
-            <w:rFonts w:asciiTheme="minorHAnsi" w:eastAsia="helvetica neue" w:hAnsiTheme="minorHAnsi" w:cstheme="minorHAnsi"/>
-            <w:bCs w:val="0"/>
-            <w:color w:val="0000FF"/>
-            <w:szCs w:val="21"/>
-            <w:u w:val="single"/>
-            <w:lang w:val="en-US" w:eastAsia="zh-CN"/>
-          </w:rPr>
-          <w:t>bildung@wissensfabrik.de</w:t>
-        </w:r>
-      </w:hyperlink>
-      <w:r>
-        <w:rPr>
-          <w:rFonts w:asciiTheme="minorHAnsi" w:eastAsia="helvetica neue" w:hAnsiTheme="minorHAnsi" w:cstheme="minorHAnsi"/>
-          <w:bCs w:val="0"/>
-          <w:szCs w:val="21"/>
-          <w:lang w:val="en-US" w:eastAsia="zh-CN"/>
-        </w:rPr>
-        <w:t xml:space="preserve"> </w:t>
-      </w:r>
-      <w:proofErr w:type="spellStart"/>
-      <w:r>
-        <w:rPr>
-          <w:rFonts w:asciiTheme="minorHAnsi" w:eastAsia="helvetica neue" w:hAnsiTheme="minorHAnsi" w:cstheme="minorHAnsi"/>
-          <w:bCs w:val="0"/>
-          <w:szCs w:val="21"/>
-          <w:lang w:val="en-US" w:eastAsia="zh-CN"/>
-        </w:rPr>
-        <w:t>melden</w:t>
-      </w:r>
-      <w:proofErr w:type="spellEnd"/>
-      <w:r>
-        <w:rPr>
-          <w:rFonts w:asciiTheme="minorHAnsi" w:eastAsia="helvetica neue" w:hAnsiTheme="minorHAnsi" w:cstheme="minorHAnsi"/>
-          <w:bCs w:val="0"/>
-          <w:szCs w:val="21"/>
-          <w:lang w:val="en-US" w:eastAsia="zh-CN"/>
-        </w:rPr>
-        <w:t>.</w:t>
+          <w:lang w:eastAsia="zh-CN"/>
+          <w:rPrChange w:id="111" w:author="Imke Endjer" w:date="2023-02-23T09:03:00Z">
+            <w:rPr>
+              <w:rFonts w:asciiTheme="minorHAnsi" w:eastAsia="helvetica neue" w:hAnsiTheme="minorHAnsi" w:cstheme="minorHAnsi"/>
+              <w:bCs w:val="0"/>
+              <w:szCs w:val="21"/>
+              <w:lang w:val="en-US" w:eastAsia="zh-CN"/>
+            </w:rPr>
+          </w:rPrChange>
+        </w:rPr>
+        <w:t xml:space="preserve"> melden.</w:t>
       </w:r>
     </w:p>
     <w:p>
@@ -14391,8 +14432,8 @@
       </w:r>
     </w:p>
     <w:sectPr>
-      <w:headerReference w:type="default" r:id="rId61"/>
-      <w:footerReference w:type="default" r:id="rId62"/>
+      <w:headerReference w:type="default" r:id="rId59"/>
+      <w:footerReference w:type="default" r:id="rId60"/>
       <w:pgSz w:w="11906" w:h="16838"/>
       <w:pgMar w:top="1134" w:right="1134" w:bottom="1134" w:left="1531" w:header="709" w:footer="346" w:gutter="0"/>
       <w:cols w:space="708"/>
@@ -14402,8 +14443,47 @@
 </w:document>
 </file>
 
+<file path=word/comments.xml><?xml version="1.0" encoding="utf-8"?>
+<w:comments xmlns:wpc="http://schemas.microsoft.com/office/word/2010/wordprocessingCanvas" xmlns:cx="http://schemas.microsoft.com/office/drawing/2014/chartex" xmlns:cx1="http://schemas.microsoft.com/office/drawing/2015/9/8/chartex" xmlns:cx2="http://schemas.microsoft.com/office/drawing/2015/10/21/chartex" xmlns:cx3="http://schemas.microsoft.com/office/drawing/2016/5/9/chartex" xmlns:cx4="http://schemas.microsoft.com/office/drawing/2016/5/10/chartex" xmlns:cx5="http://schemas.microsoft.com/office/drawing/2016/5/11/chartex" xmlns:cx6="http://schemas.microsoft.com/office/drawing/2016/5/12/chartex" xmlns:cx7="http://schemas.microsoft.com/office/drawing/2016/5/13/chartex" xmlns:cx8="http://schemas.microsoft.com/office/drawing/2016/5/14/chartex" xmlns:mc="http://schemas.openxmlformats.org/markup-compatibility/2006" xmlns:aink="http://schemas.microsoft.com/office/drawing/2016/ink" xmlns:am3d="http://schemas.microsoft.com/office/drawing/2017/model3d" xmlns:o="urn:schemas-microsoft-com:office:office" xmlns:oel="http://schemas.microsoft.com/office/2019/extlst" xmlns:r="http://schemas.openxmlformats.org/officeDocument/2006/relationships" xmlns:m="http://schemas.openxmlformats.org/officeDocument/2006/math" xmlns:v="urn:schemas-microsoft-com:vml" xmlns:wp14="http://schemas.microsoft.com/office/word/2010/wordprocessingDrawing" xmlns:wp="http://schemas.openxmlformats.org/drawingml/2006/wordprocessingDrawing" xmlns:w10="urn:schemas-microsoft-com:office:word" xmlns:w="http://schemas.openxmlformats.org/wordprocessingml/2006/main" xmlns:w14="http://schemas.microsoft.com/office/word/2010/wordml" xmlns:w15="http://schemas.microsoft.com/office/word/2012/wordml" xmlns:w16cex="http://schemas.microsoft.com/office/word/2018/wordml/cex" xmlns:w16cid="http://schemas.microsoft.com/office/word/2016/wordml/cid" xmlns:w16="http://schemas.microsoft.com/office/word/2018/wordml" xmlns:w16sdtdh="http://schemas.microsoft.com/office/word/2020/wordml/sdtdatahash" xmlns:w16se="http://schemas.microsoft.com/office/word/2015/wordml/symex" xmlns:wpg="http://schemas.microsoft.com/office/word/2010/wordprocessingGroup" xmlns:wpi="http://schemas.microsoft.com/office/word/2010/wordprocessingInk" xmlns:wne="http://schemas.microsoft.com/office/word/2006/wordml" xmlns:wps="http://schemas.microsoft.com/office/word/2010/wordprocessingShape" mc:Ignorable="w14 w15 w16se w16cid w16 w16cex w16sdtdh wp14">
+  <w:comment w:id="29" w:author="Imke Endjer" w:date="2023-02-23T09:06:00Z" w:initials="IE">
+    <w:p>
+      <w:pPr>
+        <w:pStyle w:val="Kommentartext"/>
+      </w:pPr>
+      <w:r>
+        <w:rPr>
+          <w:rStyle w:val="Kommentarzeichen"/>
+        </w:rPr>
+        <w:annotationRef/>
+      </w:r>
+      <w:r>
+        <w:t>Erläuterung der ziele des onepager?</w:t>
+      </w:r>
+    </w:p>
+  </w:comment>
+</w:comments>
+</file>
+
+<file path=word/commentsExtended.xml><?xml version="1.0" encoding="utf-8"?>
+<w15:commentsEx xmlns:wpc="http://schemas.microsoft.com/office/word/2010/wordprocessingCanvas" xmlns:cx="http://schemas.microsoft.com/office/drawing/2014/chartex" xmlns:cx1="http://schemas.microsoft.com/office/drawing/2015/9/8/chartex" xmlns:cx2="http://schemas.microsoft.com/office/drawing/2015/10/21/chartex" xmlns:cx3="http://schemas.microsoft.com/office/drawing/2016/5/9/chartex" xmlns:cx4="http://schemas.microsoft.com/office/drawing/2016/5/10/chartex" xmlns:cx5="http://schemas.microsoft.com/office/drawing/2016/5/11/chartex" xmlns:cx6="http://schemas.microsoft.com/office/drawing/2016/5/12/chartex" xmlns:cx7="http://schemas.microsoft.com/office/drawing/2016/5/13/chartex" xmlns:cx8="http://schemas.microsoft.com/office/drawing/2016/5/14/chartex" xmlns:mc="http://schemas.openxmlformats.org/markup-compatibility/2006" xmlns:aink="http://schemas.microsoft.com/office/drawing/2016/ink" xmlns:am3d="http://schemas.microsoft.com/office/drawing/2017/model3d" xmlns:o="urn:schemas-microsoft-com:office:office" xmlns:oel="http://schemas.microsoft.com/office/2019/extlst" xmlns:r="http://schemas.openxmlformats.org/officeDocument/2006/relationships" xmlns:m="http://schemas.openxmlformats.org/officeDocument/2006/math" xmlns:v="urn:schemas-microsoft-com:vml" xmlns:wp14="http://schemas.microsoft.com/office/word/2010/wordprocessingDrawing" xmlns:wp="http://schemas.openxmlformats.org/drawingml/2006/wordprocessingDrawing" xmlns:w10="urn:schemas-microsoft-com:office:word" xmlns:w="http://schemas.openxmlformats.org/wordprocessingml/2006/main" xmlns:w14="http://schemas.microsoft.com/office/word/2010/wordml" xmlns:w15="http://schemas.microsoft.com/office/word/2012/wordml" xmlns:w16cex="http://schemas.microsoft.com/office/word/2018/wordml/cex" xmlns:w16cid="http://schemas.microsoft.com/office/word/2016/wordml/cid" xmlns:w16="http://schemas.microsoft.com/office/word/2018/wordml" xmlns:w16sdtdh="http://schemas.microsoft.com/office/word/2020/wordml/sdtdatahash" xmlns:w16se="http://schemas.microsoft.com/office/word/2015/wordml/symex" xmlns:wpg="http://schemas.microsoft.com/office/word/2010/wordprocessingGroup" xmlns:wpi="http://schemas.microsoft.com/office/word/2010/wordprocessingInk" xmlns:wne="http://schemas.microsoft.com/office/word/2006/wordml" xmlns:wps="http://schemas.microsoft.com/office/word/2010/wordprocessingShape" mc:Ignorable="w14 w15 w16se w16cid w16 w16cex w16sdtdh wp14">
+  <w15:commentEx w15:paraId="6FDA8EEC" w15:done="0"/>
+</w15:commentsEx>
+</file>
+
+<file path=word/commentsExtensible.xml><?xml version="1.0" encoding="utf-8"?>
+<w16cex:commentsExtensible xmlns:wpc="http://schemas.microsoft.com/office/word/2010/wordprocessingCanvas" xmlns:cx="http://schemas.microsoft.com/office/drawing/2014/chartex" xmlns:cx1="http://schemas.microsoft.com/office/drawing/2015/9/8/chartex" xmlns:cx2="http://schemas.microsoft.com/office/drawing/2015/10/21/chartex" xmlns:cx3="http://schemas.microsoft.com/office/drawing/2016/5/9/chartex" xmlns:cx4="http://schemas.microsoft.com/office/drawing/2016/5/10/chartex" xmlns:cx5="http://schemas.microsoft.com/office/drawing/2016/5/11/chartex" xmlns:cx6="http://schemas.microsoft.com/office/drawing/2016/5/12/chartex" xmlns:cx7="http://schemas.microsoft.com/office/drawing/2016/5/13/chartex" xmlns:cx8="http://schemas.microsoft.com/office/drawing/2016/5/14/chartex" xmlns:mc="http://schemas.openxmlformats.org/markup-compatibility/2006" xmlns:aink="http://schemas.microsoft.com/office/drawing/2016/ink" xmlns:am3d="http://schemas.microsoft.com/office/drawing/2017/model3d" xmlns:o="urn:schemas-microsoft-com:office:office" xmlns:oel="http://schemas.microsoft.com/office/2019/extlst" xmlns:r="http://schemas.openxmlformats.org/officeDocument/2006/relationships" xmlns:m="http://schemas.openxmlformats.org/officeDocument/2006/math" xmlns:v="urn:schemas-microsoft-com:vml" xmlns:wp14="http://schemas.microsoft.com/office/word/2010/wordprocessingDrawing" xmlns:wp="http://schemas.openxmlformats.org/drawingml/2006/wordprocessingDrawing" xmlns:w10="urn:schemas-microsoft-com:office:word" xmlns:w="http://schemas.openxmlformats.org/wordprocessingml/2006/main" xmlns:w14="http://schemas.microsoft.com/office/word/2010/wordml" xmlns:w15="http://schemas.microsoft.com/office/word/2012/wordml" xmlns:w16cex="http://schemas.microsoft.com/office/word/2018/wordml/cex" xmlns:w16cid="http://schemas.microsoft.com/office/word/2016/wordml/cid" xmlns:w16="http://schemas.microsoft.com/office/word/2018/wordml" xmlns:w16sdtdh="http://schemas.microsoft.com/office/word/2020/wordml/sdtdatahash" xmlns:w16se="http://schemas.microsoft.com/office/word/2015/wordml/symex" xmlns:wpg="http://schemas.microsoft.com/office/word/2010/wordprocessingGroup" xmlns:wpi="http://schemas.microsoft.com/office/word/2010/wordprocessingInk" xmlns:wne="http://schemas.microsoft.com/office/word/2006/wordml" xmlns:wps="http://schemas.microsoft.com/office/word/2010/wordprocessingShape" mc:Ignorable="w14 w15 w16se w16cid w16 w16cex w16sdtdh wp14">
+  <w16cex:commentExtensible w16cex:durableId="27A1AAF9" w16cex:dateUtc="2023-02-23T08:06:00Z"/>
+</w16cex:commentsExtensible>
+</file>
+
+<file path=word/commentsIds.xml><?xml version="1.0" encoding="utf-8"?>
+<w16cid:commentsIds xmlns:wpc="http://schemas.microsoft.com/office/word/2010/wordprocessingCanvas" xmlns:cx="http://schemas.microsoft.com/office/drawing/2014/chartex" xmlns:cx1="http://schemas.microsoft.com/office/drawing/2015/9/8/chartex" xmlns:cx2="http://schemas.microsoft.com/office/drawing/2015/10/21/chartex" xmlns:cx3="http://schemas.microsoft.com/office/drawing/2016/5/9/chartex" xmlns:cx4="http://schemas.microsoft.com/office/drawing/2016/5/10/chartex" xmlns:cx5="http://schemas.microsoft.com/office/drawing/2016/5/11/chartex" xmlns:cx6="http://schemas.microsoft.com/office/drawing/2016/5/12/chartex" xmlns:cx7="http://schemas.microsoft.com/office/drawing/2016/5/13/chartex" xmlns:cx8="http://schemas.microsoft.com/office/drawing/2016/5/14/chartex" xmlns:mc="http://schemas.openxmlformats.org/markup-compatibility/2006" xmlns:aink="http://schemas.microsoft.com/office/drawing/2016/ink" xmlns:am3d="http://schemas.microsoft.com/office/drawing/2017/model3d" xmlns:o="urn:schemas-microsoft-com:office:office" xmlns:oel="http://schemas.microsoft.com/office/2019/extlst" xmlns:r="http://schemas.openxmlformats.org/officeDocument/2006/relationships" xmlns:m="http://schemas.openxmlformats.org/officeDocument/2006/math" xmlns:v="urn:schemas-microsoft-com:vml" xmlns:wp14="http://schemas.microsoft.com/office/word/2010/wordprocessingDrawing" xmlns:wp="http://schemas.openxmlformats.org/drawingml/2006/wordprocessingDrawing" xmlns:w10="urn:schemas-microsoft-com:office:word" xmlns:w="http://schemas.openxmlformats.org/wordprocessingml/2006/main" xmlns:w14="http://schemas.microsoft.com/office/word/2010/wordml" xmlns:w15="http://schemas.microsoft.com/office/word/2012/wordml" xmlns:w16cex="http://schemas.microsoft.com/office/word/2018/wordml/cex" xmlns:w16cid="http://schemas.microsoft.com/office/word/2016/wordml/cid" xmlns:w16="http://schemas.microsoft.com/office/word/2018/wordml" xmlns:w16sdtdh="http://schemas.microsoft.com/office/word/2020/wordml/sdtdatahash" xmlns:w16se="http://schemas.microsoft.com/office/word/2015/wordml/symex" xmlns:wpg="http://schemas.microsoft.com/office/word/2010/wordprocessingGroup" xmlns:wpi="http://schemas.microsoft.com/office/word/2010/wordprocessingInk" xmlns:wne="http://schemas.microsoft.com/office/word/2006/wordml" xmlns:wps="http://schemas.microsoft.com/office/word/2010/wordprocessingShape" mc:Ignorable="w14 w15 w16se w16cid w16 w16cex w16sdtdh wp14">
+  <w16cid:commentId w16cid:paraId="6FDA8EEC" w16cid:durableId="27A1AAF9"/>
+</w16cid:commentsIds>
+</file>
+
 <file path=word/endnotes.xml><?xml version="1.0" encoding="utf-8"?>
-<w:endnotes xmlns:wpc="http://schemas.microsoft.com/office/word/2010/wordprocessingCanvas" xmlns:cx="http://schemas.microsoft.com/office/drawing/2014/chartex" xmlns:cx1="http://schemas.microsoft.com/office/drawing/2015/9/8/chartex" xmlns:cx2="http://schemas.microsoft.com/office/drawing/2015/10/21/chartex" xmlns:cx3="http://schemas.microsoft.com/office/drawing/2016/5/9/chartex" xmlns:cx4="http://schemas.microsoft.com/office/drawing/2016/5/10/chartex" xmlns:cx5="http://schemas.microsoft.com/office/drawing/2016/5/11/chartex" xmlns:cx6="http://schemas.microsoft.com/office/drawing/2016/5/12/chartex" xmlns:cx7="http://schemas.microsoft.com/office/drawing/2016/5/13/chartex" xmlns:cx8="http://schemas.microsoft.com/office/drawing/2016/5/14/chartex" xmlns:mc="http://schemas.openxmlformats.org/markup-compatibility/2006" xmlns:aink="http://schemas.microsoft.com/office/drawing/2016/ink" xmlns:am3d="http://schemas.microsoft.com/office/drawing/2017/model3d" xmlns:o="urn:schemas-microsoft-com:office:office" xmlns:r="http://schemas.openxmlformats.org/officeDocument/2006/relationships" xmlns:m="http://schemas.openxmlformats.org/officeDocument/2006/math" xmlns:v="urn:schemas-microsoft-com:vml" xmlns:wp14="http://schemas.microsoft.com/office/word/2010/wordprocessingDrawing" xmlns:wp="http://schemas.openxmlformats.org/drawingml/2006/wordprocessingDrawing" xmlns:w10="urn:schemas-microsoft-com:office:word" xmlns:w="http://schemas.openxmlformats.org/wordprocessingml/2006/main" xmlns:w14="http://schemas.microsoft.com/office/word/2010/wordml" xmlns:w15="http://schemas.microsoft.com/office/word/2012/wordml" xmlns:w16cex="http://schemas.microsoft.com/office/word/2018/wordml/cex" xmlns:w16cid="http://schemas.microsoft.com/office/word/2016/wordml/cid" xmlns:w16="http://schemas.microsoft.com/office/word/2018/wordml" xmlns:w16sdtdh="http://schemas.microsoft.com/office/word/2020/wordml/sdtdatahash" xmlns:w16se="http://schemas.microsoft.com/office/word/2015/wordml/symex" xmlns:wpg="http://schemas.microsoft.com/office/word/2010/wordprocessingGroup" xmlns:wpi="http://schemas.microsoft.com/office/word/2010/wordprocessingInk" xmlns:wne="http://schemas.microsoft.com/office/word/2006/wordml" xmlns:wps="http://schemas.microsoft.com/office/word/2010/wordprocessingShape" mc:Ignorable="w14 w15 w16se w16cid w16 w16cex w16sdtdh wp14">
+<w:endnotes xmlns:wpc="http://schemas.microsoft.com/office/word/2010/wordprocessingCanvas" xmlns:cx="http://schemas.microsoft.com/office/drawing/2014/chartex" xmlns:cx1="http://schemas.microsoft.com/office/drawing/2015/9/8/chartex" xmlns:cx2="http://schemas.microsoft.com/office/drawing/2015/10/21/chartex" xmlns:cx3="http://schemas.microsoft.com/office/drawing/2016/5/9/chartex" xmlns:cx4="http://schemas.microsoft.com/office/drawing/2016/5/10/chartex" xmlns:cx5="http://schemas.microsoft.com/office/drawing/2016/5/11/chartex" xmlns:cx6="http://schemas.microsoft.com/office/drawing/2016/5/12/chartex" xmlns:cx7="http://schemas.microsoft.com/office/drawing/2016/5/13/chartex" xmlns:cx8="http://schemas.microsoft.com/office/drawing/2016/5/14/chartex" xmlns:mc="http://schemas.openxmlformats.org/markup-compatibility/2006" xmlns:aink="http://schemas.microsoft.com/office/drawing/2016/ink" xmlns:am3d="http://schemas.microsoft.com/office/drawing/2017/model3d" xmlns:o="urn:schemas-microsoft-com:office:office" xmlns:oel="http://schemas.microsoft.com/office/2019/extlst" xmlns:r="http://schemas.openxmlformats.org/officeDocument/2006/relationships" xmlns:m="http://schemas.openxmlformats.org/officeDocument/2006/math" xmlns:v="urn:schemas-microsoft-com:vml" xmlns:wp14="http://schemas.microsoft.com/office/word/2010/wordprocessingDrawing" xmlns:wp="http://schemas.openxmlformats.org/drawingml/2006/wordprocessingDrawing" xmlns:w10="urn:schemas-microsoft-com:office:word" xmlns:w="http://schemas.openxmlformats.org/wordprocessingml/2006/main" xmlns:w14="http://schemas.microsoft.com/office/word/2010/wordml" xmlns:w15="http://schemas.microsoft.com/office/word/2012/wordml" xmlns:w16cex="http://schemas.microsoft.com/office/word/2018/wordml/cex" xmlns:w16cid="http://schemas.microsoft.com/office/word/2016/wordml/cid" xmlns:w16="http://schemas.microsoft.com/office/word/2018/wordml" xmlns:w16sdtdh="http://schemas.microsoft.com/office/word/2020/wordml/sdtdatahash" xmlns:w16se="http://schemas.microsoft.com/office/word/2015/wordml/symex" xmlns:wpg="http://schemas.microsoft.com/office/word/2010/wordprocessingGroup" xmlns:wpi="http://schemas.microsoft.com/office/word/2010/wordprocessingInk" xmlns:wne="http://schemas.microsoft.com/office/word/2006/wordml" xmlns:wps="http://schemas.microsoft.com/office/word/2010/wordprocessingShape" mc:Ignorable="w14 w15 w16se w16cid w16 w16cex w16sdtdh wp14">
   <w:endnote w:type="separator" w:id="-1">
     <w:p>
       <w:r>
@@ -14422,7 +14502,7 @@
 </file>
 
 <file path=word/footer1.xml><?xml version="1.0" encoding="utf-8"?>
-<w:ftr xmlns:wpc="http://schemas.microsoft.com/office/word/2010/wordprocessingCanvas" xmlns:cx="http://schemas.microsoft.com/office/drawing/2014/chartex" xmlns:cx1="http://schemas.microsoft.com/office/drawing/2015/9/8/chartex" xmlns:cx2="http://schemas.microsoft.com/office/drawing/2015/10/21/chartex" xmlns:cx3="http://schemas.microsoft.com/office/drawing/2016/5/9/chartex" xmlns:cx4="http://schemas.microsoft.com/office/drawing/2016/5/10/chartex" xmlns:cx5="http://schemas.microsoft.com/office/drawing/2016/5/11/chartex" xmlns:cx6="http://schemas.microsoft.com/office/drawing/2016/5/12/chartex" xmlns:cx7="http://schemas.microsoft.com/office/drawing/2016/5/13/chartex" xmlns:cx8="http://schemas.microsoft.com/office/drawing/2016/5/14/chartex" xmlns:mc="http://schemas.openxmlformats.org/markup-compatibility/2006" xmlns:aink="http://schemas.microsoft.com/office/drawing/2016/ink" xmlns:am3d="http://schemas.microsoft.com/office/drawing/2017/model3d" xmlns:o="urn:schemas-microsoft-com:office:office" xmlns:r="http://schemas.openxmlformats.org/officeDocument/2006/relationships" xmlns:m="http://schemas.openxmlformats.org/officeDocument/2006/math" xmlns:v="urn:schemas-microsoft-com:vml" xmlns:wp14="http://schemas.microsoft.com/office/word/2010/wordprocessingDrawing" xmlns:wp="http://schemas.openxmlformats.org/drawingml/2006/wordprocessingDrawing" xmlns:w10="urn:schemas-microsoft-com:office:word" xmlns:w="http://schemas.openxmlformats.org/wordprocessingml/2006/main" xmlns:w14="http://schemas.microsoft.com/office/word/2010/wordml" xmlns:w15="http://schemas.microsoft.com/office/word/2012/wordml" xmlns:w16cex="http://schemas.microsoft.com/office/word/2018/wordml/cex" xmlns:w16cid="http://schemas.microsoft.com/office/word/2016/wordml/cid" xmlns:w16="http://schemas.microsoft.com/office/word/2018/wordml" xmlns:w16sdtdh="http://schemas.microsoft.com/office/word/2020/wordml/sdtdatahash" xmlns:w16se="http://schemas.microsoft.com/office/word/2015/wordml/symex" xmlns:wpg="http://schemas.microsoft.com/office/word/2010/wordprocessingGroup" xmlns:wpi="http://schemas.microsoft.com/office/word/2010/wordprocessingInk" xmlns:wne="http://schemas.microsoft.com/office/word/2006/wordml" xmlns:wps="http://schemas.microsoft.com/office/word/2010/wordprocessingShape" mc:Ignorable="w14 w15 w16se w16cid w16 w16cex w16sdtdh wp14">
+<w:ftr xmlns:wpc="http://schemas.microsoft.com/office/word/2010/wordprocessingCanvas" xmlns:cx="http://schemas.microsoft.com/office/drawing/2014/chartex" xmlns:cx1="http://schemas.microsoft.com/office/drawing/2015/9/8/chartex" xmlns:cx2="http://schemas.microsoft.com/office/drawing/2015/10/21/chartex" xmlns:cx3="http://schemas.microsoft.com/office/drawing/2016/5/9/chartex" xmlns:cx4="http://schemas.microsoft.com/office/drawing/2016/5/10/chartex" xmlns:cx5="http://schemas.microsoft.com/office/drawing/2016/5/11/chartex" xmlns:cx6="http://schemas.microsoft.com/office/drawing/2016/5/12/chartex" xmlns:cx7="http://schemas.microsoft.com/office/drawing/2016/5/13/chartex" xmlns:cx8="http://schemas.microsoft.com/office/drawing/2016/5/14/chartex" xmlns:mc="http://schemas.openxmlformats.org/markup-compatibility/2006" xmlns:aink="http://schemas.microsoft.com/office/drawing/2016/ink" xmlns:am3d="http://schemas.microsoft.com/office/drawing/2017/model3d" xmlns:o="urn:schemas-microsoft-com:office:office" xmlns:oel="http://schemas.microsoft.com/office/2019/extlst" xmlns:r="http://schemas.openxmlformats.org/officeDocument/2006/relationships" xmlns:m="http://schemas.openxmlformats.org/officeDocument/2006/math" xmlns:v="urn:schemas-microsoft-com:vml" xmlns:wp14="http://schemas.microsoft.com/office/word/2010/wordprocessingDrawing" xmlns:wp="http://schemas.openxmlformats.org/drawingml/2006/wordprocessingDrawing" xmlns:w10="urn:schemas-microsoft-com:office:word" xmlns:w="http://schemas.openxmlformats.org/wordprocessingml/2006/main" xmlns:w14="http://schemas.microsoft.com/office/word/2010/wordml" xmlns:w15="http://schemas.microsoft.com/office/word/2012/wordml" xmlns:w16cex="http://schemas.microsoft.com/office/word/2018/wordml/cex" xmlns:w16cid="http://schemas.microsoft.com/office/word/2016/wordml/cid" xmlns:w16="http://schemas.microsoft.com/office/word/2018/wordml" xmlns:w16sdtdh="http://schemas.microsoft.com/office/word/2020/wordml/sdtdatahash" xmlns:w16se="http://schemas.microsoft.com/office/word/2015/wordml/symex" xmlns:wpg="http://schemas.microsoft.com/office/word/2010/wordprocessingGroup" xmlns:wpi="http://schemas.microsoft.com/office/word/2010/wordprocessingInk" xmlns:wne="http://schemas.microsoft.com/office/word/2006/wordml" xmlns:wps="http://schemas.microsoft.com/office/word/2010/wordprocessingShape" mc:Ignorable="w14 w15 w16se w16cid w16 w16cex w16sdtdh wp14">
   <w:p>
     <w:pPr>
       <w:pStyle w:val="Fuzeile"/>
@@ -14432,7 +14512,7 @@
 </file>
 
 <file path=word/footer10.xml><?xml version="1.0" encoding="utf-8"?>
-<w:ftr xmlns:wpc="http://schemas.microsoft.com/office/word/2010/wordprocessingCanvas" xmlns:cx="http://schemas.microsoft.com/office/drawing/2014/chartex" xmlns:cx1="http://schemas.microsoft.com/office/drawing/2015/9/8/chartex" xmlns:cx2="http://schemas.microsoft.com/office/drawing/2015/10/21/chartex" xmlns:cx3="http://schemas.microsoft.com/office/drawing/2016/5/9/chartex" xmlns:cx4="http://schemas.microsoft.com/office/drawing/2016/5/10/chartex" xmlns:cx5="http://schemas.microsoft.com/office/drawing/2016/5/11/chartex" xmlns:cx6="http://schemas.microsoft.com/office/drawing/2016/5/12/chartex" xmlns:cx7="http://schemas.microsoft.com/office/drawing/2016/5/13/chartex" xmlns:cx8="http://schemas.microsoft.com/office/drawing/2016/5/14/chartex" xmlns:mc="http://schemas.openxmlformats.org/markup-compatibility/2006" xmlns:aink="http://schemas.microsoft.com/office/drawing/2016/ink" xmlns:am3d="http://schemas.microsoft.com/office/drawing/2017/model3d" xmlns:o="urn:schemas-microsoft-com:office:office" xmlns:r="http://schemas.openxmlformats.org/officeDocument/2006/relationships" xmlns:m="http://schemas.openxmlformats.org/officeDocument/2006/math" xmlns:v="urn:schemas-microsoft-com:vml" xmlns:wp14="http://schemas.microsoft.com/office/word/2010/wordprocessingDrawing" xmlns:wp="http://schemas.openxmlformats.org/drawingml/2006/wordprocessingDrawing" xmlns:w10="urn:schemas-microsoft-com:office:word" xmlns:w="http://schemas.openxmlformats.org/wordprocessingml/2006/main" xmlns:w14="http://schemas.microsoft.com/office/word/2010/wordml" xmlns:w15="http://schemas.microsoft.com/office/word/2012/wordml" xmlns:w16cex="http://schemas.microsoft.com/office/word/2018/wordml/cex" xmlns:w16cid="http://schemas.microsoft.com/office/word/2016/wordml/cid" xmlns:w16="http://schemas.microsoft.com/office/word/2018/wordml" xmlns:w16sdtdh="http://schemas.microsoft.com/office/word/2020/wordml/sdtdatahash" xmlns:w16se="http://schemas.microsoft.com/office/word/2015/wordml/symex" xmlns:wpg="http://schemas.microsoft.com/office/word/2010/wordprocessingGroup" xmlns:wpi="http://schemas.microsoft.com/office/word/2010/wordprocessingInk" xmlns:wne="http://schemas.microsoft.com/office/word/2006/wordml" xmlns:wps="http://schemas.microsoft.com/office/word/2010/wordprocessingShape" mc:Ignorable="w14 w15 w16se w16cid w16 w16cex w16sdtdh wp14">
+<w:ftr xmlns:wpc="http://schemas.microsoft.com/office/word/2010/wordprocessingCanvas" xmlns:cx="http://schemas.microsoft.com/office/drawing/2014/chartex" xmlns:cx1="http://schemas.microsoft.com/office/drawing/2015/9/8/chartex" xmlns:cx2="http://schemas.microsoft.com/office/drawing/2015/10/21/chartex" xmlns:cx3="http://schemas.microsoft.com/office/drawing/2016/5/9/chartex" xmlns:cx4="http://schemas.microsoft.com/office/drawing/2016/5/10/chartex" xmlns:cx5="http://schemas.microsoft.com/office/drawing/2016/5/11/chartex" xmlns:cx6="http://schemas.microsoft.com/office/drawing/2016/5/12/chartex" xmlns:cx7="http://schemas.microsoft.com/office/drawing/2016/5/13/chartex" xmlns:cx8="http://schemas.microsoft.com/office/drawing/2016/5/14/chartex" xmlns:mc="http://schemas.openxmlformats.org/markup-compatibility/2006" xmlns:aink="http://schemas.microsoft.com/office/drawing/2016/ink" xmlns:am3d="http://schemas.microsoft.com/office/drawing/2017/model3d" xmlns:o="urn:schemas-microsoft-com:office:office" xmlns:oel="http://schemas.microsoft.com/office/2019/extlst" xmlns:r="http://schemas.openxmlformats.org/officeDocument/2006/relationships" xmlns:m="http://schemas.openxmlformats.org/officeDocument/2006/math" xmlns:v="urn:schemas-microsoft-com:vml" xmlns:wp14="http://schemas.microsoft.com/office/word/2010/wordprocessingDrawing" xmlns:wp="http://schemas.openxmlformats.org/drawingml/2006/wordprocessingDrawing" xmlns:w10="urn:schemas-microsoft-com:office:word" xmlns:w="http://schemas.openxmlformats.org/wordprocessingml/2006/main" xmlns:w14="http://schemas.microsoft.com/office/word/2010/wordml" xmlns:w15="http://schemas.microsoft.com/office/word/2012/wordml" xmlns:w16cex="http://schemas.microsoft.com/office/word/2018/wordml/cex" xmlns:w16cid="http://schemas.microsoft.com/office/word/2016/wordml/cid" xmlns:w16="http://schemas.microsoft.com/office/word/2018/wordml" xmlns:w16sdtdh="http://schemas.microsoft.com/office/word/2020/wordml/sdtdatahash" xmlns:w16se="http://schemas.microsoft.com/office/word/2015/wordml/symex" xmlns:wpg="http://schemas.microsoft.com/office/word/2010/wordprocessingGroup" xmlns:wpi="http://schemas.microsoft.com/office/word/2010/wordprocessingInk" xmlns:wne="http://schemas.microsoft.com/office/word/2006/wordml" xmlns:wps="http://schemas.microsoft.com/office/word/2010/wordprocessingShape" mc:Ignorable="w14 w15 w16se w16cid w16 w16cex w16sdtdh wp14">
   <w:p>
     <w:pPr>
       <w:pStyle w:val="Fuzeile"/>
@@ -14851,7 +14931,7 @@
 </file>
 
 <file path=word/footer11.xml><?xml version="1.0" encoding="utf-8"?>
-<w:ftr xmlns:wpc="http://schemas.microsoft.com/office/word/2010/wordprocessingCanvas" xmlns:cx="http://schemas.microsoft.com/office/drawing/2014/chartex" xmlns:cx1="http://schemas.microsoft.com/office/drawing/2015/9/8/chartex" xmlns:cx2="http://schemas.microsoft.com/office/drawing/2015/10/21/chartex" xmlns:cx3="http://schemas.microsoft.com/office/drawing/2016/5/9/chartex" xmlns:cx4="http://schemas.microsoft.com/office/drawing/2016/5/10/chartex" xmlns:cx5="http://schemas.microsoft.com/office/drawing/2016/5/11/chartex" xmlns:cx6="http://schemas.microsoft.com/office/drawing/2016/5/12/chartex" xmlns:cx7="http://schemas.microsoft.com/office/drawing/2016/5/13/chartex" xmlns:cx8="http://schemas.microsoft.com/office/drawing/2016/5/14/chartex" xmlns:mc="http://schemas.openxmlformats.org/markup-compatibility/2006" xmlns:aink="http://schemas.microsoft.com/office/drawing/2016/ink" xmlns:am3d="http://schemas.microsoft.com/office/drawing/2017/model3d" xmlns:o="urn:schemas-microsoft-com:office:office" xmlns:r="http://schemas.openxmlformats.org/officeDocument/2006/relationships" xmlns:m="http://schemas.openxmlformats.org/officeDocument/2006/math" xmlns:v="urn:schemas-microsoft-com:vml" xmlns:wp14="http://schemas.microsoft.com/office/word/2010/wordprocessingDrawing" xmlns:wp="http://schemas.openxmlformats.org/drawingml/2006/wordprocessingDrawing" xmlns:w10="urn:schemas-microsoft-com:office:word" xmlns:w="http://schemas.openxmlformats.org/wordprocessingml/2006/main" xmlns:w14="http://schemas.microsoft.com/office/word/2010/wordml" xmlns:w15="http://schemas.microsoft.com/office/word/2012/wordml" xmlns:w16cex="http://schemas.microsoft.com/office/word/2018/wordml/cex" xmlns:w16cid="http://schemas.microsoft.com/office/word/2016/wordml/cid" xmlns:w16="http://schemas.microsoft.com/office/word/2018/wordml" xmlns:w16sdtdh="http://schemas.microsoft.com/office/word/2020/wordml/sdtdatahash" xmlns:w16se="http://schemas.microsoft.com/office/word/2015/wordml/symex" xmlns:wpg="http://schemas.microsoft.com/office/word/2010/wordprocessingGroup" xmlns:wpi="http://schemas.microsoft.com/office/word/2010/wordprocessingInk" xmlns:wne="http://schemas.microsoft.com/office/word/2006/wordml" xmlns:wps="http://schemas.microsoft.com/office/word/2010/wordprocessingShape" mc:Ignorable="w14 w15 w16se w16cid w16 w16cex w16sdtdh wp14">
+<w:ftr xmlns:wpc="http://schemas.microsoft.com/office/word/2010/wordprocessingCanvas" xmlns:cx="http://schemas.microsoft.com/office/drawing/2014/chartex" xmlns:cx1="http://schemas.microsoft.com/office/drawing/2015/9/8/chartex" xmlns:cx2="http://schemas.microsoft.com/office/drawing/2015/10/21/chartex" xmlns:cx3="http://schemas.microsoft.com/office/drawing/2016/5/9/chartex" xmlns:cx4="http://schemas.microsoft.com/office/drawing/2016/5/10/chartex" xmlns:cx5="http://schemas.microsoft.com/office/drawing/2016/5/11/chartex" xmlns:cx6="http://schemas.microsoft.com/office/drawing/2016/5/12/chartex" xmlns:cx7="http://schemas.microsoft.com/office/drawing/2016/5/13/chartex" xmlns:cx8="http://schemas.microsoft.com/office/drawing/2016/5/14/chartex" xmlns:mc="http://schemas.openxmlformats.org/markup-compatibility/2006" xmlns:aink="http://schemas.microsoft.com/office/drawing/2016/ink" xmlns:am3d="http://schemas.microsoft.com/office/drawing/2017/model3d" xmlns:o="urn:schemas-microsoft-com:office:office" xmlns:oel="http://schemas.microsoft.com/office/2019/extlst" xmlns:r="http://schemas.openxmlformats.org/officeDocument/2006/relationships" xmlns:m="http://schemas.openxmlformats.org/officeDocument/2006/math" xmlns:v="urn:schemas-microsoft-com:vml" xmlns:wp14="http://schemas.microsoft.com/office/word/2010/wordprocessingDrawing" xmlns:wp="http://schemas.openxmlformats.org/drawingml/2006/wordprocessingDrawing" xmlns:w10="urn:schemas-microsoft-com:office:word" xmlns:w="http://schemas.openxmlformats.org/wordprocessingml/2006/main" xmlns:w14="http://schemas.microsoft.com/office/word/2010/wordml" xmlns:w15="http://schemas.microsoft.com/office/word/2012/wordml" xmlns:w16cex="http://schemas.microsoft.com/office/word/2018/wordml/cex" xmlns:w16cid="http://schemas.microsoft.com/office/word/2016/wordml/cid" xmlns:w16="http://schemas.microsoft.com/office/word/2018/wordml" xmlns:w16sdtdh="http://schemas.microsoft.com/office/word/2020/wordml/sdtdatahash" xmlns:w16se="http://schemas.microsoft.com/office/word/2015/wordml/symex" xmlns:wpg="http://schemas.microsoft.com/office/word/2010/wordprocessingGroup" xmlns:wpi="http://schemas.microsoft.com/office/word/2010/wordprocessingInk" xmlns:wne="http://schemas.microsoft.com/office/word/2006/wordml" xmlns:wps="http://schemas.microsoft.com/office/word/2010/wordprocessingShape" mc:Ignorable="w14 w15 w16se w16cid w16 w16cex w16sdtdh wp14">
   <w:p>
     <w:pPr>
       <w:pStyle w:val="Kopfzeile"/>
@@ -15208,7 +15288,7 @@
 </file>
 
 <file path=word/footer12.xml><?xml version="1.0" encoding="utf-8"?>
-<w:ftr xmlns:wpc="http://schemas.microsoft.com/office/word/2010/wordprocessingCanvas" xmlns:cx="http://schemas.microsoft.com/office/drawing/2014/chartex" xmlns:cx1="http://schemas.microsoft.com/office/drawing/2015/9/8/chartex" xmlns:cx2="http://schemas.microsoft.com/office/drawing/2015/10/21/chartex" xmlns:cx3="http://schemas.microsoft.com/office/drawing/2016/5/9/chartex" xmlns:cx4="http://schemas.microsoft.com/office/drawing/2016/5/10/chartex" xmlns:cx5="http://schemas.microsoft.com/office/drawing/2016/5/11/chartex" xmlns:cx6="http://schemas.microsoft.com/office/drawing/2016/5/12/chartex" xmlns:cx7="http://schemas.microsoft.com/office/drawing/2016/5/13/chartex" xmlns:cx8="http://schemas.microsoft.com/office/drawing/2016/5/14/chartex" xmlns:mc="http://schemas.openxmlformats.org/markup-compatibility/2006" xmlns:aink="http://schemas.microsoft.com/office/drawing/2016/ink" xmlns:am3d="http://schemas.microsoft.com/office/drawing/2017/model3d" xmlns:o="urn:schemas-microsoft-com:office:office" xmlns:r="http://schemas.openxmlformats.org/officeDocument/2006/relationships" xmlns:m="http://schemas.openxmlformats.org/officeDocument/2006/math" xmlns:v="urn:schemas-microsoft-com:vml" xmlns:wp14="http://schemas.microsoft.com/office/word/2010/wordprocessingDrawing" xmlns:wp="http://schemas.openxmlformats.org/drawingml/2006/wordprocessingDrawing" xmlns:w10="urn:schemas-microsoft-com:office:word" xmlns:w="http://schemas.openxmlformats.org/wordprocessingml/2006/main" xmlns:w14="http://schemas.microsoft.com/office/word/2010/wordml" xmlns:w15="http://schemas.microsoft.com/office/word/2012/wordml" xmlns:w16cex="http://schemas.microsoft.com/office/word/2018/wordml/cex" xmlns:w16cid="http://schemas.microsoft.com/office/word/2016/wordml/cid" xmlns:w16="http://schemas.microsoft.com/office/word/2018/wordml" xmlns:w16sdtdh="http://schemas.microsoft.com/office/word/2020/wordml/sdtdatahash" xmlns:w16se="http://schemas.microsoft.com/office/word/2015/wordml/symex" xmlns:wpg="http://schemas.microsoft.com/office/word/2010/wordprocessingGroup" xmlns:wpi="http://schemas.microsoft.com/office/word/2010/wordprocessingInk" xmlns:wne="http://schemas.microsoft.com/office/word/2006/wordml" xmlns:wps="http://schemas.microsoft.com/office/word/2010/wordprocessingShape" mc:Ignorable="w14 w15 w16se w16cid w16 w16cex w16sdtdh wp14">
+<w:ftr xmlns:wpc="http://schemas.microsoft.com/office/word/2010/wordprocessingCanvas" xmlns:cx="http://schemas.microsoft.com/office/drawing/2014/chartex" xmlns:cx1="http://schemas.microsoft.com/office/drawing/2015/9/8/chartex" xmlns:cx2="http://schemas.microsoft.com/office/drawing/2015/10/21/chartex" xmlns:cx3="http://schemas.microsoft.com/office/drawing/2016/5/9/chartex" xmlns:cx4="http://schemas.microsoft.com/office/drawing/2016/5/10/chartex" xmlns:cx5="http://schemas.microsoft.com/office/drawing/2016/5/11/chartex" xmlns:cx6="http://schemas.microsoft.com/office/drawing/2016/5/12/chartex" xmlns:cx7="http://schemas.microsoft.com/office/drawing/2016/5/13/chartex" xmlns:cx8="http://schemas.microsoft.com/office/drawing/2016/5/14/chartex" xmlns:mc="http://schemas.openxmlformats.org/markup-compatibility/2006" xmlns:aink="http://schemas.microsoft.com/office/drawing/2016/ink" xmlns:am3d="http://schemas.microsoft.com/office/drawing/2017/model3d" xmlns:o="urn:schemas-microsoft-com:office:office" xmlns:oel="http://schemas.microsoft.com/office/2019/extlst" xmlns:r="http://schemas.openxmlformats.org/officeDocument/2006/relationships" xmlns:m="http://schemas.openxmlformats.org/officeDocument/2006/math" xmlns:v="urn:schemas-microsoft-com:vml" xmlns:wp14="http://schemas.microsoft.com/office/word/2010/wordprocessingDrawing" xmlns:wp="http://schemas.openxmlformats.org/drawingml/2006/wordprocessingDrawing" xmlns:w10="urn:schemas-microsoft-com:office:word" xmlns:w="http://schemas.openxmlformats.org/wordprocessingml/2006/main" xmlns:w14="http://schemas.microsoft.com/office/word/2010/wordml" xmlns:w15="http://schemas.microsoft.com/office/word/2012/wordml" xmlns:w16cex="http://schemas.microsoft.com/office/word/2018/wordml/cex" xmlns:w16cid="http://schemas.microsoft.com/office/word/2016/wordml/cid" xmlns:w16="http://schemas.microsoft.com/office/word/2018/wordml" xmlns:w16sdtdh="http://schemas.microsoft.com/office/word/2020/wordml/sdtdatahash" xmlns:w16se="http://schemas.microsoft.com/office/word/2015/wordml/symex" xmlns:wpg="http://schemas.microsoft.com/office/word/2010/wordprocessingGroup" xmlns:wpi="http://schemas.microsoft.com/office/word/2010/wordprocessingInk" xmlns:wne="http://schemas.microsoft.com/office/word/2006/wordml" xmlns:wps="http://schemas.microsoft.com/office/word/2010/wordprocessingShape" mc:Ignorable="w14 w15 w16se w16cid w16 w16cex w16sdtdh wp14">
   <w:p>
     <w:pPr>
       <w:pStyle w:val="Fuzeile"/>
@@ -15242,7 +15322,7 @@
 </file>
 
 <file path=word/footer13.xml><?xml version="1.0" encoding="utf-8"?>
-<w:ftr xmlns:wpc="http://schemas.microsoft.com/office/word/2010/wordprocessingCanvas" xmlns:cx="http://schemas.microsoft.com/office/drawing/2014/chartex" xmlns:cx1="http://schemas.microsoft.com/office/drawing/2015/9/8/chartex" xmlns:cx2="http://schemas.microsoft.com/office/drawing/2015/10/21/chartex" xmlns:cx3="http://schemas.microsoft.com/office/drawing/2016/5/9/chartex" xmlns:cx4="http://schemas.microsoft.com/office/drawing/2016/5/10/chartex" xmlns:cx5="http://schemas.microsoft.com/office/drawing/2016/5/11/chartex" xmlns:cx6="http://schemas.microsoft.com/office/drawing/2016/5/12/chartex" xmlns:cx7="http://schemas.microsoft.com/office/drawing/2016/5/13/chartex" xmlns:cx8="http://schemas.microsoft.com/office/drawing/2016/5/14/chartex" xmlns:mc="http://schemas.openxmlformats.org/markup-compatibility/2006" xmlns:aink="http://schemas.microsoft.com/office/drawing/2016/ink" xmlns:am3d="http://schemas.microsoft.com/office/drawing/2017/model3d" xmlns:o="urn:schemas-microsoft-com:office:office" xmlns:r="http://schemas.openxmlformats.org/officeDocument/2006/relationships" xmlns:m="http://schemas.openxmlformats.org/officeDocument/2006/math" xmlns:v="urn:schemas-microsoft-com:vml" xmlns:wp14="http://schemas.microsoft.com/office/word/2010/wordprocessingDrawing" xmlns:wp="http://schemas.openxmlformats.org/drawingml/2006/wordprocessingDrawing" xmlns:w10="urn:schemas-microsoft-com:office:word" xmlns:w="http://schemas.openxmlformats.org/wordprocessingml/2006/main" xmlns:w14="http://schemas.microsoft.com/office/word/2010/wordml" xmlns:w15="http://schemas.microsoft.com/office/word/2012/wordml" xmlns:w16cex="http://schemas.microsoft.com/office/word/2018/wordml/cex" xmlns:w16cid="http://schemas.microsoft.com/office/word/2016/wordml/cid" xmlns:w16="http://schemas.microsoft.com/office/word/2018/wordml" xmlns:w16sdtdh="http://schemas.microsoft.com/office/word/2020/wordml/sdtdatahash" xmlns:w16se="http://schemas.microsoft.com/office/word/2015/wordml/symex" xmlns:wpg="http://schemas.microsoft.com/office/word/2010/wordprocessingGroup" xmlns:wpi="http://schemas.microsoft.com/office/word/2010/wordprocessingInk" xmlns:wne="http://schemas.microsoft.com/office/word/2006/wordml" xmlns:wps="http://schemas.microsoft.com/office/word/2010/wordprocessingShape" mc:Ignorable="w14 w15 w16se w16cid w16 w16cex w16sdtdh wp14">
+<w:ftr xmlns:wpc="http://schemas.microsoft.com/office/word/2010/wordprocessingCanvas" xmlns:cx="http://schemas.microsoft.com/office/drawing/2014/chartex" xmlns:cx1="http://schemas.microsoft.com/office/drawing/2015/9/8/chartex" xmlns:cx2="http://schemas.microsoft.com/office/drawing/2015/10/21/chartex" xmlns:cx3="http://schemas.microsoft.com/office/drawing/2016/5/9/chartex" xmlns:cx4="http://schemas.microsoft.com/office/drawing/2016/5/10/chartex" xmlns:cx5="http://schemas.microsoft.com/office/drawing/2016/5/11/chartex" xmlns:cx6="http://schemas.microsoft.com/office/drawing/2016/5/12/chartex" xmlns:cx7="http://schemas.microsoft.com/office/drawing/2016/5/13/chartex" xmlns:cx8="http://schemas.microsoft.com/office/drawing/2016/5/14/chartex" xmlns:mc="http://schemas.openxmlformats.org/markup-compatibility/2006" xmlns:aink="http://schemas.microsoft.com/office/drawing/2016/ink" xmlns:am3d="http://schemas.microsoft.com/office/drawing/2017/model3d" xmlns:o="urn:schemas-microsoft-com:office:office" xmlns:oel="http://schemas.microsoft.com/office/2019/extlst" xmlns:r="http://schemas.openxmlformats.org/officeDocument/2006/relationships" xmlns:m="http://schemas.openxmlformats.org/officeDocument/2006/math" xmlns:v="urn:schemas-microsoft-com:vml" xmlns:wp14="http://schemas.microsoft.com/office/word/2010/wordprocessingDrawing" xmlns:wp="http://schemas.openxmlformats.org/drawingml/2006/wordprocessingDrawing" xmlns:w10="urn:schemas-microsoft-com:office:word" xmlns:w="http://schemas.openxmlformats.org/wordprocessingml/2006/main" xmlns:w14="http://schemas.microsoft.com/office/word/2010/wordml" xmlns:w15="http://schemas.microsoft.com/office/word/2012/wordml" xmlns:w16cex="http://schemas.microsoft.com/office/word/2018/wordml/cex" xmlns:w16cid="http://schemas.microsoft.com/office/word/2016/wordml/cid" xmlns:w16="http://schemas.microsoft.com/office/word/2018/wordml" xmlns:w16sdtdh="http://schemas.microsoft.com/office/word/2020/wordml/sdtdatahash" xmlns:w16se="http://schemas.microsoft.com/office/word/2015/wordml/symex" xmlns:wpg="http://schemas.microsoft.com/office/word/2010/wordprocessingGroup" xmlns:wpi="http://schemas.microsoft.com/office/word/2010/wordprocessingInk" xmlns:wne="http://schemas.microsoft.com/office/word/2006/wordml" xmlns:wps="http://schemas.microsoft.com/office/word/2010/wordprocessingShape" mc:Ignorable="w14 w15 w16se w16cid w16 w16cex w16sdtdh wp14">
   <w:p>
     <w:pPr>
       <w:pStyle w:val="Kopfzeile"/>
@@ -15785,7 +15865,7 @@
 </file>
 
 <file path=word/footer14.xml><?xml version="1.0" encoding="utf-8"?>
-<w:ftr xmlns:wpc="http://schemas.microsoft.com/office/word/2010/wordprocessingCanvas" xmlns:cx="http://schemas.microsoft.com/office/drawing/2014/chartex" xmlns:cx1="http://schemas.microsoft.com/office/drawing/2015/9/8/chartex" xmlns:cx2="http://schemas.microsoft.com/office/drawing/2015/10/21/chartex" xmlns:cx3="http://schemas.microsoft.com/office/drawing/2016/5/9/chartex" xmlns:cx4="http://schemas.microsoft.com/office/drawing/2016/5/10/chartex" xmlns:cx5="http://schemas.microsoft.com/office/drawing/2016/5/11/chartex" xmlns:cx6="http://schemas.microsoft.com/office/drawing/2016/5/12/chartex" xmlns:cx7="http://schemas.microsoft.com/office/drawing/2016/5/13/chartex" xmlns:cx8="http://schemas.microsoft.com/office/drawing/2016/5/14/chartex" xmlns:mc="http://schemas.openxmlformats.org/markup-compatibility/2006" xmlns:aink="http://schemas.microsoft.com/office/drawing/2016/ink" xmlns:am3d="http://schemas.microsoft.com/office/drawing/2017/model3d" xmlns:o="urn:schemas-microsoft-com:office:office" xmlns:r="http://schemas.openxmlformats.org/officeDocument/2006/relationships" xmlns:m="http://schemas.openxmlformats.org/officeDocument/2006/math" xmlns:v="urn:schemas-microsoft-com:vml" xmlns:wp14="http://schemas.microsoft.com/office/word/2010/wordprocessingDrawing" xmlns:wp="http://schemas.openxmlformats.org/drawingml/2006/wordprocessingDrawing" xmlns:w10="urn:schemas-microsoft-com:office:word" xmlns:w="http://schemas.openxmlformats.org/wordprocessingml/2006/main" xmlns:w14="http://schemas.microsoft.com/office/word/2010/wordml" xmlns:w15="http://schemas.microsoft.com/office/word/2012/wordml" xmlns:w16cex="http://schemas.microsoft.com/office/word/2018/wordml/cex" xmlns:w16cid="http://schemas.microsoft.com/office/word/2016/wordml/cid" xmlns:w16="http://schemas.microsoft.com/office/word/2018/wordml" xmlns:w16sdtdh="http://schemas.microsoft.com/office/word/2020/wordml/sdtdatahash" xmlns:w16se="http://schemas.microsoft.com/office/word/2015/wordml/symex" xmlns:wpg="http://schemas.microsoft.com/office/word/2010/wordprocessingGroup" xmlns:wpi="http://schemas.microsoft.com/office/word/2010/wordprocessingInk" xmlns:wne="http://schemas.microsoft.com/office/word/2006/wordml" xmlns:wps="http://schemas.microsoft.com/office/word/2010/wordprocessingShape" mc:Ignorable="w14 w15 w16se w16cid w16 w16cex w16sdtdh wp14">
+<w:ftr xmlns:wpc="http://schemas.microsoft.com/office/word/2010/wordprocessingCanvas" xmlns:cx="http://schemas.microsoft.com/office/drawing/2014/chartex" xmlns:cx1="http://schemas.microsoft.com/office/drawing/2015/9/8/chartex" xmlns:cx2="http://schemas.microsoft.com/office/drawing/2015/10/21/chartex" xmlns:cx3="http://schemas.microsoft.com/office/drawing/2016/5/9/chartex" xmlns:cx4="http://schemas.microsoft.com/office/drawing/2016/5/10/chartex" xmlns:cx5="http://schemas.microsoft.com/office/drawing/2016/5/11/chartex" xmlns:cx6="http://schemas.microsoft.com/office/drawing/2016/5/12/chartex" xmlns:cx7="http://schemas.microsoft.com/office/drawing/2016/5/13/chartex" xmlns:cx8="http://schemas.microsoft.com/office/drawing/2016/5/14/chartex" xmlns:mc="http://schemas.openxmlformats.org/markup-compatibility/2006" xmlns:aink="http://schemas.microsoft.com/office/drawing/2016/ink" xmlns:am3d="http://schemas.microsoft.com/office/drawing/2017/model3d" xmlns:o="urn:schemas-microsoft-com:office:office" xmlns:oel="http://schemas.microsoft.com/office/2019/extlst" xmlns:r="http://schemas.openxmlformats.org/officeDocument/2006/relationships" xmlns:m="http://schemas.openxmlformats.org/officeDocument/2006/math" xmlns:v="urn:schemas-microsoft-com:vml" xmlns:wp14="http://schemas.microsoft.com/office/word/2010/wordprocessingDrawing" xmlns:wp="http://schemas.openxmlformats.org/drawingml/2006/wordprocessingDrawing" xmlns:w10="urn:schemas-microsoft-com:office:word" xmlns:w="http://schemas.openxmlformats.org/wordprocessingml/2006/main" xmlns:w14="http://schemas.microsoft.com/office/word/2010/wordml" xmlns:w15="http://schemas.microsoft.com/office/word/2012/wordml" xmlns:w16cex="http://schemas.microsoft.com/office/word/2018/wordml/cex" xmlns:w16cid="http://schemas.microsoft.com/office/word/2016/wordml/cid" xmlns:w16="http://schemas.microsoft.com/office/word/2018/wordml" xmlns:w16sdtdh="http://schemas.microsoft.com/office/word/2020/wordml/sdtdatahash" xmlns:w16se="http://schemas.microsoft.com/office/word/2015/wordml/symex" xmlns:wpg="http://schemas.microsoft.com/office/word/2010/wordprocessingGroup" xmlns:wpi="http://schemas.microsoft.com/office/word/2010/wordprocessingInk" xmlns:wne="http://schemas.microsoft.com/office/word/2006/wordml" xmlns:wps="http://schemas.microsoft.com/office/word/2010/wordprocessingShape" mc:Ignorable="w14 w15 w16se w16cid w16 w16cex w16sdtdh wp14">
   <w:p>
     <w:pPr>
       <w:pStyle w:val="Kopfzeile"/>
@@ -16297,7 +16377,7 @@
 </file>
 
 <file path=word/footer2.xml><?xml version="1.0" encoding="utf-8"?>
-<w:ftr xmlns:wpc="http://schemas.microsoft.com/office/word/2010/wordprocessingCanvas" xmlns:cx="http://schemas.microsoft.com/office/drawing/2014/chartex" xmlns:cx1="http://schemas.microsoft.com/office/drawing/2015/9/8/chartex" xmlns:cx2="http://schemas.microsoft.com/office/drawing/2015/10/21/chartex" xmlns:cx3="http://schemas.microsoft.com/office/drawing/2016/5/9/chartex" xmlns:cx4="http://schemas.microsoft.com/office/drawing/2016/5/10/chartex" xmlns:cx5="http://schemas.microsoft.com/office/drawing/2016/5/11/chartex" xmlns:cx6="http://schemas.microsoft.com/office/drawing/2016/5/12/chartex" xmlns:cx7="http://schemas.microsoft.com/office/drawing/2016/5/13/chartex" xmlns:cx8="http://schemas.microsoft.com/office/drawing/2016/5/14/chartex" xmlns:mc="http://schemas.openxmlformats.org/markup-compatibility/2006" xmlns:aink="http://schemas.microsoft.com/office/drawing/2016/ink" xmlns:am3d="http://schemas.microsoft.com/office/drawing/2017/model3d" xmlns:o="urn:schemas-microsoft-com:office:office" xmlns:r="http://schemas.openxmlformats.org/officeDocument/2006/relationships" xmlns:m="http://schemas.openxmlformats.org/officeDocument/2006/math" xmlns:v="urn:schemas-microsoft-com:vml" xmlns:wp14="http://schemas.microsoft.com/office/word/2010/wordprocessingDrawing" xmlns:wp="http://schemas.openxmlformats.org/drawingml/2006/wordprocessingDrawing" xmlns:w10="urn:schemas-microsoft-com:office:word" xmlns:w="http://schemas.openxmlformats.org/wordprocessingml/2006/main" xmlns:w14="http://schemas.microsoft.com/office/word/2010/wordml" xmlns:w15="http://schemas.microsoft.com/office/word/2012/wordml" xmlns:w16cex="http://schemas.microsoft.com/office/word/2018/wordml/cex" xmlns:w16cid="http://schemas.microsoft.com/office/word/2016/wordml/cid" xmlns:w16="http://schemas.microsoft.com/office/word/2018/wordml" xmlns:w16sdtdh="http://schemas.microsoft.com/office/word/2020/wordml/sdtdatahash" xmlns:w16se="http://schemas.microsoft.com/office/word/2015/wordml/symex" xmlns:wpg="http://schemas.microsoft.com/office/word/2010/wordprocessingGroup" xmlns:wpi="http://schemas.microsoft.com/office/word/2010/wordprocessingInk" xmlns:wne="http://schemas.microsoft.com/office/word/2006/wordml" xmlns:wps="http://schemas.microsoft.com/office/word/2010/wordprocessingShape" mc:Ignorable="w14 w15 w16se w16cid w16 w16cex w16sdtdh wp14">
+<w:ftr xmlns:wpc="http://schemas.microsoft.com/office/word/2010/wordprocessingCanvas" xmlns:cx="http://schemas.microsoft.com/office/drawing/2014/chartex" xmlns:cx1="http://schemas.microsoft.com/office/drawing/2015/9/8/chartex" xmlns:cx2="http://schemas.microsoft.com/office/drawing/2015/10/21/chartex" xmlns:cx3="http://schemas.microsoft.com/office/drawing/2016/5/9/chartex" xmlns:cx4="http://schemas.microsoft.com/office/drawing/2016/5/10/chartex" xmlns:cx5="http://schemas.microsoft.com/office/drawing/2016/5/11/chartex" xmlns:cx6="http://schemas.microsoft.com/office/drawing/2016/5/12/chartex" xmlns:cx7="http://schemas.microsoft.com/office/drawing/2016/5/13/chartex" xmlns:cx8="http://schemas.microsoft.com/office/drawing/2016/5/14/chartex" xmlns:mc="http://schemas.openxmlformats.org/markup-compatibility/2006" xmlns:aink="http://schemas.microsoft.com/office/drawing/2016/ink" xmlns:am3d="http://schemas.microsoft.com/office/drawing/2017/model3d" xmlns:o="urn:schemas-microsoft-com:office:office" xmlns:oel="http://schemas.microsoft.com/office/2019/extlst" xmlns:r="http://schemas.openxmlformats.org/officeDocument/2006/relationships" xmlns:m="http://schemas.openxmlformats.org/officeDocument/2006/math" xmlns:v="urn:schemas-microsoft-com:vml" xmlns:wp14="http://schemas.microsoft.com/office/word/2010/wordprocessingDrawing" xmlns:wp="http://schemas.openxmlformats.org/drawingml/2006/wordprocessingDrawing" xmlns:w10="urn:schemas-microsoft-com:office:word" xmlns:w="http://schemas.openxmlformats.org/wordprocessingml/2006/main" xmlns:w14="http://schemas.microsoft.com/office/word/2010/wordml" xmlns:w15="http://schemas.microsoft.com/office/word/2012/wordml" xmlns:w16cex="http://schemas.microsoft.com/office/word/2018/wordml/cex" xmlns:w16cid="http://schemas.microsoft.com/office/word/2016/wordml/cid" xmlns:w16="http://schemas.microsoft.com/office/word/2018/wordml" xmlns:w16sdtdh="http://schemas.microsoft.com/office/word/2020/wordml/sdtdatahash" xmlns:w16se="http://schemas.microsoft.com/office/word/2015/wordml/symex" xmlns:wpg="http://schemas.microsoft.com/office/word/2010/wordprocessingGroup" xmlns:wpi="http://schemas.microsoft.com/office/word/2010/wordprocessingInk" xmlns:wne="http://schemas.microsoft.com/office/word/2006/wordml" xmlns:wps="http://schemas.microsoft.com/office/word/2010/wordprocessingShape" mc:Ignorable="w14 w15 w16se w16cid w16 w16cex w16sdtdh wp14">
   <w:p>
     <w:pPr>
       <w:pStyle w:val="Kopfzeile"/>
@@ -16797,7 +16877,7 @@
 </file>
 
 <file path=word/footer3.xml><?xml version="1.0" encoding="utf-8"?>
-<w:ftr xmlns:wpc="http://schemas.microsoft.com/office/word/2010/wordprocessingCanvas" xmlns:cx="http://schemas.microsoft.com/office/drawing/2014/chartex" xmlns:cx1="http://schemas.microsoft.com/office/drawing/2015/9/8/chartex" xmlns:cx2="http://schemas.microsoft.com/office/drawing/2015/10/21/chartex" xmlns:cx3="http://schemas.microsoft.com/office/drawing/2016/5/9/chartex" xmlns:cx4="http://schemas.microsoft.com/office/drawing/2016/5/10/chartex" xmlns:cx5="http://schemas.microsoft.com/office/drawing/2016/5/11/chartex" xmlns:cx6="http://schemas.microsoft.com/office/drawing/2016/5/12/chartex" xmlns:cx7="http://schemas.microsoft.com/office/drawing/2016/5/13/chartex" xmlns:cx8="http://schemas.microsoft.com/office/drawing/2016/5/14/chartex" xmlns:mc="http://schemas.openxmlformats.org/markup-compatibility/2006" xmlns:aink="http://schemas.microsoft.com/office/drawing/2016/ink" xmlns:am3d="http://schemas.microsoft.com/office/drawing/2017/model3d" xmlns:o="urn:schemas-microsoft-com:office:office" xmlns:r="http://schemas.openxmlformats.org/officeDocument/2006/relationships" xmlns:m="http://schemas.openxmlformats.org/officeDocument/2006/math" xmlns:v="urn:schemas-microsoft-com:vml" xmlns:wp14="http://schemas.microsoft.com/office/word/2010/wordprocessingDrawing" xmlns:wp="http://schemas.openxmlformats.org/drawingml/2006/wordprocessingDrawing" xmlns:w10="urn:schemas-microsoft-com:office:word" xmlns:w="http://schemas.openxmlformats.org/wordprocessingml/2006/main" xmlns:w14="http://schemas.microsoft.com/office/word/2010/wordml" xmlns:w15="http://schemas.microsoft.com/office/word/2012/wordml" xmlns:w16cex="http://schemas.microsoft.com/office/word/2018/wordml/cex" xmlns:w16cid="http://schemas.microsoft.com/office/word/2016/wordml/cid" xmlns:w16="http://schemas.microsoft.com/office/word/2018/wordml" xmlns:w16sdtdh="http://schemas.microsoft.com/office/word/2020/wordml/sdtdatahash" xmlns:w16se="http://schemas.microsoft.com/office/word/2015/wordml/symex" xmlns:wpg="http://schemas.microsoft.com/office/word/2010/wordprocessingGroup" xmlns:wpi="http://schemas.microsoft.com/office/word/2010/wordprocessingInk" xmlns:wne="http://schemas.microsoft.com/office/word/2006/wordml" xmlns:wps="http://schemas.microsoft.com/office/word/2010/wordprocessingShape" mc:Ignorable="w14 w15 w16se w16cid w16 w16cex w16sdtdh wp14">
+<w:ftr xmlns:wpc="http://schemas.microsoft.com/office/word/2010/wordprocessingCanvas" xmlns:cx="http://schemas.microsoft.com/office/drawing/2014/chartex" xmlns:cx1="http://schemas.microsoft.com/office/drawing/2015/9/8/chartex" xmlns:cx2="http://schemas.microsoft.com/office/drawing/2015/10/21/chartex" xmlns:cx3="http://schemas.microsoft.com/office/drawing/2016/5/9/chartex" xmlns:cx4="http://schemas.microsoft.com/office/drawing/2016/5/10/chartex" xmlns:cx5="http://schemas.microsoft.com/office/drawing/2016/5/11/chartex" xmlns:cx6="http://schemas.microsoft.com/office/drawing/2016/5/12/chartex" xmlns:cx7="http://schemas.microsoft.com/office/drawing/2016/5/13/chartex" xmlns:cx8="http://schemas.microsoft.com/office/drawing/2016/5/14/chartex" xmlns:mc="http://schemas.openxmlformats.org/markup-compatibility/2006" xmlns:aink="http://schemas.microsoft.com/office/drawing/2016/ink" xmlns:am3d="http://schemas.microsoft.com/office/drawing/2017/model3d" xmlns:o="urn:schemas-microsoft-com:office:office" xmlns:oel="http://schemas.microsoft.com/office/2019/extlst" xmlns:r="http://schemas.openxmlformats.org/officeDocument/2006/relationships" xmlns:m="http://schemas.openxmlformats.org/officeDocument/2006/math" xmlns:v="urn:schemas-microsoft-com:vml" xmlns:wp14="http://schemas.microsoft.com/office/word/2010/wordprocessingDrawing" xmlns:wp="http://schemas.openxmlformats.org/drawingml/2006/wordprocessingDrawing" xmlns:w10="urn:schemas-microsoft-com:office:word" xmlns:w="http://schemas.openxmlformats.org/wordprocessingml/2006/main" xmlns:w14="http://schemas.microsoft.com/office/word/2010/wordml" xmlns:w15="http://schemas.microsoft.com/office/word/2012/wordml" xmlns:w16cex="http://schemas.microsoft.com/office/word/2018/wordml/cex" xmlns:w16cid="http://schemas.microsoft.com/office/word/2016/wordml/cid" xmlns:w16="http://schemas.microsoft.com/office/word/2018/wordml" xmlns:w16sdtdh="http://schemas.microsoft.com/office/word/2020/wordml/sdtdatahash" xmlns:w16se="http://schemas.microsoft.com/office/word/2015/wordml/symex" xmlns:wpg="http://schemas.microsoft.com/office/word/2010/wordprocessingGroup" xmlns:wpi="http://schemas.microsoft.com/office/word/2010/wordprocessingInk" xmlns:wne="http://schemas.microsoft.com/office/word/2006/wordml" xmlns:wps="http://schemas.microsoft.com/office/word/2010/wordprocessingShape" mc:Ignorable="w14 w15 w16se w16cid w16 w16cex w16sdtdh wp14">
   <w:p>
     <w:pPr>
       <w:pStyle w:val="Fuzeile"/>
@@ -16811,8 +16891,8 @@
         <w:szCs w:val="18"/>
       </w:rPr>
     </w:pPr>
-    <w:bookmarkStart w:id="22" w:name="_Hlk58245454"/>
-    <w:bookmarkStart w:id="23" w:name="_Hlk58245455"/>
+    <w:bookmarkStart w:id="53" w:name="_Hlk58245454"/>
+    <w:bookmarkStart w:id="54" w:name="_Hlk58245455"/>
     <w:r>
       <w:rPr>
         <w:noProof/>
@@ -17065,8 +17145,8 @@
       <w:t xml:space="preserve">         </w:t>
     </w:r>
   </w:p>
-  <w:bookmarkEnd w:id="22"/>
-  <w:bookmarkEnd w:id="23"/>
+  <w:bookmarkEnd w:id="53"/>
+  <w:bookmarkEnd w:id="54"/>
   <w:p>
     <w:pPr>
       <w:pStyle w:val="Fuzeile"/>
@@ -17165,7 +17245,7 @@
 </file>
 
 <file path=word/footer4.xml><?xml version="1.0" encoding="utf-8"?>
-<w:ftr xmlns:wpc="http://schemas.microsoft.com/office/word/2010/wordprocessingCanvas" xmlns:cx="http://schemas.microsoft.com/office/drawing/2014/chartex" xmlns:cx1="http://schemas.microsoft.com/office/drawing/2015/9/8/chartex" xmlns:cx2="http://schemas.microsoft.com/office/drawing/2015/10/21/chartex" xmlns:cx3="http://schemas.microsoft.com/office/drawing/2016/5/9/chartex" xmlns:cx4="http://schemas.microsoft.com/office/drawing/2016/5/10/chartex" xmlns:cx5="http://schemas.microsoft.com/office/drawing/2016/5/11/chartex" xmlns:cx6="http://schemas.microsoft.com/office/drawing/2016/5/12/chartex" xmlns:cx7="http://schemas.microsoft.com/office/drawing/2016/5/13/chartex" xmlns:cx8="http://schemas.microsoft.com/office/drawing/2016/5/14/chartex" xmlns:mc="http://schemas.openxmlformats.org/markup-compatibility/2006" xmlns:aink="http://schemas.microsoft.com/office/drawing/2016/ink" xmlns:am3d="http://schemas.microsoft.com/office/drawing/2017/model3d" xmlns:o="urn:schemas-microsoft-com:office:office" xmlns:r="http://schemas.openxmlformats.org/officeDocument/2006/relationships" xmlns:m="http://schemas.openxmlformats.org/officeDocument/2006/math" xmlns:v="urn:schemas-microsoft-com:vml" xmlns:wp14="http://schemas.microsoft.com/office/word/2010/wordprocessingDrawing" xmlns:wp="http://schemas.openxmlformats.org/drawingml/2006/wordprocessingDrawing" xmlns:w10="urn:schemas-microsoft-com:office:word" xmlns:w="http://schemas.openxmlformats.org/wordprocessingml/2006/main" xmlns:w14="http://schemas.microsoft.com/office/word/2010/wordml" xmlns:w15="http://schemas.microsoft.com/office/word/2012/wordml" xmlns:w16cex="http://schemas.microsoft.com/office/word/2018/wordml/cex" xmlns:w16cid="http://schemas.microsoft.com/office/word/2016/wordml/cid" xmlns:w16="http://schemas.microsoft.com/office/word/2018/wordml" xmlns:w16sdtdh="http://schemas.microsoft.com/office/word/2020/wordml/sdtdatahash" xmlns:w16se="http://schemas.microsoft.com/office/word/2015/wordml/symex" xmlns:wpg="http://schemas.microsoft.com/office/word/2010/wordprocessingGroup" xmlns:wpi="http://schemas.microsoft.com/office/word/2010/wordprocessingInk" xmlns:wne="http://schemas.microsoft.com/office/word/2006/wordml" xmlns:wps="http://schemas.microsoft.com/office/word/2010/wordprocessingShape" mc:Ignorable="w14 w15 w16se w16cid w16 w16cex w16sdtdh wp14">
+<w:ftr xmlns:wpc="http://schemas.microsoft.com/office/word/2010/wordprocessingCanvas" xmlns:cx="http://schemas.microsoft.com/office/drawing/2014/chartex" xmlns:cx1="http://schemas.microsoft.com/office/drawing/2015/9/8/chartex" xmlns:cx2="http://schemas.microsoft.com/office/drawing/2015/10/21/chartex" xmlns:cx3="http://schemas.microsoft.com/office/drawing/2016/5/9/chartex" xmlns:cx4="http://schemas.microsoft.com/office/drawing/2016/5/10/chartex" xmlns:cx5="http://schemas.microsoft.com/office/drawing/2016/5/11/chartex" xmlns:cx6="http://schemas.microsoft.com/office/drawing/2016/5/12/chartex" xmlns:cx7="http://schemas.microsoft.com/office/drawing/2016/5/13/chartex" xmlns:cx8="http://schemas.microsoft.com/office/drawing/2016/5/14/chartex" xmlns:mc="http://schemas.openxmlformats.org/markup-compatibility/2006" xmlns:aink="http://schemas.microsoft.com/office/drawing/2016/ink" xmlns:am3d="http://schemas.microsoft.com/office/drawing/2017/model3d" xmlns:o="urn:schemas-microsoft-com:office:office" xmlns:oel="http://schemas.microsoft.com/office/2019/extlst" xmlns:r="http://schemas.openxmlformats.org/officeDocument/2006/relationships" xmlns:m="http://schemas.openxmlformats.org/officeDocument/2006/math" xmlns:v="urn:schemas-microsoft-com:vml" xmlns:wp14="http://schemas.microsoft.com/office/word/2010/wordprocessingDrawing" xmlns:wp="http://schemas.openxmlformats.org/drawingml/2006/wordprocessingDrawing" xmlns:w10="urn:schemas-microsoft-com:office:word" xmlns:w="http://schemas.openxmlformats.org/wordprocessingml/2006/main" xmlns:w14="http://schemas.microsoft.com/office/word/2010/wordml" xmlns:w15="http://schemas.microsoft.com/office/word/2012/wordml" xmlns:w16cex="http://schemas.microsoft.com/office/word/2018/wordml/cex" xmlns:w16cid="http://schemas.microsoft.com/office/word/2016/wordml/cid" xmlns:w16="http://schemas.microsoft.com/office/word/2018/wordml" xmlns:w16sdtdh="http://schemas.microsoft.com/office/word/2020/wordml/sdtdatahash" xmlns:w16se="http://schemas.microsoft.com/office/word/2015/wordml/symex" xmlns:wpg="http://schemas.microsoft.com/office/word/2010/wordprocessingGroup" xmlns:wpi="http://schemas.microsoft.com/office/word/2010/wordprocessingInk" xmlns:wne="http://schemas.microsoft.com/office/word/2006/wordml" xmlns:wps="http://schemas.microsoft.com/office/word/2010/wordprocessingShape" mc:Ignorable="w14 w15 w16se w16cid w16 w16cex w16sdtdh wp14">
   <w:p>
     <w:pPr>
       <w:pStyle w:val="Kopfzeile"/>
@@ -17482,7 +17562,7 @@
 </file>
 
 <file path=word/footer5.xml><?xml version="1.0" encoding="utf-8"?>
-<w:ftr xmlns:wpc="http://schemas.microsoft.com/office/word/2010/wordprocessingCanvas" xmlns:cx="http://schemas.microsoft.com/office/drawing/2014/chartex" xmlns:cx1="http://schemas.microsoft.com/office/drawing/2015/9/8/chartex" xmlns:cx2="http://schemas.microsoft.com/office/drawing/2015/10/21/chartex" xmlns:cx3="http://schemas.microsoft.com/office/drawing/2016/5/9/chartex" xmlns:cx4="http://schemas.microsoft.com/office/drawing/2016/5/10/chartex" xmlns:cx5="http://schemas.microsoft.com/office/drawing/2016/5/11/chartex" xmlns:cx6="http://schemas.microsoft.com/office/drawing/2016/5/12/chartex" xmlns:cx7="http://schemas.microsoft.com/office/drawing/2016/5/13/chartex" xmlns:cx8="http://schemas.microsoft.com/office/drawing/2016/5/14/chartex" xmlns:mc="http://schemas.openxmlformats.org/markup-compatibility/2006" xmlns:aink="http://schemas.microsoft.com/office/drawing/2016/ink" xmlns:am3d="http://schemas.microsoft.com/office/drawing/2017/model3d" xmlns:o="urn:schemas-microsoft-com:office:office" xmlns:r="http://schemas.openxmlformats.org/officeDocument/2006/relationships" xmlns:m="http://schemas.openxmlformats.org/officeDocument/2006/math" xmlns:v="urn:schemas-microsoft-com:vml" xmlns:wp14="http://schemas.microsoft.com/office/word/2010/wordprocessingDrawing" xmlns:wp="http://schemas.openxmlformats.org/drawingml/2006/wordprocessingDrawing" xmlns:w10="urn:schemas-microsoft-com:office:word" xmlns:w="http://schemas.openxmlformats.org/wordprocessingml/2006/main" xmlns:w14="http://schemas.microsoft.com/office/word/2010/wordml" xmlns:w15="http://schemas.microsoft.com/office/word/2012/wordml" xmlns:w16cex="http://schemas.microsoft.com/office/word/2018/wordml/cex" xmlns:w16cid="http://schemas.microsoft.com/office/word/2016/wordml/cid" xmlns:w16="http://schemas.microsoft.com/office/word/2018/wordml" xmlns:w16sdtdh="http://schemas.microsoft.com/office/word/2020/wordml/sdtdatahash" xmlns:w16se="http://schemas.microsoft.com/office/word/2015/wordml/symex" xmlns:wpg="http://schemas.microsoft.com/office/word/2010/wordprocessingGroup" xmlns:wpi="http://schemas.microsoft.com/office/word/2010/wordprocessingInk" xmlns:wne="http://schemas.microsoft.com/office/word/2006/wordml" xmlns:wps="http://schemas.microsoft.com/office/word/2010/wordprocessingShape" mc:Ignorable="w14 w15 w16se w16cid w16 w16cex w16sdtdh wp14">
+<w:ftr xmlns:wpc="http://schemas.microsoft.com/office/word/2010/wordprocessingCanvas" xmlns:cx="http://schemas.microsoft.com/office/drawing/2014/chartex" xmlns:cx1="http://schemas.microsoft.com/office/drawing/2015/9/8/chartex" xmlns:cx2="http://schemas.microsoft.com/office/drawing/2015/10/21/chartex" xmlns:cx3="http://schemas.microsoft.com/office/drawing/2016/5/9/chartex" xmlns:cx4="http://schemas.microsoft.com/office/drawing/2016/5/10/chartex" xmlns:cx5="http://schemas.microsoft.com/office/drawing/2016/5/11/chartex" xmlns:cx6="http://schemas.microsoft.com/office/drawing/2016/5/12/chartex" xmlns:cx7="http://schemas.microsoft.com/office/drawing/2016/5/13/chartex" xmlns:cx8="http://schemas.microsoft.com/office/drawing/2016/5/14/chartex" xmlns:mc="http://schemas.openxmlformats.org/markup-compatibility/2006" xmlns:aink="http://schemas.microsoft.com/office/drawing/2016/ink" xmlns:am3d="http://schemas.microsoft.com/office/drawing/2017/model3d" xmlns:o="urn:schemas-microsoft-com:office:office" xmlns:oel="http://schemas.microsoft.com/office/2019/extlst" xmlns:r="http://schemas.openxmlformats.org/officeDocument/2006/relationships" xmlns:m="http://schemas.openxmlformats.org/officeDocument/2006/math" xmlns:v="urn:schemas-microsoft-com:vml" xmlns:wp14="http://schemas.microsoft.com/office/word/2010/wordprocessingDrawing" xmlns:wp="http://schemas.openxmlformats.org/drawingml/2006/wordprocessingDrawing" xmlns:w10="urn:schemas-microsoft-com:office:word" xmlns:w="http://schemas.openxmlformats.org/wordprocessingml/2006/main" xmlns:w14="http://schemas.microsoft.com/office/word/2010/wordml" xmlns:w15="http://schemas.microsoft.com/office/word/2012/wordml" xmlns:w16cex="http://schemas.microsoft.com/office/word/2018/wordml/cex" xmlns:w16cid="http://schemas.microsoft.com/office/word/2016/wordml/cid" xmlns:w16="http://schemas.microsoft.com/office/word/2018/wordml" xmlns:w16sdtdh="http://schemas.microsoft.com/office/word/2020/wordml/sdtdatahash" xmlns:w16se="http://schemas.microsoft.com/office/word/2015/wordml/symex" xmlns:wpg="http://schemas.microsoft.com/office/word/2010/wordprocessingGroup" xmlns:wpi="http://schemas.microsoft.com/office/word/2010/wordprocessingInk" xmlns:wne="http://schemas.microsoft.com/office/word/2006/wordml" xmlns:wps="http://schemas.microsoft.com/office/word/2010/wordprocessingShape" mc:Ignorable="w14 w15 w16se w16cid w16 w16cex w16sdtdh wp14">
   <w:p>
     <w:pPr>
       <w:pStyle w:val="Kopfzeile"/>
@@ -17966,7 +18046,7 @@
 </file>
 
 <file path=word/footer6.xml><?xml version="1.0" encoding="utf-8"?>
-<w:ftr xmlns:wpc="http://schemas.microsoft.com/office/word/2010/wordprocessingCanvas" xmlns:cx="http://schemas.microsoft.com/office/drawing/2014/chartex" xmlns:cx1="http://schemas.microsoft.com/office/drawing/2015/9/8/chartex" xmlns:cx2="http://schemas.microsoft.com/office/drawing/2015/10/21/chartex" xmlns:cx3="http://schemas.microsoft.com/office/drawing/2016/5/9/chartex" xmlns:cx4="http://schemas.microsoft.com/office/drawing/2016/5/10/chartex" xmlns:cx5="http://schemas.microsoft.com/office/drawing/2016/5/11/chartex" xmlns:cx6="http://schemas.microsoft.com/office/drawing/2016/5/12/chartex" xmlns:cx7="http://schemas.microsoft.com/office/drawing/2016/5/13/chartex" xmlns:cx8="http://schemas.microsoft.com/office/drawing/2016/5/14/chartex" xmlns:mc="http://schemas.openxmlformats.org/markup-compatibility/2006" xmlns:aink="http://schemas.microsoft.com/office/drawing/2016/ink" xmlns:am3d="http://schemas.microsoft.com/office/drawing/2017/model3d" xmlns:o="urn:schemas-microsoft-com:office:office" xmlns:r="http://schemas.openxmlformats.org/officeDocument/2006/relationships" xmlns:m="http://schemas.openxmlformats.org/officeDocument/2006/math" xmlns:v="urn:schemas-microsoft-com:vml" xmlns:wp14="http://schemas.microsoft.com/office/word/2010/wordprocessingDrawing" xmlns:wp="http://schemas.openxmlformats.org/drawingml/2006/wordprocessingDrawing" xmlns:w10="urn:schemas-microsoft-com:office:word" xmlns:w="http://schemas.openxmlformats.org/wordprocessingml/2006/main" xmlns:w14="http://schemas.microsoft.com/office/word/2010/wordml" xmlns:w15="http://schemas.microsoft.com/office/word/2012/wordml" xmlns:w16cex="http://schemas.microsoft.com/office/word/2018/wordml/cex" xmlns:w16cid="http://schemas.microsoft.com/office/word/2016/wordml/cid" xmlns:w16="http://schemas.microsoft.com/office/word/2018/wordml" xmlns:w16sdtdh="http://schemas.microsoft.com/office/word/2020/wordml/sdtdatahash" xmlns:w16se="http://schemas.microsoft.com/office/word/2015/wordml/symex" xmlns:wpg="http://schemas.microsoft.com/office/word/2010/wordprocessingGroup" xmlns:wpi="http://schemas.microsoft.com/office/word/2010/wordprocessingInk" xmlns:wne="http://schemas.microsoft.com/office/word/2006/wordml" xmlns:wps="http://schemas.microsoft.com/office/word/2010/wordprocessingShape" mc:Ignorable="w14 w15 w16se w16cid w16 w16cex w16sdtdh wp14">
+<w:ftr xmlns:wpc="http://schemas.microsoft.com/office/word/2010/wordprocessingCanvas" xmlns:cx="http://schemas.microsoft.com/office/drawing/2014/chartex" xmlns:cx1="http://schemas.microsoft.com/office/drawing/2015/9/8/chartex" xmlns:cx2="http://schemas.microsoft.com/office/drawing/2015/10/21/chartex" xmlns:cx3="http://schemas.microsoft.com/office/drawing/2016/5/9/chartex" xmlns:cx4="http://schemas.microsoft.com/office/drawing/2016/5/10/chartex" xmlns:cx5="http://schemas.microsoft.com/office/drawing/2016/5/11/chartex" xmlns:cx6="http://schemas.microsoft.com/office/drawing/2016/5/12/chartex" xmlns:cx7="http://schemas.microsoft.com/office/drawing/2016/5/13/chartex" xmlns:cx8="http://schemas.microsoft.com/office/drawing/2016/5/14/chartex" xmlns:mc="http://schemas.openxmlformats.org/markup-compatibility/2006" xmlns:aink="http://schemas.microsoft.com/office/drawing/2016/ink" xmlns:am3d="http://schemas.microsoft.com/office/drawing/2017/model3d" xmlns:o="urn:schemas-microsoft-com:office:office" xmlns:oel="http://schemas.microsoft.com/office/2019/extlst" xmlns:r="http://schemas.openxmlformats.org/officeDocument/2006/relationships" xmlns:m="http://schemas.openxmlformats.org/officeDocument/2006/math" xmlns:v="urn:schemas-microsoft-com:vml" xmlns:wp14="http://schemas.microsoft.com/office/word/2010/wordprocessingDrawing" xmlns:wp="http://schemas.openxmlformats.org/drawingml/2006/wordprocessingDrawing" xmlns:w10="urn:schemas-microsoft-com:office:word" xmlns:w="http://schemas.openxmlformats.org/wordprocessingml/2006/main" xmlns:w14="http://schemas.microsoft.com/office/word/2010/wordml" xmlns:w15="http://schemas.microsoft.com/office/word/2012/wordml" xmlns:w16cex="http://schemas.microsoft.com/office/word/2018/wordml/cex" xmlns:w16cid="http://schemas.microsoft.com/office/word/2016/wordml/cid" xmlns:w16="http://schemas.microsoft.com/office/word/2018/wordml" xmlns:w16sdtdh="http://schemas.microsoft.com/office/word/2020/wordml/sdtdatahash" xmlns:w16se="http://schemas.microsoft.com/office/word/2015/wordml/symex" xmlns:wpg="http://schemas.microsoft.com/office/word/2010/wordprocessingGroup" xmlns:wpi="http://schemas.microsoft.com/office/word/2010/wordprocessingInk" xmlns:wne="http://schemas.microsoft.com/office/word/2006/wordml" xmlns:wps="http://schemas.microsoft.com/office/word/2010/wordprocessingShape" mc:Ignorable="w14 w15 w16se w16cid w16 w16cex w16sdtdh wp14">
   <w:p>
     <w:pPr>
       <w:pStyle w:val="Fuzeile"/>
@@ -18385,7 +18465,7 @@
 </file>
 
 <file path=word/footer7.xml><?xml version="1.0" encoding="utf-8"?>
-<w:ftr xmlns:wpc="http://schemas.microsoft.com/office/word/2010/wordprocessingCanvas" xmlns:cx="http://schemas.microsoft.com/office/drawing/2014/chartex" xmlns:cx1="http://schemas.microsoft.com/office/drawing/2015/9/8/chartex" xmlns:cx2="http://schemas.microsoft.com/office/drawing/2015/10/21/chartex" xmlns:cx3="http://schemas.microsoft.com/office/drawing/2016/5/9/chartex" xmlns:cx4="http://schemas.microsoft.com/office/drawing/2016/5/10/chartex" xmlns:cx5="http://schemas.microsoft.com/office/drawing/2016/5/11/chartex" xmlns:cx6="http://schemas.microsoft.com/office/drawing/2016/5/12/chartex" xmlns:cx7="http://schemas.microsoft.com/office/drawing/2016/5/13/chartex" xmlns:cx8="http://schemas.microsoft.com/office/drawing/2016/5/14/chartex" xmlns:mc="http://schemas.openxmlformats.org/markup-compatibility/2006" xmlns:aink="http://schemas.microsoft.com/office/drawing/2016/ink" xmlns:am3d="http://schemas.microsoft.com/office/drawing/2017/model3d" xmlns:o="urn:schemas-microsoft-com:office:office" xmlns:r="http://schemas.openxmlformats.org/officeDocument/2006/relationships" xmlns:m="http://schemas.openxmlformats.org/officeDocument/2006/math" xmlns:v="urn:schemas-microsoft-com:vml" xmlns:wp14="http://schemas.microsoft.com/office/word/2010/wordprocessingDrawing" xmlns:wp="http://schemas.openxmlformats.org/drawingml/2006/wordprocessingDrawing" xmlns:w10="urn:schemas-microsoft-com:office:word" xmlns:w="http://schemas.openxmlformats.org/wordprocessingml/2006/main" xmlns:w14="http://schemas.microsoft.com/office/word/2010/wordml" xmlns:w15="http://schemas.microsoft.com/office/word/2012/wordml" xmlns:w16cex="http://schemas.microsoft.com/office/word/2018/wordml/cex" xmlns:w16cid="http://schemas.microsoft.com/office/word/2016/wordml/cid" xmlns:w16="http://schemas.microsoft.com/office/word/2018/wordml" xmlns:w16sdtdh="http://schemas.microsoft.com/office/word/2020/wordml/sdtdatahash" xmlns:w16se="http://schemas.microsoft.com/office/word/2015/wordml/symex" xmlns:wpg="http://schemas.microsoft.com/office/word/2010/wordprocessingGroup" xmlns:wpi="http://schemas.microsoft.com/office/word/2010/wordprocessingInk" xmlns:wne="http://schemas.microsoft.com/office/word/2006/wordml" xmlns:wps="http://schemas.microsoft.com/office/word/2010/wordprocessingShape" mc:Ignorable="w14 w15 w16se w16cid w16 w16cex w16sdtdh wp14">
+<w:ftr xmlns:wpc="http://schemas.microsoft.com/office/word/2010/wordprocessingCanvas" xmlns:cx="http://schemas.microsoft.com/office/drawing/2014/chartex" xmlns:cx1="http://schemas.microsoft.com/office/drawing/2015/9/8/chartex" xmlns:cx2="http://schemas.microsoft.com/office/drawing/2015/10/21/chartex" xmlns:cx3="http://schemas.microsoft.com/office/drawing/2016/5/9/chartex" xmlns:cx4="http://schemas.microsoft.com/office/drawing/2016/5/10/chartex" xmlns:cx5="http://schemas.microsoft.com/office/drawing/2016/5/11/chartex" xmlns:cx6="http://schemas.microsoft.com/office/drawing/2016/5/12/chartex" xmlns:cx7="http://schemas.microsoft.com/office/drawing/2016/5/13/chartex" xmlns:cx8="http://schemas.microsoft.com/office/drawing/2016/5/14/chartex" xmlns:mc="http://schemas.openxmlformats.org/markup-compatibility/2006" xmlns:aink="http://schemas.microsoft.com/office/drawing/2016/ink" xmlns:am3d="http://schemas.microsoft.com/office/drawing/2017/model3d" xmlns:o="urn:schemas-microsoft-com:office:office" xmlns:oel="http://schemas.microsoft.com/office/2019/extlst" xmlns:r="http://schemas.openxmlformats.org/officeDocument/2006/relationships" xmlns:m="http://schemas.openxmlformats.org/officeDocument/2006/math" xmlns:v="urn:schemas-microsoft-com:vml" xmlns:wp14="http://schemas.microsoft.com/office/word/2010/wordprocessingDrawing" xmlns:wp="http://schemas.openxmlformats.org/drawingml/2006/wordprocessingDrawing" xmlns:w10="urn:schemas-microsoft-com:office:word" xmlns:w="http://schemas.openxmlformats.org/wordprocessingml/2006/main" xmlns:w14="http://schemas.microsoft.com/office/word/2010/wordml" xmlns:w15="http://schemas.microsoft.com/office/word/2012/wordml" xmlns:w16cex="http://schemas.microsoft.com/office/word/2018/wordml/cex" xmlns:w16cid="http://schemas.microsoft.com/office/word/2016/wordml/cid" xmlns:w16="http://schemas.microsoft.com/office/word/2018/wordml" xmlns:w16sdtdh="http://schemas.microsoft.com/office/word/2020/wordml/sdtdatahash" xmlns:w16se="http://schemas.microsoft.com/office/word/2015/wordml/symex" xmlns:wpg="http://schemas.microsoft.com/office/word/2010/wordprocessingGroup" xmlns:wpi="http://schemas.microsoft.com/office/word/2010/wordprocessingInk" xmlns:wne="http://schemas.microsoft.com/office/word/2006/wordml" xmlns:wps="http://schemas.microsoft.com/office/word/2010/wordprocessingShape" mc:Ignorable="w14 w15 w16se w16cid w16 w16cex w16sdtdh wp14">
   <w:p>
     <w:pPr>
       <w:pStyle w:val="Kopfzeile"/>
@@ -18715,7 +18795,7 @@
 </file>
 
 <file path=word/footer8.xml><?xml version="1.0" encoding="utf-8"?>
-<w:ftr xmlns:wpc="http://schemas.microsoft.com/office/word/2010/wordprocessingCanvas" xmlns:cx="http://schemas.microsoft.com/office/drawing/2014/chartex" xmlns:cx1="http://schemas.microsoft.com/office/drawing/2015/9/8/chartex" xmlns:cx2="http://schemas.microsoft.com/office/drawing/2015/10/21/chartex" xmlns:cx3="http://schemas.microsoft.com/office/drawing/2016/5/9/chartex" xmlns:cx4="http://schemas.microsoft.com/office/drawing/2016/5/10/chartex" xmlns:cx5="http://schemas.microsoft.com/office/drawing/2016/5/11/chartex" xmlns:cx6="http://schemas.microsoft.com/office/drawing/2016/5/12/chartex" xmlns:cx7="http://schemas.microsoft.com/office/drawing/2016/5/13/chartex" xmlns:cx8="http://schemas.microsoft.com/office/drawing/2016/5/14/chartex" xmlns:mc="http://schemas.openxmlformats.org/markup-compatibility/2006" xmlns:aink="http://schemas.microsoft.com/office/drawing/2016/ink" xmlns:am3d="http://schemas.microsoft.com/office/drawing/2017/model3d" xmlns:o="urn:schemas-microsoft-com:office:office" xmlns:r="http://schemas.openxmlformats.org/officeDocument/2006/relationships" xmlns:m="http://schemas.openxmlformats.org/officeDocument/2006/math" xmlns:v="urn:schemas-microsoft-com:vml" xmlns:wp14="http://schemas.microsoft.com/office/word/2010/wordprocessingDrawing" xmlns:wp="http://schemas.openxmlformats.org/drawingml/2006/wordprocessingDrawing" xmlns:w10="urn:schemas-microsoft-com:office:word" xmlns:w="http://schemas.openxmlformats.org/wordprocessingml/2006/main" xmlns:w14="http://schemas.microsoft.com/office/word/2010/wordml" xmlns:w15="http://schemas.microsoft.com/office/word/2012/wordml" xmlns:w16cex="http://schemas.microsoft.com/office/word/2018/wordml/cex" xmlns:w16cid="http://schemas.microsoft.com/office/word/2016/wordml/cid" xmlns:w16="http://schemas.microsoft.com/office/word/2018/wordml" xmlns:w16sdtdh="http://schemas.microsoft.com/office/word/2020/wordml/sdtdatahash" xmlns:w16se="http://schemas.microsoft.com/office/word/2015/wordml/symex" xmlns:wpg="http://schemas.microsoft.com/office/word/2010/wordprocessingGroup" xmlns:wpi="http://schemas.microsoft.com/office/word/2010/wordprocessingInk" xmlns:wne="http://schemas.microsoft.com/office/word/2006/wordml" xmlns:wps="http://schemas.microsoft.com/office/word/2010/wordprocessingShape" mc:Ignorable="w14 w15 w16se w16cid w16 w16cex w16sdtdh wp14">
+<w:ftr xmlns:wpc="http://schemas.microsoft.com/office/word/2010/wordprocessingCanvas" xmlns:cx="http://schemas.microsoft.com/office/drawing/2014/chartex" xmlns:cx1="http://schemas.microsoft.com/office/drawing/2015/9/8/chartex" xmlns:cx2="http://schemas.microsoft.com/office/drawing/2015/10/21/chartex" xmlns:cx3="http://schemas.microsoft.com/office/drawing/2016/5/9/chartex" xmlns:cx4="http://schemas.microsoft.com/office/drawing/2016/5/10/chartex" xmlns:cx5="http://schemas.microsoft.com/office/drawing/2016/5/11/chartex" xmlns:cx6="http://schemas.microsoft.com/office/drawing/2016/5/12/chartex" xmlns:cx7="http://schemas.microsoft.com/office/drawing/2016/5/13/chartex" xmlns:cx8="http://schemas.microsoft.com/office/drawing/2016/5/14/chartex" xmlns:mc="http://schemas.openxmlformats.org/markup-compatibility/2006" xmlns:aink="http://schemas.microsoft.com/office/drawing/2016/ink" xmlns:am3d="http://schemas.microsoft.com/office/drawing/2017/model3d" xmlns:o="urn:schemas-microsoft-com:office:office" xmlns:oel="http://schemas.microsoft.com/office/2019/extlst" xmlns:r="http://schemas.openxmlformats.org/officeDocument/2006/relationships" xmlns:m="http://schemas.openxmlformats.org/officeDocument/2006/math" xmlns:v="urn:schemas-microsoft-com:vml" xmlns:wp14="http://schemas.microsoft.com/office/word/2010/wordprocessingDrawing" xmlns:wp="http://schemas.openxmlformats.org/drawingml/2006/wordprocessingDrawing" xmlns:w10="urn:schemas-microsoft-com:office:word" xmlns:w="http://schemas.openxmlformats.org/wordprocessingml/2006/main" xmlns:w14="http://schemas.microsoft.com/office/word/2010/wordml" xmlns:w15="http://schemas.microsoft.com/office/word/2012/wordml" xmlns:w16cex="http://schemas.microsoft.com/office/word/2018/wordml/cex" xmlns:w16cid="http://schemas.microsoft.com/office/word/2016/wordml/cid" xmlns:w16="http://schemas.microsoft.com/office/word/2018/wordml" xmlns:w16sdtdh="http://schemas.microsoft.com/office/word/2020/wordml/sdtdatahash" xmlns:w16se="http://schemas.microsoft.com/office/word/2015/wordml/symex" xmlns:wpg="http://schemas.microsoft.com/office/word/2010/wordprocessingGroup" xmlns:wpi="http://schemas.microsoft.com/office/word/2010/wordprocessingInk" xmlns:wne="http://schemas.microsoft.com/office/word/2006/wordml" xmlns:wps="http://schemas.microsoft.com/office/word/2010/wordprocessingShape" mc:Ignorable="w14 w15 w16se w16cid w16 w16cex w16sdtdh wp14">
   <w:p>
     <w:pPr>
       <w:pStyle w:val="Fuzeile"/>
@@ -18749,7 +18829,7 @@
 </file>
 
 <file path=word/footer9.xml><?xml version="1.0" encoding="utf-8"?>
-<w:ftr xmlns:wpc="http://schemas.microsoft.com/office/word/2010/wordprocessingCanvas" xmlns:cx="http://schemas.microsoft.com/office/drawing/2014/chartex" xmlns:cx1="http://schemas.microsoft.com/office/drawing/2015/9/8/chartex" xmlns:cx2="http://schemas.microsoft.com/office/drawing/2015/10/21/chartex" xmlns:cx3="http://schemas.microsoft.com/office/drawing/2016/5/9/chartex" xmlns:cx4="http://schemas.microsoft.com/office/drawing/2016/5/10/chartex" xmlns:cx5="http://schemas.microsoft.com/office/drawing/2016/5/11/chartex" xmlns:cx6="http://schemas.microsoft.com/office/drawing/2016/5/12/chartex" xmlns:cx7="http://schemas.microsoft.com/office/drawing/2016/5/13/chartex" xmlns:cx8="http://schemas.microsoft.com/office/drawing/2016/5/14/chartex" xmlns:mc="http://schemas.openxmlformats.org/markup-compatibility/2006" xmlns:aink="http://schemas.microsoft.com/office/drawing/2016/ink" xmlns:am3d="http://schemas.microsoft.com/office/drawing/2017/model3d" xmlns:o="urn:schemas-microsoft-com:office:office" xmlns:r="http://schemas.openxmlformats.org/officeDocument/2006/relationships" xmlns:m="http://schemas.openxmlformats.org/officeDocument/2006/math" xmlns:v="urn:schemas-microsoft-com:vml" xmlns:wp14="http://schemas.microsoft.com/office/word/2010/wordprocessingDrawing" xmlns:wp="http://schemas.openxmlformats.org/drawingml/2006/wordprocessingDrawing" xmlns:w10="urn:schemas-microsoft-com:office:word" xmlns:w="http://schemas.openxmlformats.org/wordprocessingml/2006/main" xmlns:w14="http://schemas.microsoft.com/office/word/2010/wordml" xmlns:w15="http://schemas.microsoft.com/office/word/2012/wordml" xmlns:w16cex="http://schemas.microsoft.com/office/word/2018/wordml/cex" xmlns:w16cid="http://schemas.microsoft.com/office/word/2016/wordml/cid" xmlns:w16="http://schemas.microsoft.com/office/word/2018/wordml" xmlns:w16sdtdh="http://schemas.microsoft.com/office/word/2020/wordml/sdtdatahash" xmlns:w16se="http://schemas.microsoft.com/office/word/2015/wordml/symex" xmlns:wpg="http://schemas.microsoft.com/office/word/2010/wordprocessingGroup" xmlns:wpi="http://schemas.microsoft.com/office/word/2010/wordprocessingInk" xmlns:wne="http://schemas.microsoft.com/office/word/2006/wordml" xmlns:wps="http://schemas.microsoft.com/office/word/2010/wordprocessingShape" mc:Ignorable="w14 w15 w16se w16cid w16 w16cex w16sdtdh wp14">
+<w:ftr xmlns:wpc="http://schemas.microsoft.com/office/word/2010/wordprocessingCanvas" xmlns:cx="http://schemas.microsoft.com/office/drawing/2014/chartex" xmlns:cx1="http://schemas.microsoft.com/office/drawing/2015/9/8/chartex" xmlns:cx2="http://schemas.microsoft.com/office/drawing/2015/10/21/chartex" xmlns:cx3="http://schemas.microsoft.com/office/drawing/2016/5/9/chartex" xmlns:cx4="http://schemas.microsoft.com/office/drawing/2016/5/10/chartex" xmlns:cx5="http://schemas.microsoft.com/office/drawing/2016/5/11/chartex" xmlns:cx6="http://schemas.microsoft.com/office/drawing/2016/5/12/chartex" xmlns:cx7="http://schemas.microsoft.com/office/drawing/2016/5/13/chartex" xmlns:cx8="http://schemas.microsoft.com/office/drawing/2016/5/14/chartex" xmlns:mc="http://schemas.openxmlformats.org/markup-compatibility/2006" xmlns:aink="http://schemas.microsoft.com/office/drawing/2016/ink" xmlns:am3d="http://schemas.microsoft.com/office/drawing/2017/model3d" xmlns:o="urn:schemas-microsoft-com:office:office" xmlns:oel="http://schemas.microsoft.com/office/2019/extlst" xmlns:r="http://schemas.openxmlformats.org/officeDocument/2006/relationships" xmlns:m="http://schemas.openxmlformats.org/officeDocument/2006/math" xmlns:v="urn:schemas-microsoft-com:vml" xmlns:wp14="http://schemas.microsoft.com/office/word/2010/wordprocessingDrawing" xmlns:wp="http://schemas.openxmlformats.org/drawingml/2006/wordprocessingDrawing" xmlns:w10="urn:schemas-microsoft-com:office:word" xmlns:w="http://schemas.openxmlformats.org/wordprocessingml/2006/main" xmlns:w14="http://schemas.microsoft.com/office/word/2010/wordml" xmlns:w15="http://schemas.microsoft.com/office/word/2012/wordml" xmlns:w16cex="http://schemas.microsoft.com/office/word/2018/wordml/cex" xmlns:w16cid="http://schemas.microsoft.com/office/word/2016/wordml/cid" xmlns:w16="http://schemas.microsoft.com/office/word/2018/wordml" xmlns:w16sdtdh="http://schemas.microsoft.com/office/word/2020/wordml/sdtdatahash" xmlns:w16se="http://schemas.microsoft.com/office/word/2015/wordml/symex" xmlns:wpg="http://schemas.microsoft.com/office/word/2010/wordprocessingGroup" xmlns:wpi="http://schemas.microsoft.com/office/word/2010/wordprocessingInk" xmlns:wne="http://schemas.microsoft.com/office/word/2006/wordml" xmlns:wps="http://schemas.microsoft.com/office/word/2010/wordprocessingShape" mc:Ignorable="w14 w15 w16se w16cid w16 w16cex w16sdtdh wp14">
   <w:p>
     <w:pPr>
       <w:pStyle w:val="Kopfzeile"/>
@@ -19235,7 +19315,7 @@
 </file>
 
 <file path=word/footnotes.xml><?xml version="1.0" encoding="utf-8"?>
-<w:footnotes xmlns:wpc="http://schemas.microsoft.com/office/word/2010/wordprocessingCanvas" xmlns:cx="http://schemas.microsoft.com/office/drawing/2014/chartex" xmlns:cx1="http://schemas.microsoft.com/office/drawing/2015/9/8/chartex" xmlns:cx2="http://schemas.microsoft.com/office/drawing/2015/10/21/chartex" xmlns:cx3="http://schemas.microsoft.com/office/drawing/2016/5/9/chartex" xmlns:cx4="http://schemas.microsoft.com/office/drawing/2016/5/10/chartex" xmlns:cx5="http://schemas.microsoft.com/office/drawing/2016/5/11/chartex" xmlns:cx6="http://schemas.microsoft.com/office/drawing/2016/5/12/chartex" xmlns:cx7="http://schemas.microsoft.com/office/drawing/2016/5/13/chartex" xmlns:cx8="http://schemas.microsoft.com/office/drawing/2016/5/14/chartex" xmlns:mc="http://schemas.openxmlformats.org/markup-compatibility/2006" xmlns:aink="http://schemas.microsoft.com/office/drawing/2016/ink" xmlns:am3d="http://schemas.microsoft.com/office/drawing/2017/model3d" xmlns:o="urn:schemas-microsoft-com:office:office" xmlns:r="http://schemas.openxmlformats.org/officeDocument/2006/relationships" xmlns:m="http://schemas.openxmlformats.org/officeDocument/2006/math" xmlns:v="urn:schemas-microsoft-com:vml" xmlns:wp14="http://schemas.microsoft.com/office/word/2010/wordprocessingDrawing" xmlns:wp="http://schemas.openxmlformats.org/drawingml/2006/wordprocessingDrawing" xmlns:w10="urn:schemas-microsoft-com:office:word" xmlns:w="http://schemas.openxmlformats.org/wordprocessingml/2006/main" xmlns:w14="http://schemas.microsoft.com/office/word/2010/wordml" xmlns:w15="http://schemas.microsoft.com/office/word/2012/wordml" xmlns:w16cex="http://schemas.microsoft.com/office/word/2018/wordml/cex" xmlns:w16cid="http://schemas.microsoft.com/office/word/2016/wordml/cid" xmlns:w16="http://schemas.microsoft.com/office/word/2018/wordml" xmlns:w16sdtdh="http://schemas.microsoft.com/office/word/2020/wordml/sdtdatahash" xmlns:w16se="http://schemas.microsoft.com/office/word/2015/wordml/symex" xmlns:wpg="http://schemas.microsoft.com/office/word/2010/wordprocessingGroup" xmlns:wpi="http://schemas.microsoft.com/office/word/2010/wordprocessingInk" xmlns:wne="http://schemas.microsoft.com/office/word/2006/wordml" xmlns:wps="http://schemas.microsoft.com/office/word/2010/wordprocessingShape" mc:Ignorable="w14 w15 w16se w16cid w16 w16cex w16sdtdh wp14">
+<w:footnotes xmlns:wpc="http://schemas.microsoft.com/office/word/2010/wordprocessingCanvas" xmlns:cx="http://schemas.microsoft.com/office/drawing/2014/chartex" xmlns:cx1="http://schemas.microsoft.com/office/drawing/2015/9/8/chartex" xmlns:cx2="http://schemas.microsoft.com/office/drawing/2015/10/21/chartex" xmlns:cx3="http://schemas.microsoft.com/office/drawing/2016/5/9/chartex" xmlns:cx4="http://schemas.microsoft.com/office/drawing/2016/5/10/chartex" xmlns:cx5="http://schemas.microsoft.com/office/drawing/2016/5/11/chartex" xmlns:cx6="http://schemas.microsoft.com/office/drawing/2016/5/12/chartex" xmlns:cx7="http://schemas.microsoft.com/office/drawing/2016/5/13/chartex" xmlns:cx8="http://schemas.microsoft.com/office/drawing/2016/5/14/chartex" xmlns:mc="http://schemas.openxmlformats.org/markup-compatibility/2006" xmlns:aink="http://schemas.microsoft.com/office/drawing/2016/ink" xmlns:am3d="http://schemas.microsoft.com/office/drawing/2017/model3d" xmlns:o="urn:schemas-microsoft-com:office:office" xmlns:oel="http://schemas.microsoft.com/office/2019/extlst" xmlns:r="http://schemas.openxmlformats.org/officeDocument/2006/relationships" xmlns:m="http://schemas.openxmlformats.org/officeDocument/2006/math" xmlns:v="urn:schemas-microsoft-com:vml" xmlns:wp14="http://schemas.microsoft.com/office/word/2010/wordprocessingDrawing" xmlns:wp="http://schemas.openxmlformats.org/drawingml/2006/wordprocessingDrawing" xmlns:w10="urn:schemas-microsoft-com:office:word" xmlns:w="http://schemas.openxmlformats.org/wordprocessingml/2006/main" xmlns:w14="http://schemas.microsoft.com/office/word/2010/wordml" xmlns:w15="http://schemas.microsoft.com/office/word/2012/wordml" xmlns:w16cex="http://schemas.microsoft.com/office/word/2018/wordml/cex" xmlns:w16cid="http://schemas.microsoft.com/office/word/2016/wordml/cid" xmlns:w16="http://schemas.microsoft.com/office/word/2018/wordml" xmlns:w16sdtdh="http://schemas.microsoft.com/office/word/2020/wordml/sdtdatahash" xmlns:w16se="http://schemas.microsoft.com/office/word/2015/wordml/symex" xmlns:wpg="http://schemas.microsoft.com/office/word/2010/wordprocessingGroup" xmlns:wpi="http://schemas.microsoft.com/office/word/2010/wordprocessingInk" xmlns:wne="http://schemas.microsoft.com/office/word/2006/wordml" xmlns:wps="http://schemas.microsoft.com/office/word/2010/wordprocessingShape" mc:Ignorable="w14 w15 w16se w16cid w16 w16cex w16sdtdh wp14">
   <w:footnote w:type="separator" w:id="-1">
     <w:p>
       <w:r>
@@ -19483,7 +19563,7 @@
 </file>
 
 <file path=word/header1.xml><?xml version="1.0" encoding="utf-8"?>
-<w:hdr xmlns:wpc="http://schemas.microsoft.com/office/word/2010/wordprocessingCanvas" xmlns:cx="http://schemas.microsoft.com/office/drawing/2014/chartex" xmlns:cx1="http://schemas.microsoft.com/office/drawing/2015/9/8/chartex" xmlns:cx2="http://schemas.microsoft.com/office/drawing/2015/10/21/chartex" xmlns:cx3="http://schemas.microsoft.com/office/drawing/2016/5/9/chartex" xmlns:cx4="http://schemas.microsoft.com/office/drawing/2016/5/10/chartex" xmlns:cx5="http://schemas.microsoft.com/office/drawing/2016/5/11/chartex" xmlns:cx6="http://schemas.microsoft.com/office/drawing/2016/5/12/chartex" xmlns:cx7="http://schemas.microsoft.com/office/drawing/2016/5/13/chartex" xmlns:cx8="http://schemas.microsoft.com/office/drawing/2016/5/14/chartex" xmlns:mc="http://schemas.openxmlformats.org/markup-compatibility/2006" xmlns:aink="http://schemas.microsoft.com/office/drawing/2016/ink" xmlns:am3d="http://schemas.microsoft.com/office/drawing/2017/model3d" xmlns:o="urn:schemas-microsoft-com:office:office" xmlns:r="http://schemas.openxmlformats.org/officeDocument/2006/relationships" xmlns:m="http://schemas.openxmlformats.org/officeDocument/2006/math" xmlns:v="urn:schemas-microsoft-com:vml" xmlns:wp14="http://schemas.microsoft.com/office/word/2010/wordprocessingDrawing" xmlns:wp="http://schemas.openxmlformats.org/drawingml/2006/wordprocessingDrawing" xmlns:w10="urn:schemas-microsoft-com:office:word" xmlns:w="http://schemas.openxmlformats.org/wordprocessingml/2006/main" xmlns:w14="http://schemas.microsoft.com/office/word/2010/wordml" xmlns:w15="http://schemas.microsoft.com/office/word/2012/wordml" xmlns:w16cex="http://schemas.microsoft.com/office/word/2018/wordml/cex" xmlns:w16cid="http://schemas.microsoft.com/office/word/2016/wordml/cid" xmlns:w16="http://schemas.microsoft.com/office/word/2018/wordml" xmlns:w16sdtdh="http://schemas.microsoft.com/office/word/2020/wordml/sdtdatahash" xmlns:w16se="http://schemas.microsoft.com/office/word/2015/wordml/symex" xmlns:wpg="http://schemas.microsoft.com/office/word/2010/wordprocessingGroup" xmlns:wpi="http://schemas.microsoft.com/office/word/2010/wordprocessingInk" xmlns:wne="http://schemas.microsoft.com/office/word/2006/wordml" xmlns:wps="http://schemas.microsoft.com/office/word/2010/wordprocessingShape" mc:Ignorable="w14 w15 w16se w16cid w16 w16cex w16sdtdh wp14">
+<w:hdr xmlns:wpc="http://schemas.microsoft.com/office/word/2010/wordprocessingCanvas" xmlns:cx="http://schemas.microsoft.com/office/drawing/2014/chartex" xmlns:cx1="http://schemas.microsoft.com/office/drawing/2015/9/8/chartex" xmlns:cx2="http://schemas.microsoft.com/office/drawing/2015/10/21/chartex" xmlns:cx3="http://schemas.microsoft.com/office/drawing/2016/5/9/chartex" xmlns:cx4="http://schemas.microsoft.com/office/drawing/2016/5/10/chartex" xmlns:cx5="http://schemas.microsoft.com/office/drawing/2016/5/11/chartex" xmlns:cx6="http://schemas.microsoft.com/office/drawing/2016/5/12/chartex" xmlns:cx7="http://schemas.microsoft.com/office/drawing/2016/5/13/chartex" xmlns:cx8="http://schemas.microsoft.com/office/drawing/2016/5/14/chartex" xmlns:mc="http://schemas.openxmlformats.org/markup-compatibility/2006" xmlns:aink="http://schemas.microsoft.com/office/drawing/2016/ink" xmlns:am3d="http://schemas.microsoft.com/office/drawing/2017/model3d" xmlns:o="urn:schemas-microsoft-com:office:office" xmlns:oel="http://schemas.microsoft.com/office/2019/extlst" xmlns:r="http://schemas.openxmlformats.org/officeDocument/2006/relationships" xmlns:m="http://schemas.openxmlformats.org/officeDocument/2006/math" xmlns:v="urn:schemas-microsoft-com:vml" xmlns:wp14="http://schemas.microsoft.com/office/word/2010/wordprocessingDrawing" xmlns:wp="http://schemas.openxmlformats.org/drawingml/2006/wordprocessingDrawing" xmlns:w10="urn:schemas-microsoft-com:office:word" xmlns:w="http://schemas.openxmlformats.org/wordprocessingml/2006/main" xmlns:w14="http://schemas.microsoft.com/office/word/2010/wordml" xmlns:w15="http://schemas.microsoft.com/office/word/2012/wordml" xmlns:w16cex="http://schemas.microsoft.com/office/word/2018/wordml/cex" xmlns:w16cid="http://schemas.microsoft.com/office/word/2016/wordml/cid" xmlns:w16="http://schemas.microsoft.com/office/word/2018/wordml" xmlns:w16sdtdh="http://schemas.microsoft.com/office/word/2020/wordml/sdtdatahash" xmlns:w16se="http://schemas.microsoft.com/office/word/2015/wordml/symex" xmlns:wpg="http://schemas.microsoft.com/office/word/2010/wordprocessingGroup" xmlns:wpi="http://schemas.microsoft.com/office/word/2010/wordprocessingInk" xmlns:wne="http://schemas.microsoft.com/office/word/2006/wordml" xmlns:wps="http://schemas.microsoft.com/office/word/2010/wordprocessingShape" mc:Ignorable="w14 w15 w16se w16cid w16 w16cex w16sdtdh wp14">
   <w:p>
     <w:pPr>
       <w:pStyle w:val="Kopfzeile"/>
@@ -19493,7 +19573,7 @@
 </file>
 
 <file path=word/header10.xml><?xml version="1.0" encoding="utf-8"?>
-<w:hdr xmlns:wpc="http://schemas.microsoft.com/office/word/2010/wordprocessingCanvas" xmlns:cx="http://schemas.microsoft.com/office/drawing/2014/chartex" xmlns:cx1="http://schemas.microsoft.com/office/drawing/2015/9/8/chartex" xmlns:cx2="http://schemas.microsoft.com/office/drawing/2015/10/21/chartex" xmlns:cx3="http://schemas.microsoft.com/office/drawing/2016/5/9/chartex" xmlns:cx4="http://schemas.microsoft.com/office/drawing/2016/5/10/chartex" xmlns:cx5="http://schemas.microsoft.com/office/drawing/2016/5/11/chartex" xmlns:cx6="http://schemas.microsoft.com/office/drawing/2016/5/12/chartex" xmlns:cx7="http://schemas.microsoft.com/office/drawing/2016/5/13/chartex" xmlns:cx8="http://schemas.microsoft.com/office/drawing/2016/5/14/chartex" xmlns:mc="http://schemas.openxmlformats.org/markup-compatibility/2006" xmlns:aink="http://schemas.microsoft.com/office/drawing/2016/ink" xmlns:am3d="http://schemas.microsoft.com/office/drawing/2017/model3d" xmlns:o="urn:schemas-microsoft-com:office:office" xmlns:r="http://schemas.openxmlformats.org/officeDocument/2006/relationships" xmlns:m="http://schemas.openxmlformats.org/officeDocument/2006/math" xmlns:v="urn:schemas-microsoft-com:vml" xmlns:wp14="http://schemas.microsoft.com/office/word/2010/wordprocessingDrawing" xmlns:wp="http://schemas.openxmlformats.org/drawingml/2006/wordprocessingDrawing" xmlns:w10="urn:schemas-microsoft-com:office:word" xmlns:w="http://schemas.openxmlformats.org/wordprocessingml/2006/main" xmlns:w14="http://schemas.microsoft.com/office/word/2010/wordml" xmlns:w15="http://schemas.microsoft.com/office/word/2012/wordml" xmlns:w16cex="http://schemas.microsoft.com/office/word/2018/wordml/cex" xmlns:w16cid="http://schemas.microsoft.com/office/word/2016/wordml/cid" xmlns:w16="http://schemas.microsoft.com/office/word/2018/wordml" xmlns:w16sdtdh="http://schemas.microsoft.com/office/word/2020/wordml/sdtdatahash" xmlns:w16se="http://schemas.microsoft.com/office/word/2015/wordml/symex" xmlns:wpg="http://schemas.microsoft.com/office/word/2010/wordprocessingGroup" xmlns:wpi="http://schemas.microsoft.com/office/word/2010/wordprocessingInk" xmlns:wne="http://schemas.microsoft.com/office/word/2006/wordml" xmlns:wps="http://schemas.microsoft.com/office/word/2010/wordprocessingShape" mc:Ignorable="w14 w15 w16se w16cid w16 w16cex w16sdtdh wp14">
+<w:hdr xmlns:wpc="http://schemas.microsoft.com/office/word/2010/wordprocessingCanvas" xmlns:cx="http://schemas.microsoft.com/office/drawing/2014/chartex" xmlns:cx1="http://schemas.microsoft.com/office/drawing/2015/9/8/chartex" xmlns:cx2="http://schemas.microsoft.com/office/drawing/2015/10/21/chartex" xmlns:cx3="http://schemas.microsoft.com/office/drawing/2016/5/9/chartex" xmlns:cx4="http://schemas.microsoft.com/office/drawing/2016/5/10/chartex" xmlns:cx5="http://schemas.microsoft.com/office/drawing/2016/5/11/chartex" xmlns:cx6="http://schemas.microsoft.com/office/drawing/2016/5/12/chartex" xmlns:cx7="http://schemas.microsoft.com/office/drawing/2016/5/13/chartex" xmlns:cx8="http://schemas.microsoft.com/office/drawing/2016/5/14/chartex" xmlns:mc="http://schemas.openxmlformats.org/markup-compatibility/2006" xmlns:aink="http://schemas.microsoft.com/office/drawing/2016/ink" xmlns:am3d="http://schemas.microsoft.com/office/drawing/2017/model3d" xmlns:o="urn:schemas-microsoft-com:office:office" xmlns:oel="http://schemas.microsoft.com/office/2019/extlst" xmlns:r="http://schemas.openxmlformats.org/officeDocument/2006/relationships" xmlns:m="http://schemas.openxmlformats.org/officeDocument/2006/math" xmlns:v="urn:schemas-microsoft-com:vml" xmlns:wp14="http://schemas.microsoft.com/office/word/2010/wordprocessingDrawing" xmlns:wp="http://schemas.openxmlformats.org/drawingml/2006/wordprocessingDrawing" xmlns:w10="urn:schemas-microsoft-com:office:word" xmlns:w="http://schemas.openxmlformats.org/wordprocessingml/2006/main" xmlns:w14="http://schemas.microsoft.com/office/word/2010/wordml" xmlns:w15="http://schemas.microsoft.com/office/word/2012/wordml" xmlns:w16cex="http://schemas.microsoft.com/office/word/2018/wordml/cex" xmlns:w16cid="http://schemas.microsoft.com/office/word/2016/wordml/cid" xmlns:w16="http://schemas.microsoft.com/office/word/2018/wordml" xmlns:w16sdtdh="http://schemas.microsoft.com/office/word/2020/wordml/sdtdatahash" xmlns:w16se="http://schemas.microsoft.com/office/word/2015/wordml/symex" xmlns:wpg="http://schemas.microsoft.com/office/word/2010/wordprocessingGroup" xmlns:wpi="http://schemas.microsoft.com/office/word/2010/wordprocessingInk" xmlns:wne="http://schemas.microsoft.com/office/word/2006/wordml" xmlns:wps="http://schemas.microsoft.com/office/word/2010/wordprocessingShape" mc:Ignorable="w14 w15 w16se w16cid w16 w16cex w16sdtdh wp14">
   <w:p>
     <w:pPr>
       <w:pStyle w:val="Kopfzeile"/>
@@ -19503,7 +19583,7 @@
 </file>
 
 <file path=word/header2.xml><?xml version="1.0" encoding="utf-8"?>
-<w:hdr xmlns:wpc="http://schemas.microsoft.com/office/word/2010/wordprocessingCanvas" xmlns:cx="http://schemas.microsoft.com/office/drawing/2014/chartex" xmlns:cx1="http://schemas.microsoft.com/office/drawing/2015/9/8/chartex" xmlns:cx2="http://schemas.microsoft.com/office/drawing/2015/10/21/chartex" xmlns:cx3="http://schemas.microsoft.com/office/drawing/2016/5/9/chartex" xmlns:cx4="http://schemas.microsoft.com/office/drawing/2016/5/10/chartex" xmlns:cx5="http://schemas.microsoft.com/office/drawing/2016/5/11/chartex" xmlns:cx6="http://schemas.microsoft.com/office/drawing/2016/5/12/chartex" xmlns:cx7="http://schemas.microsoft.com/office/drawing/2016/5/13/chartex" xmlns:cx8="http://schemas.microsoft.com/office/drawing/2016/5/14/chartex" xmlns:mc="http://schemas.openxmlformats.org/markup-compatibility/2006" xmlns:aink="http://schemas.microsoft.com/office/drawing/2016/ink" xmlns:am3d="http://schemas.microsoft.com/office/drawing/2017/model3d" xmlns:o="urn:schemas-microsoft-com:office:office" xmlns:r="http://schemas.openxmlformats.org/officeDocument/2006/relationships" xmlns:m="http://schemas.openxmlformats.org/officeDocument/2006/math" xmlns:v="urn:schemas-microsoft-com:vml" xmlns:wp14="http://schemas.microsoft.com/office/word/2010/wordprocessingDrawing" xmlns:wp="http://schemas.openxmlformats.org/drawingml/2006/wordprocessingDrawing" xmlns:w10="urn:schemas-microsoft-com:office:word" xmlns:w="http://schemas.openxmlformats.org/wordprocessingml/2006/main" xmlns:w14="http://schemas.microsoft.com/office/word/2010/wordml" xmlns:w15="http://schemas.microsoft.com/office/word/2012/wordml" xmlns:w16cex="http://schemas.microsoft.com/office/word/2018/wordml/cex" xmlns:w16cid="http://schemas.microsoft.com/office/word/2016/wordml/cid" xmlns:w16="http://schemas.microsoft.com/office/word/2018/wordml" xmlns:w16sdtdh="http://schemas.microsoft.com/office/word/2020/wordml/sdtdatahash" xmlns:w16se="http://schemas.microsoft.com/office/word/2015/wordml/symex" xmlns:wpg="http://schemas.microsoft.com/office/word/2010/wordprocessingGroup" xmlns:wpi="http://schemas.microsoft.com/office/word/2010/wordprocessingInk" xmlns:wne="http://schemas.microsoft.com/office/word/2006/wordml" xmlns:wps="http://schemas.microsoft.com/office/word/2010/wordprocessingShape" mc:Ignorable="w14 w15 w16se w16cid w16 w16cex w16sdtdh wp14">
+<w:hdr xmlns:wpc="http://schemas.microsoft.com/office/word/2010/wordprocessingCanvas" xmlns:cx="http://schemas.microsoft.com/office/drawing/2014/chartex" xmlns:cx1="http://schemas.microsoft.com/office/drawing/2015/9/8/chartex" xmlns:cx2="http://schemas.microsoft.com/office/drawing/2015/10/21/chartex" xmlns:cx3="http://schemas.microsoft.com/office/drawing/2016/5/9/chartex" xmlns:cx4="http://schemas.microsoft.com/office/drawing/2016/5/10/chartex" xmlns:cx5="http://schemas.microsoft.com/office/drawing/2016/5/11/chartex" xmlns:cx6="http://schemas.microsoft.com/office/drawing/2016/5/12/chartex" xmlns:cx7="http://schemas.microsoft.com/office/drawing/2016/5/13/chartex" xmlns:cx8="http://schemas.microsoft.com/office/drawing/2016/5/14/chartex" xmlns:mc="http://schemas.openxmlformats.org/markup-compatibility/2006" xmlns:aink="http://schemas.microsoft.com/office/drawing/2016/ink" xmlns:am3d="http://schemas.microsoft.com/office/drawing/2017/model3d" xmlns:o="urn:schemas-microsoft-com:office:office" xmlns:oel="http://schemas.microsoft.com/office/2019/extlst" xmlns:r="http://schemas.openxmlformats.org/officeDocument/2006/relationships" xmlns:m="http://schemas.openxmlformats.org/officeDocument/2006/math" xmlns:v="urn:schemas-microsoft-com:vml" xmlns:wp14="http://schemas.microsoft.com/office/word/2010/wordprocessingDrawing" xmlns:wp="http://schemas.openxmlformats.org/drawingml/2006/wordprocessingDrawing" xmlns:w10="urn:schemas-microsoft-com:office:word" xmlns:w="http://schemas.openxmlformats.org/wordprocessingml/2006/main" xmlns:w14="http://schemas.microsoft.com/office/word/2010/wordml" xmlns:w15="http://schemas.microsoft.com/office/word/2012/wordml" xmlns:w16cex="http://schemas.microsoft.com/office/word/2018/wordml/cex" xmlns:w16cid="http://schemas.microsoft.com/office/word/2016/wordml/cid" xmlns:w16="http://schemas.microsoft.com/office/word/2018/wordml" xmlns:w16sdtdh="http://schemas.microsoft.com/office/word/2020/wordml/sdtdatahash" xmlns:w16se="http://schemas.microsoft.com/office/word/2015/wordml/symex" xmlns:wpg="http://schemas.microsoft.com/office/word/2010/wordprocessingGroup" xmlns:wpi="http://schemas.microsoft.com/office/word/2010/wordprocessingInk" xmlns:wne="http://schemas.microsoft.com/office/word/2006/wordml" xmlns:wps="http://schemas.microsoft.com/office/word/2010/wordprocessingShape" mc:Ignorable="w14 w15 w16se w16cid w16 w16cex w16sdtdh wp14">
   <w:p>
     <w:pPr>
       <w:pStyle w:val="Kopfzeile"/>
@@ -19666,7 +19746,7 @@
 </file>
 
 <file path=word/header3.xml><?xml version="1.0" encoding="utf-8"?>
-<w:hdr xmlns:wpc="http://schemas.microsoft.com/office/word/2010/wordprocessingCanvas" xmlns:cx="http://schemas.microsoft.com/office/drawing/2014/chartex" xmlns:cx1="http://schemas.microsoft.com/office/drawing/2015/9/8/chartex" xmlns:cx2="http://schemas.microsoft.com/office/drawing/2015/10/21/chartex" xmlns:cx3="http://schemas.microsoft.com/office/drawing/2016/5/9/chartex" xmlns:cx4="http://schemas.microsoft.com/office/drawing/2016/5/10/chartex" xmlns:cx5="http://schemas.microsoft.com/office/drawing/2016/5/11/chartex" xmlns:cx6="http://schemas.microsoft.com/office/drawing/2016/5/12/chartex" xmlns:cx7="http://schemas.microsoft.com/office/drawing/2016/5/13/chartex" xmlns:cx8="http://schemas.microsoft.com/office/drawing/2016/5/14/chartex" xmlns:mc="http://schemas.openxmlformats.org/markup-compatibility/2006" xmlns:aink="http://schemas.microsoft.com/office/drawing/2016/ink" xmlns:am3d="http://schemas.microsoft.com/office/drawing/2017/model3d" xmlns:o="urn:schemas-microsoft-com:office:office" xmlns:r="http://schemas.openxmlformats.org/officeDocument/2006/relationships" xmlns:m="http://schemas.openxmlformats.org/officeDocument/2006/math" xmlns:v="urn:schemas-microsoft-com:vml" xmlns:wp14="http://schemas.microsoft.com/office/word/2010/wordprocessingDrawing" xmlns:wp="http://schemas.openxmlformats.org/drawingml/2006/wordprocessingDrawing" xmlns:w10="urn:schemas-microsoft-com:office:word" xmlns:w="http://schemas.openxmlformats.org/wordprocessingml/2006/main" xmlns:w14="http://schemas.microsoft.com/office/word/2010/wordml" xmlns:w15="http://schemas.microsoft.com/office/word/2012/wordml" xmlns:w16cex="http://schemas.microsoft.com/office/word/2018/wordml/cex" xmlns:w16cid="http://schemas.microsoft.com/office/word/2016/wordml/cid" xmlns:w16="http://schemas.microsoft.com/office/word/2018/wordml" xmlns:w16sdtdh="http://schemas.microsoft.com/office/word/2020/wordml/sdtdatahash" xmlns:w16se="http://schemas.microsoft.com/office/word/2015/wordml/symex" xmlns:wpg="http://schemas.microsoft.com/office/word/2010/wordprocessingGroup" xmlns:wpi="http://schemas.microsoft.com/office/word/2010/wordprocessingInk" xmlns:wne="http://schemas.microsoft.com/office/word/2006/wordml" xmlns:wps="http://schemas.microsoft.com/office/word/2010/wordprocessingShape" mc:Ignorable="w14 w15 w16se w16cid w16 w16cex w16sdtdh wp14">
+<w:hdr xmlns:wpc="http://schemas.microsoft.com/office/word/2010/wordprocessingCanvas" xmlns:cx="http://schemas.microsoft.com/office/drawing/2014/chartex" xmlns:cx1="http://schemas.microsoft.com/office/drawing/2015/9/8/chartex" xmlns:cx2="http://schemas.microsoft.com/office/drawing/2015/10/21/chartex" xmlns:cx3="http://schemas.microsoft.com/office/drawing/2016/5/9/chartex" xmlns:cx4="http://schemas.microsoft.com/office/drawing/2016/5/10/chartex" xmlns:cx5="http://schemas.microsoft.com/office/drawing/2016/5/11/chartex" xmlns:cx6="http://schemas.microsoft.com/office/drawing/2016/5/12/chartex" xmlns:cx7="http://schemas.microsoft.com/office/drawing/2016/5/13/chartex" xmlns:cx8="http://schemas.microsoft.com/office/drawing/2016/5/14/chartex" xmlns:mc="http://schemas.openxmlformats.org/markup-compatibility/2006" xmlns:aink="http://schemas.microsoft.com/office/drawing/2016/ink" xmlns:am3d="http://schemas.microsoft.com/office/drawing/2017/model3d" xmlns:o="urn:schemas-microsoft-com:office:office" xmlns:oel="http://schemas.microsoft.com/office/2019/extlst" xmlns:r="http://schemas.openxmlformats.org/officeDocument/2006/relationships" xmlns:m="http://schemas.openxmlformats.org/officeDocument/2006/math" xmlns:v="urn:schemas-microsoft-com:vml" xmlns:wp14="http://schemas.microsoft.com/office/word/2010/wordprocessingDrawing" xmlns:wp="http://schemas.openxmlformats.org/drawingml/2006/wordprocessingDrawing" xmlns:w10="urn:schemas-microsoft-com:office:word" xmlns:w="http://schemas.openxmlformats.org/wordprocessingml/2006/main" xmlns:w14="http://schemas.microsoft.com/office/word/2010/wordml" xmlns:w15="http://schemas.microsoft.com/office/word/2012/wordml" xmlns:w16cex="http://schemas.microsoft.com/office/word/2018/wordml/cex" xmlns:w16cid="http://schemas.microsoft.com/office/word/2016/wordml/cid" xmlns:w16="http://schemas.microsoft.com/office/word/2018/wordml" xmlns:w16sdtdh="http://schemas.microsoft.com/office/word/2020/wordml/sdtdatahash" xmlns:w16se="http://schemas.microsoft.com/office/word/2015/wordml/symex" xmlns:wpg="http://schemas.microsoft.com/office/word/2010/wordprocessingGroup" xmlns:wpi="http://schemas.microsoft.com/office/word/2010/wordprocessingInk" xmlns:wne="http://schemas.microsoft.com/office/word/2006/wordml" xmlns:wps="http://schemas.microsoft.com/office/word/2010/wordprocessingShape" mc:Ignorable="w14 w15 w16se w16cid w16 w16cex w16sdtdh wp14">
   <w:p>
     <w:pPr>
       <w:pStyle w:val="Kopfzeile"/>
@@ -19674,8 +19754,8 @@
         <w:vertAlign w:val="subscript"/>
       </w:rPr>
     </w:pPr>
-    <w:bookmarkStart w:id="20" w:name="_Hlk58245611"/>
-    <w:bookmarkStart w:id="21" w:name="_Hlk58245612"/>
+    <w:bookmarkStart w:id="51" w:name="_Hlk58245611"/>
+    <w:bookmarkStart w:id="52" w:name="_Hlk58245612"/>
     <w:r>
       <w:rPr>
         <w:noProof/>
@@ -19776,8 +19856,8 @@
       </w:rPr>
       <w:tab/>
     </w:r>
-    <w:bookmarkEnd w:id="20"/>
-    <w:bookmarkEnd w:id="21"/>
+    <w:bookmarkEnd w:id="51"/>
+    <w:bookmarkEnd w:id="52"/>
   </w:p>
   <w:p>
     <w:pPr>
@@ -19875,7 +19955,7 @@
 </file>
 
 <file path=word/header4.xml><?xml version="1.0" encoding="utf-8"?>
-<w:hdr xmlns:wpc="http://schemas.microsoft.com/office/word/2010/wordprocessingCanvas" xmlns:cx="http://schemas.microsoft.com/office/drawing/2014/chartex" xmlns:cx1="http://schemas.microsoft.com/office/drawing/2015/9/8/chartex" xmlns:cx2="http://schemas.microsoft.com/office/drawing/2015/10/21/chartex" xmlns:cx3="http://schemas.microsoft.com/office/drawing/2016/5/9/chartex" xmlns:cx4="http://schemas.microsoft.com/office/drawing/2016/5/10/chartex" xmlns:cx5="http://schemas.microsoft.com/office/drawing/2016/5/11/chartex" xmlns:cx6="http://schemas.microsoft.com/office/drawing/2016/5/12/chartex" xmlns:cx7="http://schemas.microsoft.com/office/drawing/2016/5/13/chartex" xmlns:cx8="http://schemas.microsoft.com/office/drawing/2016/5/14/chartex" xmlns:mc="http://schemas.openxmlformats.org/markup-compatibility/2006" xmlns:aink="http://schemas.microsoft.com/office/drawing/2016/ink" xmlns:am3d="http://schemas.microsoft.com/office/drawing/2017/model3d" xmlns:o="urn:schemas-microsoft-com:office:office" xmlns:r="http://schemas.openxmlformats.org/officeDocument/2006/relationships" xmlns:m="http://schemas.openxmlformats.org/officeDocument/2006/math" xmlns:v="urn:schemas-microsoft-com:vml" xmlns:wp14="http://schemas.microsoft.com/office/word/2010/wordprocessingDrawing" xmlns:wp="http://schemas.openxmlformats.org/drawingml/2006/wordprocessingDrawing" xmlns:w10="urn:schemas-microsoft-com:office:word" xmlns:w="http://schemas.openxmlformats.org/wordprocessingml/2006/main" xmlns:w14="http://schemas.microsoft.com/office/word/2010/wordml" xmlns:w15="http://schemas.microsoft.com/office/word/2012/wordml" xmlns:w16cex="http://schemas.microsoft.com/office/word/2018/wordml/cex" xmlns:w16cid="http://schemas.microsoft.com/office/word/2016/wordml/cid" xmlns:w16="http://schemas.microsoft.com/office/word/2018/wordml" xmlns:w16sdtdh="http://schemas.microsoft.com/office/word/2020/wordml/sdtdatahash" xmlns:w16se="http://schemas.microsoft.com/office/word/2015/wordml/symex" xmlns:wpg="http://schemas.microsoft.com/office/word/2010/wordprocessingGroup" xmlns:wpi="http://schemas.microsoft.com/office/word/2010/wordprocessingInk" xmlns:wne="http://schemas.microsoft.com/office/word/2006/wordml" xmlns:wps="http://schemas.microsoft.com/office/word/2010/wordprocessingShape" mc:Ignorable="w14 w15 w16se w16cid w16 w16cex w16sdtdh wp14">
+<w:hdr xmlns:wpc="http://schemas.microsoft.com/office/word/2010/wordprocessingCanvas" xmlns:cx="http://schemas.microsoft.com/office/drawing/2014/chartex" xmlns:cx1="http://schemas.microsoft.com/office/drawing/2015/9/8/chartex" xmlns:cx2="http://schemas.microsoft.com/office/drawing/2015/10/21/chartex" xmlns:cx3="http://schemas.microsoft.com/office/drawing/2016/5/9/chartex" xmlns:cx4="http://schemas.microsoft.com/office/drawing/2016/5/10/chartex" xmlns:cx5="http://schemas.microsoft.com/office/drawing/2016/5/11/chartex" xmlns:cx6="http://schemas.microsoft.com/office/drawing/2016/5/12/chartex" xmlns:cx7="http://schemas.microsoft.com/office/drawing/2016/5/13/chartex" xmlns:cx8="http://schemas.microsoft.com/office/drawing/2016/5/14/chartex" xmlns:mc="http://schemas.openxmlformats.org/markup-compatibility/2006" xmlns:aink="http://schemas.microsoft.com/office/drawing/2016/ink" xmlns:am3d="http://schemas.microsoft.com/office/drawing/2017/model3d" xmlns:o="urn:schemas-microsoft-com:office:office" xmlns:oel="http://schemas.microsoft.com/office/2019/extlst" xmlns:r="http://schemas.openxmlformats.org/officeDocument/2006/relationships" xmlns:m="http://schemas.openxmlformats.org/officeDocument/2006/math" xmlns:v="urn:schemas-microsoft-com:vml" xmlns:wp14="http://schemas.microsoft.com/office/word/2010/wordprocessingDrawing" xmlns:wp="http://schemas.openxmlformats.org/drawingml/2006/wordprocessingDrawing" xmlns:w10="urn:schemas-microsoft-com:office:word" xmlns:w="http://schemas.openxmlformats.org/wordprocessingml/2006/main" xmlns:w14="http://schemas.microsoft.com/office/word/2010/wordml" xmlns:w15="http://schemas.microsoft.com/office/word/2012/wordml" xmlns:w16cex="http://schemas.microsoft.com/office/word/2018/wordml/cex" xmlns:w16cid="http://schemas.microsoft.com/office/word/2016/wordml/cid" xmlns:w16="http://schemas.microsoft.com/office/word/2018/wordml" xmlns:w16sdtdh="http://schemas.microsoft.com/office/word/2020/wordml/sdtdatahash" xmlns:w16se="http://schemas.microsoft.com/office/word/2015/wordml/symex" xmlns:wpg="http://schemas.microsoft.com/office/word/2010/wordprocessingGroup" xmlns:wpi="http://schemas.microsoft.com/office/word/2010/wordprocessingInk" xmlns:wne="http://schemas.microsoft.com/office/word/2006/wordml" xmlns:wps="http://schemas.microsoft.com/office/word/2010/wordprocessingShape" mc:Ignorable="w14 w15 w16se w16cid w16 w16cex w16sdtdh wp14">
   <w:p>
     <w:pPr>
       <w:pStyle w:val="Kopfzeile"/>
@@ -20080,7 +20160,7 @@
 </file>
 
 <file path=word/header5.xml><?xml version="1.0" encoding="utf-8"?>
-<w:hdr xmlns:wpc="http://schemas.microsoft.com/office/word/2010/wordprocessingCanvas" xmlns:cx="http://schemas.microsoft.com/office/drawing/2014/chartex" xmlns:cx1="http://schemas.microsoft.com/office/drawing/2015/9/8/chartex" xmlns:cx2="http://schemas.microsoft.com/office/drawing/2015/10/21/chartex" xmlns:cx3="http://schemas.microsoft.com/office/drawing/2016/5/9/chartex" xmlns:cx4="http://schemas.microsoft.com/office/drawing/2016/5/10/chartex" xmlns:cx5="http://schemas.microsoft.com/office/drawing/2016/5/11/chartex" xmlns:cx6="http://schemas.microsoft.com/office/drawing/2016/5/12/chartex" xmlns:cx7="http://schemas.microsoft.com/office/drawing/2016/5/13/chartex" xmlns:cx8="http://schemas.microsoft.com/office/drawing/2016/5/14/chartex" xmlns:mc="http://schemas.openxmlformats.org/markup-compatibility/2006" xmlns:aink="http://schemas.microsoft.com/office/drawing/2016/ink" xmlns:am3d="http://schemas.microsoft.com/office/drawing/2017/model3d" xmlns:o="urn:schemas-microsoft-com:office:office" xmlns:r="http://schemas.openxmlformats.org/officeDocument/2006/relationships" xmlns:m="http://schemas.openxmlformats.org/officeDocument/2006/math" xmlns:v="urn:schemas-microsoft-com:vml" xmlns:wp14="http://schemas.microsoft.com/office/word/2010/wordprocessingDrawing" xmlns:wp="http://schemas.openxmlformats.org/drawingml/2006/wordprocessingDrawing" xmlns:w10="urn:schemas-microsoft-com:office:word" xmlns:w="http://schemas.openxmlformats.org/wordprocessingml/2006/main" xmlns:w14="http://schemas.microsoft.com/office/word/2010/wordml" xmlns:w15="http://schemas.microsoft.com/office/word/2012/wordml" xmlns:w16cex="http://schemas.microsoft.com/office/word/2018/wordml/cex" xmlns:w16cid="http://schemas.microsoft.com/office/word/2016/wordml/cid" xmlns:w16="http://schemas.microsoft.com/office/word/2018/wordml" xmlns:w16sdtdh="http://schemas.microsoft.com/office/word/2020/wordml/sdtdatahash" xmlns:w16se="http://schemas.microsoft.com/office/word/2015/wordml/symex" xmlns:wpg="http://schemas.microsoft.com/office/word/2010/wordprocessingGroup" xmlns:wpi="http://schemas.microsoft.com/office/word/2010/wordprocessingInk" xmlns:wne="http://schemas.microsoft.com/office/word/2006/wordml" xmlns:wps="http://schemas.microsoft.com/office/word/2010/wordprocessingShape" mc:Ignorable="w14 w15 w16se w16cid w16 w16cex w16sdtdh wp14">
+<w:hdr xmlns:wpc="http://schemas.microsoft.com/office/word/2010/wordprocessingCanvas" xmlns:cx="http://schemas.microsoft.com/office/drawing/2014/chartex" xmlns:cx1="http://schemas.microsoft.com/office/drawing/2015/9/8/chartex" xmlns:cx2="http://schemas.microsoft.com/office/drawing/2015/10/21/chartex" xmlns:cx3="http://schemas.microsoft.com/office/drawing/2016/5/9/chartex" xmlns:cx4="http://schemas.microsoft.com/office/drawing/2016/5/10/chartex" xmlns:cx5="http://schemas.microsoft.com/office/drawing/2016/5/11/chartex" xmlns:cx6="http://schemas.microsoft.com/office/drawing/2016/5/12/chartex" xmlns:cx7="http://schemas.microsoft.com/office/drawing/2016/5/13/chartex" xmlns:cx8="http://schemas.microsoft.com/office/drawing/2016/5/14/chartex" xmlns:mc="http://schemas.openxmlformats.org/markup-compatibility/2006" xmlns:aink="http://schemas.microsoft.com/office/drawing/2016/ink" xmlns:am3d="http://schemas.microsoft.com/office/drawing/2017/model3d" xmlns:o="urn:schemas-microsoft-com:office:office" xmlns:oel="http://schemas.microsoft.com/office/2019/extlst" xmlns:r="http://schemas.openxmlformats.org/officeDocument/2006/relationships" xmlns:m="http://schemas.openxmlformats.org/officeDocument/2006/math" xmlns:v="urn:schemas-microsoft-com:vml" xmlns:wp14="http://schemas.microsoft.com/office/word/2010/wordprocessingDrawing" xmlns:wp="http://schemas.openxmlformats.org/drawingml/2006/wordprocessingDrawing" xmlns:w10="urn:schemas-microsoft-com:office:word" xmlns:w="http://schemas.openxmlformats.org/wordprocessingml/2006/main" xmlns:w14="http://schemas.microsoft.com/office/word/2010/wordml" xmlns:w15="http://schemas.microsoft.com/office/word/2012/wordml" xmlns:w16cex="http://schemas.microsoft.com/office/word/2018/wordml/cex" xmlns:w16cid="http://schemas.microsoft.com/office/word/2016/wordml/cid" xmlns:w16="http://schemas.microsoft.com/office/word/2018/wordml" xmlns:w16sdtdh="http://schemas.microsoft.com/office/word/2020/wordml/sdtdatahash" xmlns:w16se="http://schemas.microsoft.com/office/word/2015/wordml/symex" xmlns:wpg="http://schemas.microsoft.com/office/word/2010/wordprocessingGroup" xmlns:wpi="http://schemas.microsoft.com/office/word/2010/wordprocessingInk" xmlns:wne="http://schemas.microsoft.com/office/word/2006/wordml" xmlns:wps="http://schemas.microsoft.com/office/word/2010/wordprocessingShape" mc:Ignorable="w14 w15 w16se w16cid w16 w16cex w16sdtdh wp14">
   <w:p>
     <w:pPr>
       <w:pStyle w:val="Kopfzeile"/>
@@ -20276,7 +20356,7 @@
 </file>
 
 <file path=word/header6.xml><?xml version="1.0" encoding="utf-8"?>
-<w:hdr xmlns:wpc="http://schemas.microsoft.com/office/word/2010/wordprocessingCanvas" xmlns:cx="http://schemas.microsoft.com/office/drawing/2014/chartex" xmlns:cx1="http://schemas.microsoft.com/office/drawing/2015/9/8/chartex" xmlns:cx2="http://schemas.microsoft.com/office/drawing/2015/10/21/chartex" xmlns:cx3="http://schemas.microsoft.com/office/drawing/2016/5/9/chartex" xmlns:cx4="http://schemas.microsoft.com/office/drawing/2016/5/10/chartex" xmlns:cx5="http://schemas.microsoft.com/office/drawing/2016/5/11/chartex" xmlns:cx6="http://schemas.microsoft.com/office/drawing/2016/5/12/chartex" xmlns:cx7="http://schemas.microsoft.com/office/drawing/2016/5/13/chartex" xmlns:cx8="http://schemas.microsoft.com/office/drawing/2016/5/14/chartex" xmlns:mc="http://schemas.openxmlformats.org/markup-compatibility/2006" xmlns:aink="http://schemas.microsoft.com/office/drawing/2016/ink" xmlns:am3d="http://schemas.microsoft.com/office/drawing/2017/model3d" xmlns:o="urn:schemas-microsoft-com:office:office" xmlns:r="http://schemas.openxmlformats.org/officeDocument/2006/relationships" xmlns:m="http://schemas.openxmlformats.org/officeDocument/2006/math" xmlns:v="urn:schemas-microsoft-com:vml" xmlns:wp14="http://schemas.microsoft.com/office/word/2010/wordprocessingDrawing" xmlns:wp="http://schemas.openxmlformats.org/drawingml/2006/wordprocessingDrawing" xmlns:w10="urn:schemas-microsoft-com:office:word" xmlns:w="http://schemas.openxmlformats.org/wordprocessingml/2006/main" xmlns:w14="http://schemas.microsoft.com/office/word/2010/wordml" xmlns:w15="http://schemas.microsoft.com/office/word/2012/wordml" xmlns:w16cex="http://schemas.microsoft.com/office/word/2018/wordml/cex" xmlns:w16cid="http://schemas.microsoft.com/office/word/2016/wordml/cid" xmlns:w16="http://schemas.microsoft.com/office/word/2018/wordml" xmlns:w16sdtdh="http://schemas.microsoft.com/office/word/2020/wordml/sdtdatahash" xmlns:w16se="http://schemas.microsoft.com/office/word/2015/wordml/symex" xmlns:wpg="http://schemas.microsoft.com/office/word/2010/wordprocessingGroup" xmlns:wpi="http://schemas.microsoft.com/office/word/2010/wordprocessingInk" xmlns:wne="http://schemas.microsoft.com/office/word/2006/wordml" xmlns:wps="http://schemas.microsoft.com/office/word/2010/wordprocessingShape" mc:Ignorable="w14 w15 w16se w16cid w16 w16cex w16sdtdh wp14">
+<w:hdr xmlns:wpc="http://schemas.microsoft.com/office/word/2010/wordprocessingCanvas" xmlns:cx="http://schemas.microsoft.com/office/drawing/2014/chartex" xmlns:cx1="http://schemas.microsoft.com/office/drawing/2015/9/8/chartex" xmlns:cx2="http://schemas.microsoft.com/office/drawing/2015/10/21/chartex" xmlns:cx3="http://schemas.microsoft.com/office/drawing/2016/5/9/chartex" xmlns:cx4="http://schemas.microsoft.com/office/drawing/2016/5/10/chartex" xmlns:cx5="http://schemas.microsoft.com/office/drawing/2016/5/11/chartex" xmlns:cx6="http://schemas.microsoft.com/office/drawing/2016/5/12/chartex" xmlns:cx7="http://schemas.microsoft.com/office/drawing/2016/5/13/chartex" xmlns:cx8="http://schemas.microsoft.com/office/drawing/2016/5/14/chartex" xmlns:mc="http://schemas.openxmlformats.org/markup-compatibility/2006" xmlns:aink="http://schemas.microsoft.com/office/drawing/2016/ink" xmlns:am3d="http://schemas.microsoft.com/office/drawing/2017/model3d" xmlns:o="urn:schemas-microsoft-com:office:office" xmlns:oel="http://schemas.microsoft.com/office/2019/extlst" xmlns:r="http://schemas.openxmlformats.org/officeDocument/2006/relationships" xmlns:m="http://schemas.openxmlformats.org/officeDocument/2006/math" xmlns:v="urn:schemas-microsoft-com:vml" xmlns:wp14="http://schemas.microsoft.com/office/word/2010/wordprocessingDrawing" xmlns:wp="http://schemas.openxmlformats.org/drawingml/2006/wordprocessingDrawing" xmlns:w10="urn:schemas-microsoft-com:office:word" xmlns:w="http://schemas.openxmlformats.org/wordprocessingml/2006/main" xmlns:w14="http://schemas.microsoft.com/office/word/2010/wordml" xmlns:w15="http://schemas.microsoft.com/office/word/2012/wordml" xmlns:w16cex="http://schemas.microsoft.com/office/word/2018/wordml/cex" xmlns:w16cid="http://schemas.microsoft.com/office/word/2016/wordml/cid" xmlns:w16="http://schemas.microsoft.com/office/word/2018/wordml" xmlns:w16sdtdh="http://schemas.microsoft.com/office/word/2020/wordml/sdtdatahash" xmlns:w16se="http://schemas.microsoft.com/office/word/2015/wordml/symex" xmlns:wpg="http://schemas.microsoft.com/office/word/2010/wordprocessingGroup" xmlns:wpi="http://schemas.microsoft.com/office/word/2010/wordprocessingInk" xmlns:wne="http://schemas.microsoft.com/office/word/2006/wordml" xmlns:wps="http://schemas.microsoft.com/office/word/2010/wordprocessingShape" mc:Ignorable="w14 w15 w16se w16cid w16 w16cex w16sdtdh wp14">
   <w:p>
     <w:pPr>
       <w:pStyle w:val="Kopfzeile"/>
@@ -20286,7 +20366,7 @@
 </file>
 
 <file path=word/header7.xml><?xml version="1.0" encoding="utf-8"?>
-<w:hdr xmlns:wpc="http://schemas.microsoft.com/office/word/2010/wordprocessingCanvas" xmlns:cx="http://schemas.microsoft.com/office/drawing/2014/chartex" xmlns:cx1="http://schemas.microsoft.com/office/drawing/2015/9/8/chartex" xmlns:cx2="http://schemas.microsoft.com/office/drawing/2015/10/21/chartex" xmlns:cx3="http://schemas.microsoft.com/office/drawing/2016/5/9/chartex" xmlns:cx4="http://schemas.microsoft.com/office/drawing/2016/5/10/chartex" xmlns:cx5="http://schemas.microsoft.com/office/drawing/2016/5/11/chartex" xmlns:cx6="http://schemas.microsoft.com/office/drawing/2016/5/12/chartex" xmlns:cx7="http://schemas.microsoft.com/office/drawing/2016/5/13/chartex" xmlns:cx8="http://schemas.microsoft.com/office/drawing/2016/5/14/chartex" xmlns:mc="http://schemas.openxmlformats.org/markup-compatibility/2006" xmlns:aink="http://schemas.microsoft.com/office/drawing/2016/ink" xmlns:am3d="http://schemas.microsoft.com/office/drawing/2017/model3d" xmlns:o="urn:schemas-microsoft-com:office:office" xmlns:r="http://schemas.openxmlformats.org/officeDocument/2006/relationships" xmlns:m="http://schemas.openxmlformats.org/officeDocument/2006/math" xmlns:v="urn:schemas-microsoft-com:vml" xmlns:wp14="http://schemas.microsoft.com/office/word/2010/wordprocessingDrawing" xmlns:wp="http://schemas.openxmlformats.org/drawingml/2006/wordprocessingDrawing" xmlns:w10="urn:schemas-microsoft-com:office:word" xmlns:w="http://schemas.openxmlformats.org/wordprocessingml/2006/main" xmlns:w14="http://schemas.microsoft.com/office/word/2010/wordml" xmlns:w15="http://schemas.microsoft.com/office/word/2012/wordml" xmlns:w16cex="http://schemas.microsoft.com/office/word/2018/wordml/cex" xmlns:w16cid="http://schemas.microsoft.com/office/word/2016/wordml/cid" xmlns:w16="http://schemas.microsoft.com/office/word/2018/wordml" xmlns:w16sdtdh="http://schemas.microsoft.com/office/word/2020/wordml/sdtdatahash" xmlns:w16se="http://schemas.microsoft.com/office/word/2015/wordml/symex" xmlns:wpg="http://schemas.microsoft.com/office/word/2010/wordprocessingGroup" xmlns:wpi="http://schemas.microsoft.com/office/word/2010/wordprocessingInk" xmlns:wne="http://schemas.microsoft.com/office/word/2006/wordml" xmlns:wps="http://schemas.microsoft.com/office/word/2010/wordprocessingShape" mc:Ignorable="w14 w15 w16se w16cid w16 w16cex w16sdtdh wp14">
+<w:hdr xmlns:wpc="http://schemas.microsoft.com/office/word/2010/wordprocessingCanvas" xmlns:cx="http://schemas.microsoft.com/office/drawing/2014/chartex" xmlns:cx1="http://schemas.microsoft.com/office/drawing/2015/9/8/chartex" xmlns:cx2="http://schemas.microsoft.com/office/drawing/2015/10/21/chartex" xmlns:cx3="http://schemas.microsoft.com/office/drawing/2016/5/9/chartex" xmlns:cx4="http://schemas.microsoft.com/office/drawing/2016/5/10/chartex" xmlns:cx5="http://schemas.microsoft.com/office/drawing/2016/5/11/chartex" xmlns:cx6="http://schemas.microsoft.com/office/drawing/2016/5/12/chartex" xmlns:cx7="http://schemas.microsoft.com/office/drawing/2016/5/13/chartex" xmlns:cx8="http://schemas.microsoft.com/office/drawing/2016/5/14/chartex" xmlns:mc="http://schemas.openxmlformats.org/markup-compatibility/2006" xmlns:aink="http://schemas.microsoft.com/office/drawing/2016/ink" xmlns:am3d="http://schemas.microsoft.com/office/drawing/2017/model3d" xmlns:o="urn:schemas-microsoft-com:office:office" xmlns:oel="http://schemas.microsoft.com/office/2019/extlst" xmlns:r="http://schemas.openxmlformats.org/officeDocument/2006/relationships" xmlns:m="http://schemas.openxmlformats.org/officeDocument/2006/math" xmlns:v="urn:schemas-microsoft-com:vml" xmlns:wp14="http://schemas.microsoft.com/office/word/2010/wordprocessingDrawing" xmlns:wp="http://schemas.openxmlformats.org/drawingml/2006/wordprocessingDrawing" xmlns:w10="urn:schemas-microsoft-com:office:word" xmlns:w="http://schemas.openxmlformats.org/wordprocessingml/2006/main" xmlns:w14="http://schemas.microsoft.com/office/word/2010/wordml" xmlns:w15="http://schemas.microsoft.com/office/word/2012/wordml" xmlns:w16cex="http://schemas.microsoft.com/office/word/2018/wordml/cex" xmlns:w16cid="http://schemas.microsoft.com/office/word/2016/wordml/cid" xmlns:w16="http://schemas.microsoft.com/office/word/2018/wordml" xmlns:w16sdtdh="http://schemas.microsoft.com/office/word/2020/wordml/sdtdatahash" xmlns:w16se="http://schemas.microsoft.com/office/word/2015/wordml/symex" xmlns:wpg="http://schemas.microsoft.com/office/word/2010/wordprocessingGroup" xmlns:wpi="http://schemas.microsoft.com/office/word/2010/wordprocessingInk" xmlns:wne="http://schemas.microsoft.com/office/word/2006/wordml" xmlns:wps="http://schemas.microsoft.com/office/word/2010/wordprocessingShape" mc:Ignorable="w14 w15 w16se w16cid w16 w16cex w16sdtdh wp14">
   <w:p>
     <w:pPr>
       <w:pStyle w:val="Kopfzeile"/>
@@ -20491,7 +20571,7 @@
 </file>
 
 <file path=word/header8.xml><?xml version="1.0" encoding="utf-8"?>
-<w:hdr xmlns:wpc="http://schemas.microsoft.com/office/word/2010/wordprocessingCanvas" xmlns:cx="http://schemas.microsoft.com/office/drawing/2014/chartex" xmlns:cx1="http://schemas.microsoft.com/office/drawing/2015/9/8/chartex" xmlns:cx2="http://schemas.microsoft.com/office/drawing/2015/10/21/chartex" xmlns:cx3="http://schemas.microsoft.com/office/drawing/2016/5/9/chartex" xmlns:cx4="http://schemas.microsoft.com/office/drawing/2016/5/10/chartex" xmlns:cx5="http://schemas.microsoft.com/office/drawing/2016/5/11/chartex" xmlns:cx6="http://schemas.microsoft.com/office/drawing/2016/5/12/chartex" xmlns:cx7="http://schemas.microsoft.com/office/drawing/2016/5/13/chartex" xmlns:cx8="http://schemas.microsoft.com/office/drawing/2016/5/14/chartex" xmlns:mc="http://schemas.openxmlformats.org/markup-compatibility/2006" xmlns:aink="http://schemas.microsoft.com/office/drawing/2016/ink" xmlns:am3d="http://schemas.microsoft.com/office/drawing/2017/model3d" xmlns:o="urn:schemas-microsoft-com:office:office" xmlns:r="http://schemas.openxmlformats.org/officeDocument/2006/relationships" xmlns:m="http://schemas.openxmlformats.org/officeDocument/2006/math" xmlns:v="urn:schemas-microsoft-com:vml" xmlns:wp14="http://schemas.microsoft.com/office/word/2010/wordprocessingDrawing" xmlns:wp="http://schemas.openxmlformats.org/drawingml/2006/wordprocessingDrawing" xmlns:w10="urn:schemas-microsoft-com:office:word" xmlns:w="http://schemas.openxmlformats.org/wordprocessingml/2006/main" xmlns:w14="http://schemas.microsoft.com/office/word/2010/wordml" xmlns:w15="http://schemas.microsoft.com/office/word/2012/wordml" xmlns:w16cex="http://schemas.microsoft.com/office/word/2018/wordml/cex" xmlns:w16cid="http://schemas.microsoft.com/office/word/2016/wordml/cid" xmlns:w16="http://schemas.microsoft.com/office/word/2018/wordml" xmlns:w16sdtdh="http://schemas.microsoft.com/office/word/2020/wordml/sdtdatahash" xmlns:w16se="http://schemas.microsoft.com/office/word/2015/wordml/symex" xmlns:wpg="http://schemas.microsoft.com/office/word/2010/wordprocessingGroup" xmlns:wpi="http://schemas.microsoft.com/office/word/2010/wordprocessingInk" xmlns:wne="http://schemas.microsoft.com/office/word/2006/wordml" xmlns:wps="http://schemas.microsoft.com/office/word/2010/wordprocessingShape" mc:Ignorable="w14 w15 w16se w16cid w16 w16cex w16sdtdh wp14">
+<w:hdr xmlns:wpc="http://schemas.microsoft.com/office/word/2010/wordprocessingCanvas" xmlns:cx="http://schemas.microsoft.com/office/drawing/2014/chartex" xmlns:cx1="http://schemas.microsoft.com/office/drawing/2015/9/8/chartex" xmlns:cx2="http://schemas.microsoft.com/office/drawing/2015/10/21/chartex" xmlns:cx3="http://schemas.microsoft.com/office/drawing/2016/5/9/chartex" xmlns:cx4="http://schemas.microsoft.com/office/drawing/2016/5/10/chartex" xmlns:cx5="http://schemas.microsoft.com/office/drawing/2016/5/11/chartex" xmlns:cx6="http://schemas.microsoft.com/office/drawing/2016/5/12/chartex" xmlns:cx7="http://schemas.microsoft.com/office/drawing/2016/5/13/chartex" xmlns:cx8="http://schemas.microsoft.com/office/drawing/2016/5/14/chartex" xmlns:mc="http://schemas.openxmlformats.org/markup-compatibility/2006" xmlns:aink="http://schemas.microsoft.com/office/drawing/2016/ink" xmlns:am3d="http://schemas.microsoft.com/office/drawing/2017/model3d" xmlns:o="urn:schemas-microsoft-com:office:office" xmlns:oel="http://schemas.microsoft.com/office/2019/extlst" xmlns:r="http://schemas.openxmlformats.org/officeDocument/2006/relationships" xmlns:m="http://schemas.openxmlformats.org/officeDocument/2006/math" xmlns:v="urn:schemas-microsoft-com:vml" xmlns:wp14="http://schemas.microsoft.com/office/word/2010/wordprocessingDrawing" xmlns:wp="http://schemas.openxmlformats.org/drawingml/2006/wordprocessingDrawing" xmlns:w10="urn:schemas-microsoft-com:office:word" xmlns:w="http://schemas.openxmlformats.org/wordprocessingml/2006/main" xmlns:w14="http://schemas.microsoft.com/office/word/2010/wordml" xmlns:w15="http://schemas.microsoft.com/office/word/2012/wordml" xmlns:w16cex="http://schemas.microsoft.com/office/word/2018/wordml/cex" xmlns:w16cid="http://schemas.microsoft.com/office/word/2016/wordml/cid" xmlns:w16="http://schemas.microsoft.com/office/word/2018/wordml" xmlns:w16sdtdh="http://schemas.microsoft.com/office/word/2020/wordml/sdtdatahash" xmlns:w16se="http://schemas.microsoft.com/office/word/2015/wordml/symex" xmlns:wpg="http://schemas.microsoft.com/office/word/2010/wordprocessingGroup" xmlns:wpi="http://schemas.microsoft.com/office/word/2010/wordprocessingInk" xmlns:wne="http://schemas.microsoft.com/office/word/2006/wordml" xmlns:wps="http://schemas.microsoft.com/office/word/2010/wordprocessingShape" mc:Ignorable="w14 w15 w16se w16cid w16 w16cex w16sdtdh wp14">
   <w:p>
     <w:pPr>
       <w:pStyle w:val="Kopfzeile"/>
@@ -20654,7 +20734,7 @@
 </file>
 
 <file path=word/header9.xml><?xml version="1.0" encoding="utf-8"?>
-<w:hdr xmlns:wpc="http://schemas.microsoft.com/office/word/2010/wordprocessingCanvas" xmlns:cx="http://schemas.microsoft.com/office/drawing/2014/chartex" xmlns:cx1="http://schemas.microsoft.com/office/drawing/2015/9/8/chartex" xmlns:cx2="http://schemas.microsoft.com/office/drawing/2015/10/21/chartex" xmlns:cx3="http://schemas.microsoft.com/office/drawing/2016/5/9/chartex" xmlns:cx4="http://schemas.microsoft.com/office/drawing/2016/5/10/chartex" xmlns:cx5="http://schemas.microsoft.com/office/drawing/2016/5/11/chartex" xmlns:cx6="http://schemas.microsoft.com/office/drawing/2016/5/12/chartex" xmlns:cx7="http://schemas.microsoft.com/office/drawing/2016/5/13/chartex" xmlns:cx8="http://schemas.microsoft.com/office/drawing/2016/5/14/chartex" xmlns:mc="http://schemas.openxmlformats.org/markup-compatibility/2006" xmlns:aink="http://schemas.microsoft.com/office/drawing/2016/ink" xmlns:am3d="http://schemas.microsoft.com/office/drawing/2017/model3d" xmlns:o="urn:schemas-microsoft-com:office:office" xmlns:r="http://schemas.openxmlformats.org/officeDocument/2006/relationships" xmlns:m="http://schemas.openxmlformats.org/officeDocument/2006/math" xmlns:v="urn:schemas-microsoft-com:vml" xmlns:wp14="http://schemas.microsoft.com/office/word/2010/wordprocessingDrawing" xmlns:wp="http://schemas.openxmlformats.org/drawingml/2006/wordprocessingDrawing" xmlns:w10="urn:schemas-microsoft-com:office:word" xmlns:w="http://schemas.openxmlformats.org/wordprocessingml/2006/main" xmlns:w14="http://schemas.microsoft.com/office/word/2010/wordml" xmlns:w15="http://schemas.microsoft.com/office/word/2012/wordml" xmlns:w16cex="http://schemas.microsoft.com/office/word/2018/wordml/cex" xmlns:w16cid="http://schemas.microsoft.com/office/word/2016/wordml/cid" xmlns:w16="http://schemas.microsoft.com/office/word/2018/wordml" xmlns:w16sdtdh="http://schemas.microsoft.com/office/word/2020/wordml/sdtdatahash" xmlns:w16se="http://schemas.microsoft.com/office/word/2015/wordml/symex" xmlns:wpg="http://schemas.microsoft.com/office/word/2010/wordprocessingGroup" xmlns:wpi="http://schemas.microsoft.com/office/word/2010/wordprocessingInk" xmlns:wne="http://schemas.microsoft.com/office/word/2006/wordml" xmlns:wps="http://schemas.microsoft.com/office/word/2010/wordprocessingShape" mc:Ignorable="w14 w15 w16se w16cid w16 w16cex w16sdtdh wp14">
+<w:hdr xmlns:wpc="http://schemas.microsoft.com/office/word/2010/wordprocessingCanvas" xmlns:cx="http://schemas.microsoft.com/office/drawing/2014/chartex" xmlns:cx1="http://schemas.microsoft.com/office/drawing/2015/9/8/chartex" xmlns:cx2="http://schemas.microsoft.com/office/drawing/2015/10/21/chartex" xmlns:cx3="http://schemas.microsoft.com/office/drawing/2016/5/9/chartex" xmlns:cx4="http://schemas.microsoft.com/office/drawing/2016/5/10/chartex" xmlns:cx5="http://schemas.microsoft.com/office/drawing/2016/5/11/chartex" xmlns:cx6="http://schemas.microsoft.com/office/drawing/2016/5/12/chartex" xmlns:cx7="http://schemas.microsoft.com/office/drawing/2016/5/13/chartex" xmlns:cx8="http://schemas.microsoft.com/office/drawing/2016/5/14/chartex" xmlns:mc="http://schemas.openxmlformats.org/markup-compatibility/2006" xmlns:aink="http://schemas.microsoft.com/office/drawing/2016/ink" xmlns:am3d="http://schemas.microsoft.com/office/drawing/2017/model3d" xmlns:o="urn:schemas-microsoft-com:office:office" xmlns:oel="http://schemas.microsoft.com/office/2019/extlst" xmlns:r="http://schemas.openxmlformats.org/officeDocument/2006/relationships" xmlns:m="http://schemas.openxmlformats.org/officeDocument/2006/math" xmlns:v="urn:schemas-microsoft-com:vml" xmlns:wp14="http://schemas.microsoft.com/office/word/2010/wordprocessingDrawing" xmlns:wp="http://schemas.openxmlformats.org/drawingml/2006/wordprocessingDrawing" xmlns:w10="urn:schemas-microsoft-com:office:word" xmlns:w="http://schemas.openxmlformats.org/wordprocessingml/2006/main" xmlns:w14="http://schemas.microsoft.com/office/word/2010/wordml" xmlns:w15="http://schemas.microsoft.com/office/word/2012/wordml" xmlns:w16cex="http://schemas.microsoft.com/office/word/2018/wordml/cex" xmlns:w16cid="http://schemas.microsoft.com/office/word/2016/wordml/cid" xmlns:w16="http://schemas.microsoft.com/office/word/2018/wordml" xmlns:w16sdtdh="http://schemas.microsoft.com/office/word/2020/wordml/sdtdatahash" xmlns:w16se="http://schemas.microsoft.com/office/word/2015/wordml/symex" xmlns:wpg="http://schemas.microsoft.com/office/word/2010/wordprocessingGroup" xmlns:wpi="http://schemas.microsoft.com/office/word/2010/wordprocessingInk" xmlns:wne="http://schemas.microsoft.com/office/word/2006/wordml" xmlns:wps="http://schemas.microsoft.com/office/word/2010/wordprocessingShape" mc:Ignorable="w14 w15 w16se w16cid w16 w16cex w16sdtdh wp14">
   <w:p>
     <w:pPr>
       <w:pStyle w:val="Kopfzeile"/>
@@ -20664,7 +20744,7 @@
 </file>
 
 <file path=word/numbering.xml><?xml version="1.0" encoding="utf-8"?>
-<w:numbering xmlns:wpc="http://schemas.microsoft.com/office/word/2010/wordprocessingCanvas" xmlns:cx="http://schemas.microsoft.com/office/drawing/2014/chartex" xmlns:cx1="http://schemas.microsoft.com/office/drawing/2015/9/8/chartex" xmlns:cx2="http://schemas.microsoft.com/office/drawing/2015/10/21/chartex" xmlns:cx3="http://schemas.microsoft.com/office/drawing/2016/5/9/chartex" xmlns:cx4="http://schemas.microsoft.com/office/drawing/2016/5/10/chartex" xmlns:cx5="http://schemas.microsoft.com/office/drawing/2016/5/11/chartex" xmlns:cx6="http://schemas.microsoft.com/office/drawing/2016/5/12/chartex" xmlns:cx7="http://schemas.microsoft.com/office/drawing/2016/5/13/chartex" xmlns:cx8="http://schemas.microsoft.com/office/drawing/2016/5/14/chartex" xmlns:mc="http://schemas.openxmlformats.org/markup-compatibility/2006" xmlns:aink="http://schemas.microsoft.com/office/drawing/2016/ink" xmlns:am3d="http://schemas.microsoft.com/office/drawing/2017/model3d" xmlns:o="urn:schemas-microsoft-com:office:office" xmlns:r="http://schemas.openxmlformats.org/officeDocument/2006/relationships" xmlns:m="http://schemas.openxmlformats.org/officeDocument/2006/math" xmlns:v="urn:schemas-microsoft-com:vml" xmlns:wp14="http://schemas.microsoft.com/office/word/2010/wordprocessingDrawing" xmlns:wp="http://schemas.openxmlformats.org/drawingml/2006/wordprocessingDrawing" xmlns:w10="urn:schemas-microsoft-com:office:word" xmlns:w="http://schemas.openxmlformats.org/wordprocessingml/2006/main" xmlns:w14="http://schemas.microsoft.com/office/word/2010/wordml" xmlns:w15="http://schemas.microsoft.com/office/word/2012/wordml" xmlns:w16cex="http://schemas.microsoft.com/office/word/2018/wordml/cex" xmlns:w16cid="http://schemas.microsoft.com/office/word/2016/wordml/cid" xmlns:w16="http://schemas.microsoft.com/office/word/2018/wordml" xmlns:w16sdtdh="http://schemas.microsoft.com/office/word/2020/wordml/sdtdatahash" xmlns:w16se="http://schemas.microsoft.com/office/word/2015/wordml/symex" xmlns:wpg="http://schemas.microsoft.com/office/word/2010/wordprocessingGroup" xmlns:wpi="http://schemas.microsoft.com/office/word/2010/wordprocessingInk" xmlns:wne="http://schemas.microsoft.com/office/word/2006/wordml" xmlns:wps="http://schemas.microsoft.com/office/word/2010/wordprocessingShape" mc:Ignorable="w14 w15 w16se w16cid w16 w16cex w16sdtdh wp14">
+<w:numbering xmlns:wpc="http://schemas.microsoft.com/office/word/2010/wordprocessingCanvas" xmlns:cx="http://schemas.microsoft.com/office/drawing/2014/chartex" xmlns:cx1="http://schemas.microsoft.com/office/drawing/2015/9/8/chartex" xmlns:cx2="http://schemas.microsoft.com/office/drawing/2015/10/21/chartex" xmlns:cx3="http://schemas.microsoft.com/office/drawing/2016/5/9/chartex" xmlns:cx4="http://schemas.microsoft.com/office/drawing/2016/5/10/chartex" xmlns:cx5="http://schemas.microsoft.com/office/drawing/2016/5/11/chartex" xmlns:cx6="http://schemas.microsoft.com/office/drawing/2016/5/12/chartex" xmlns:cx7="http://schemas.microsoft.com/office/drawing/2016/5/13/chartex" xmlns:cx8="http://schemas.microsoft.com/office/drawing/2016/5/14/chartex" xmlns:mc="http://schemas.openxmlformats.org/markup-compatibility/2006" xmlns:aink="http://schemas.microsoft.com/office/drawing/2016/ink" xmlns:am3d="http://schemas.microsoft.com/office/drawing/2017/model3d" xmlns:o="urn:schemas-microsoft-com:office:office" xmlns:oel="http://schemas.microsoft.com/office/2019/extlst" xmlns:r="http://schemas.openxmlformats.org/officeDocument/2006/relationships" xmlns:m="http://schemas.openxmlformats.org/officeDocument/2006/math" xmlns:v="urn:schemas-microsoft-com:vml" xmlns:wp14="http://schemas.microsoft.com/office/word/2010/wordprocessingDrawing" xmlns:wp="http://schemas.openxmlformats.org/drawingml/2006/wordprocessingDrawing" xmlns:w10="urn:schemas-microsoft-com:office:word" xmlns:w="http://schemas.openxmlformats.org/wordprocessingml/2006/main" xmlns:w14="http://schemas.microsoft.com/office/word/2010/wordml" xmlns:w15="http://schemas.microsoft.com/office/word/2012/wordml" xmlns:w16cex="http://schemas.microsoft.com/office/word/2018/wordml/cex" xmlns:w16cid="http://schemas.microsoft.com/office/word/2016/wordml/cid" xmlns:w16="http://schemas.microsoft.com/office/word/2018/wordml" xmlns:w16sdtdh="http://schemas.microsoft.com/office/word/2020/wordml/sdtdatahash" xmlns:w16se="http://schemas.microsoft.com/office/word/2015/wordml/symex" xmlns:wpg="http://schemas.microsoft.com/office/word/2010/wordprocessingGroup" xmlns:wpi="http://schemas.microsoft.com/office/word/2010/wordprocessingInk" xmlns:wne="http://schemas.microsoft.com/office/word/2006/wordml" xmlns:wps="http://schemas.microsoft.com/office/word/2010/wordprocessingShape" mc:Ignorable="w14 w15 w16se w16cid w16 w16cex w16sdtdh wp14">
   <w:abstractNum w:abstractNumId="0" w15:restartNumberingAfterBreak="0">
     <w:nsid w:val="009D3093"/>
     <w:multiLevelType w:val="hybridMultilevel"/>
@@ -25791,151 +25871,151 @@
       </w:rPr>
     </w:lvl>
   </w:abstractNum>
-  <w:num w:numId="1">
+  <w:num w:numId="1" w16cid:durableId="1672027475">
     <w:abstractNumId w:val="39"/>
   </w:num>
-  <w:num w:numId="2">
+  <w:num w:numId="2" w16cid:durableId="1337534786">
     <w:abstractNumId w:val="32"/>
   </w:num>
-  <w:num w:numId="3">
+  <w:num w:numId="3" w16cid:durableId="478615182">
     <w:abstractNumId w:val="2"/>
   </w:num>
-  <w:num w:numId="4">
+  <w:num w:numId="4" w16cid:durableId="513884171">
     <w:abstractNumId w:val="28"/>
   </w:num>
-  <w:num w:numId="5">
+  <w:num w:numId="5" w16cid:durableId="2068793737">
     <w:abstractNumId w:val="40"/>
   </w:num>
-  <w:num w:numId="6">
+  <w:num w:numId="6" w16cid:durableId="338584214">
     <w:abstractNumId w:val="13"/>
   </w:num>
-  <w:num w:numId="7">
+  <w:num w:numId="7" w16cid:durableId="1805392910">
     <w:abstractNumId w:val="41"/>
   </w:num>
-  <w:num w:numId="8">
+  <w:num w:numId="8" w16cid:durableId="191920510">
     <w:abstractNumId w:val="14"/>
   </w:num>
-  <w:num w:numId="9">
+  <w:num w:numId="9" w16cid:durableId="1464079294">
     <w:abstractNumId w:val="10"/>
   </w:num>
-  <w:num w:numId="10">
+  <w:num w:numId="10" w16cid:durableId="1636132332">
     <w:abstractNumId w:val="45"/>
   </w:num>
-  <w:num w:numId="11">
+  <w:num w:numId="11" w16cid:durableId="1014498097">
     <w:abstractNumId w:val="6"/>
   </w:num>
-  <w:num w:numId="12">
+  <w:num w:numId="12" w16cid:durableId="1157920358">
     <w:abstractNumId w:val="35"/>
   </w:num>
-  <w:num w:numId="13">
+  <w:num w:numId="13" w16cid:durableId="1948388203">
     <w:abstractNumId w:val="43"/>
   </w:num>
-  <w:num w:numId="14">
+  <w:num w:numId="14" w16cid:durableId="1372609201">
     <w:abstractNumId w:val="29"/>
   </w:num>
-  <w:num w:numId="15">
+  <w:num w:numId="15" w16cid:durableId="1456291112">
     <w:abstractNumId w:val="18"/>
   </w:num>
-  <w:num w:numId="16">
+  <w:num w:numId="16" w16cid:durableId="1471095792">
     <w:abstractNumId w:val="22"/>
   </w:num>
-  <w:num w:numId="17">
+  <w:num w:numId="17" w16cid:durableId="1422990845">
     <w:abstractNumId w:val="44"/>
   </w:num>
-  <w:num w:numId="18">
+  <w:num w:numId="18" w16cid:durableId="1381630184">
     <w:abstractNumId w:val="15"/>
   </w:num>
-  <w:num w:numId="19">
+  <w:num w:numId="19" w16cid:durableId="41559502">
     <w:abstractNumId w:val="0"/>
   </w:num>
-  <w:num w:numId="20">
+  <w:num w:numId="20" w16cid:durableId="1655253119">
     <w:abstractNumId w:val="23"/>
   </w:num>
-  <w:num w:numId="21">
+  <w:num w:numId="21" w16cid:durableId="506797519">
     <w:abstractNumId w:val="2"/>
   </w:num>
-  <w:num w:numId="22">
+  <w:num w:numId="22" w16cid:durableId="1072584879">
     <w:abstractNumId w:val="5"/>
   </w:num>
-  <w:num w:numId="23">
+  <w:num w:numId="23" w16cid:durableId="1752266266">
     <w:abstractNumId w:val="1"/>
   </w:num>
-  <w:num w:numId="24">
+  <w:num w:numId="24" w16cid:durableId="1756320299">
     <w:abstractNumId w:val="33"/>
   </w:num>
-  <w:num w:numId="25">
+  <w:num w:numId="25" w16cid:durableId="439959977">
     <w:abstractNumId w:val="24"/>
   </w:num>
-  <w:num w:numId="26">
+  <w:num w:numId="26" w16cid:durableId="1451506815">
     <w:abstractNumId w:val="9"/>
   </w:num>
-  <w:num w:numId="27">
+  <w:num w:numId="27" w16cid:durableId="900095024">
     <w:abstractNumId w:val="38"/>
   </w:num>
-  <w:num w:numId="28">
+  <w:num w:numId="28" w16cid:durableId="1628317257">
     <w:abstractNumId w:val="34"/>
   </w:num>
-  <w:num w:numId="29">
+  <w:num w:numId="29" w16cid:durableId="533929430">
     <w:abstractNumId w:val="4"/>
   </w:num>
-  <w:num w:numId="30">
+  <w:num w:numId="30" w16cid:durableId="415788293">
     <w:abstractNumId w:val="27"/>
   </w:num>
-  <w:num w:numId="31">
+  <w:num w:numId="31" w16cid:durableId="1167092159">
     <w:abstractNumId w:val="3"/>
   </w:num>
-  <w:num w:numId="32">
+  <w:num w:numId="32" w16cid:durableId="125633678">
     <w:abstractNumId w:val="17"/>
   </w:num>
-  <w:num w:numId="33">
+  <w:num w:numId="33" w16cid:durableId="840314975">
     <w:abstractNumId w:val="12"/>
   </w:num>
-  <w:num w:numId="34">
+  <w:num w:numId="34" w16cid:durableId="1039158898">
     <w:abstractNumId w:val="36"/>
   </w:num>
-  <w:num w:numId="35">
+  <w:num w:numId="35" w16cid:durableId="1807039338">
     <w:abstractNumId w:val="37"/>
   </w:num>
-  <w:num w:numId="36">
+  <w:num w:numId="36" w16cid:durableId="1296567837">
     <w:abstractNumId w:val="42"/>
   </w:num>
-  <w:num w:numId="37">
+  <w:num w:numId="37" w16cid:durableId="322513506">
     <w:abstractNumId w:val="25"/>
   </w:num>
-  <w:num w:numId="38">
+  <w:num w:numId="38" w16cid:durableId="1409110292">
     <w:abstractNumId w:val="8"/>
   </w:num>
-  <w:num w:numId="39">
+  <w:num w:numId="39" w16cid:durableId="140579360">
     <w:abstractNumId w:val="16"/>
   </w:num>
-  <w:num w:numId="40">
+  <w:num w:numId="40" w16cid:durableId="333800839">
     <w:abstractNumId w:val="30"/>
   </w:num>
-  <w:num w:numId="41">
+  <w:num w:numId="41" w16cid:durableId="1505825129">
     <w:abstractNumId w:val="31"/>
   </w:num>
-  <w:num w:numId="42">
+  <w:num w:numId="42" w16cid:durableId="352608419">
     <w:abstractNumId w:val="20"/>
   </w:num>
-  <w:num w:numId="43">
+  <w:num w:numId="43" w16cid:durableId="1504736786">
     <w:abstractNumId w:val="19"/>
   </w:num>
-  <w:num w:numId="44">
+  <w:num w:numId="44" w16cid:durableId="2082212432">
     <w:abstractNumId w:val="7"/>
   </w:num>
-  <w:num w:numId="45">
+  <w:num w:numId="45" w16cid:durableId="164441199">
     <w:abstractNumId w:val="26"/>
   </w:num>
-  <w:num w:numId="46">
+  <w:num w:numId="46" w16cid:durableId="309791916">
     <w:abstractNumId w:val="21"/>
   </w:num>
-  <w:num w:numId="47">
+  <w:num w:numId="47" w16cid:durableId="931206504">
     <w:abstractNumId w:val="11"/>
   </w:num>
-  <w:num w:numId="48">
+  <w:num w:numId="48" w16cid:durableId="824972939">
     <w:abstractNumId w:val="4"/>
   </w:num>
-  <w:num w:numId="49">
+  <w:num w:numId="49" w16cid:durableId="434985351">
     <w:abstractNumId w:val="33"/>
     <w:lvlOverride w:ilvl="0">
       <w:startOverride w:val="1"/>
@@ -25967,6 +26047,14 @@
   </w:num>
   <w:numIdMacAtCleanup w:val="20"/>
 </w:numbering>
+</file>
+
+<file path=word/people.xml><?xml version="1.0" encoding="utf-8"?>
+<w15:people xmlns:wpc="http://schemas.microsoft.com/office/word/2010/wordprocessingCanvas" xmlns:cx="http://schemas.microsoft.com/office/drawing/2014/chartex" xmlns:cx1="http://schemas.microsoft.com/office/drawing/2015/9/8/chartex" xmlns:cx2="http://schemas.microsoft.com/office/drawing/2015/10/21/chartex" xmlns:cx3="http://schemas.microsoft.com/office/drawing/2016/5/9/chartex" xmlns:cx4="http://schemas.microsoft.com/office/drawing/2016/5/10/chartex" xmlns:cx5="http://schemas.microsoft.com/office/drawing/2016/5/11/chartex" xmlns:cx6="http://schemas.microsoft.com/office/drawing/2016/5/12/chartex" xmlns:cx7="http://schemas.microsoft.com/office/drawing/2016/5/13/chartex" xmlns:cx8="http://schemas.microsoft.com/office/drawing/2016/5/14/chartex" xmlns:mc="http://schemas.openxmlformats.org/markup-compatibility/2006" xmlns:aink="http://schemas.microsoft.com/office/drawing/2016/ink" xmlns:am3d="http://schemas.microsoft.com/office/drawing/2017/model3d" xmlns:o="urn:schemas-microsoft-com:office:office" xmlns:oel="http://schemas.microsoft.com/office/2019/extlst" xmlns:r="http://schemas.openxmlformats.org/officeDocument/2006/relationships" xmlns:m="http://schemas.openxmlformats.org/officeDocument/2006/math" xmlns:v="urn:schemas-microsoft-com:vml" xmlns:wp14="http://schemas.microsoft.com/office/word/2010/wordprocessingDrawing" xmlns:wp="http://schemas.openxmlformats.org/drawingml/2006/wordprocessingDrawing" xmlns:w10="urn:schemas-microsoft-com:office:word" xmlns:w="http://schemas.openxmlformats.org/wordprocessingml/2006/main" xmlns:w14="http://schemas.microsoft.com/office/word/2010/wordml" xmlns:w15="http://schemas.microsoft.com/office/word/2012/wordml" xmlns:w16cex="http://schemas.microsoft.com/office/word/2018/wordml/cex" xmlns:w16cid="http://schemas.microsoft.com/office/word/2016/wordml/cid" xmlns:w16="http://schemas.microsoft.com/office/word/2018/wordml" xmlns:w16sdtdh="http://schemas.microsoft.com/office/word/2020/wordml/sdtdatahash" xmlns:w16se="http://schemas.microsoft.com/office/word/2015/wordml/symex" xmlns:wpg="http://schemas.microsoft.com/office/word/2010/wordprocessingGroup" xmlns:wpi="http://schemas.microsoft.com/office/word/2010/wordprocessingInk" xmlns:wne="http://schemas.microsoft.com/office/word/2006/wordml" xmlns:wps="http://schemas.microsoft.com/office/word/2010/wordprocessingShape" mc:Ignorable="w14 w15 w16se w16cid w16 w16cex w16sdtdh wp14">
+  <w15:person w15:author="Imke Endjer">
+    <w15:presenceInfo w15:providerId="AD" w15:userId="S::imke.endjer@uni-oldenburg.de::1afa6594-d4a8-48a2-b73b-6dd640e31d31"/>
+  </w15:person>
+</w15:people>
 </file>
 
 <file path=word/styles.xml><?xml version="1.0" encoding="utf-8"?>
@@ -39417,6 +39505,21 @@
       <w:u w:val="single"/>
     </w:rPr>
   </w:style>
+  <w:style w:type="paragraph" w:styleId="berarbeitung">
+    <w:name w:val="Revision"/>
+    <w:hidden/>
+    <w:uiPriority w:val="99"/>
+    <w:semiHidden/>
+    <w:rsid w:val="00A0287E"/>
+    <w:pPr>
+      <w:spacing w:after="0" w:line="240" w:lineRule="auto"/>
+    </w:pPr>
+    <w:rPr>
+      <w:bCs/>
+      <w:sz w:val="21"/>
+      <w:lang w:eastAsia="de-DE"/>
+    </w:rPr>
+  </w:style>
 </w:styles>
 </file>
 
